--- a/插件详细手册/0.问题解答集合（FAQ）/基本问题索引.docx
+++ b/插件详细手册/0.问题解答集合（FAQ）/基本问题索引.docx
@@ -172,8 +172,9 @@
           <w:kern w:val="0"/>
           <w:sz w:val="22"/>
         </w:rPr>
-        <w:t>插件信息查看器</w:t>
-      </w:r>
+        <w:t>插件信息</w:t>
+      </w:r>
+      <w:proofErr w:type="gramStart"/>
       <w:r>
         <w:rPr>
           <w:rFonts w:ascii="Tahoma" w:eastAsia="微软雅黑" w:hAnsi="Tahoma" w:hint="eastAsia"/>
@@ -181,6 +182,16 @@
           <w:kern w:val="0"/>
           <w:sz w:val="22"/>
         </w:rPr>
+        <w:t>查看器</w:t>
+      </w:r>
+      <w:proofErr w:type="gramEnd"/>
+      <w:r>
+        <w:rPr>
+          <w:rFonts w:ascii="Tahoma" w:eastAsia="微软雅黑" w:hAnsi="Tahoma" w:hint="eastAsia"/>
+          <w:color w:val="0070C0"/>
+          <w:kern w:val="0"/>
+          <w:sz w:val="22"/>
+        </w:rPr>
         <w:t xml:space="preserve"> </w:t>
       </w:r>
       <w:r>
@@ -283,8 +294,19 @@
           <w:kern w:val="0"/>
           <w:sz w:val="22"/>
         </w:rPr>
-        <w:t>插件效果图速览</w:t>
-      </w:r>
+        <w:t>插件效果图速</w:t>
+      </w:r>
+      <w:proofErr w:type="gramStart"/>
+      <w:r>
+        <w:rPr>
+          <w:rFonts w:ascii="Tahoma" w:eastAsia="微软雅黑" w:hAnsi="Tahoma"/>
+          <w:color w:val="0070C0"/>
+          <w:kern w:val="0"/>
+          <w:sz w:val="22"/>
+        </w:rPr>
+        <w:t>览</w:t>
+      </w:r>
+      <w:proofErr w:type="gramEnd"/>
       <w:r>
         <w:rPr>
           <w:rFonts w:ascii="Tahoma" w:eastAsia="微软雅黑" w:hAnsi="Tahoma"/>
@@ -3715,13 +3737,23 @@
           <w:sz w:val="22"/>
         </w:rPr>
       </w:pPr>
-      <w:r>
-        <w:rPr>
-          <w:rFonts w:ascii="Tahoma" w:eastAsia="微软雅黑" w:hAnsi="Tahoma" w:hint="eastAsia"/>
-          <w:kern w:val="0"/>
-          <w:sz w:val="22"/>
-        </w:rPr>
-        <w:t>萌新普遍会在群里问这类问题，</w:t>
+      <w:proofErr w:type="gramStart"/>
+      <w:r>
+        <w:rPr>
+          <w:rFonts w:ascii="Tahoma" w:eastAsia="微软雅黑" w:hAnsi="Tahoma" w:hint="eastAsia"/>
+          <w:kern w:val="0"/>
+          <w:sz w:val="22"/>
+        </w:rPr>
+        <w:t>萌新普遍</w:t>
+      </w:r>
+      <w:proofErr w:type="gramEnd"/>
+      <w:r>
+        <w:rPr>
+          <w:rFonts w:ascii="Tahoma" w:eastAsia="微软雅黑" w:hAnsi="Tahoma" w:hint="eastAsia"/>
+          <w:kern w:val="0"/>
+          <w:sz w:val="22"/>
+        </w:rPr>
+        <w:t>会在群里问这类问题，</w:t>
       </w:r>
     </w:p>
     <w:p>
@@ -4181,6 +4213,7 @@
               </w:rPr>
               <w:t>然而，就是这种显而易见原理，居然</w:t>
             </w:r>
+            <w:proofErr w:type="gramStart"/>
             <w:r>
               <w:rPr>
                 <w:rFonts w:ascii="Tahoma" w:eastAsia="微软雅黑" w:hAnsi="Tahoma" w:hint="eastAsia"/>
@@ -4203,7 +4236,16 @@
                 <w:kern w:val="0"/>
                 <w:sz w:val="22"/>
               </w:rPr>
-              <w:t>上来就</w:t>
+              <w:t>上来</w:t>
+            </w:r>
+            <w:proofErr w:type="gramEnd"/>
+            <w:r>
+              <w:rPr>
+                <w:rFonts w:ascii="Tahoma" w:eastAsia="微软雅黑" w:hAnsi="Tahoma" w:hint="eastAsia"/>
+                <w:kern w:val="0"/>
+                <w:sz w:val="22"/>
+              </w:rPr>
+              <w:t>就</w:t>
             </w:r>
             <w:r>
               <w:rPr>
@@ -4348,7 +4390,27 @@
                 <w:kern w:val="0"/>
                 <w:sz w:val="22"/>
               </w:rPr>
-              <w:t>比较头疼的是这些萌新可能会抬杠，</w:t>
+              <w:t>比较头疼的是</w:t>
+            </w:r>
+            <w:proofErr w:type="gramStart"/>
+            <w:r>
+              <w:rPr>
+                <w:rFonts w:ascii="Tahoma" w:eastAsia="微软雅黑" w:hAnsi="Tahoma" w:hint="eastAsia"/>
+                <w:color w:val="A6A6A6" w:themeColor="background1" w:themeShade="A6"/>
+                <w:kern w:val="0"/>
+                <w:sz w:val="22"/>
+              </w:rPr>
+              <w:t>这些萌新可能</w:t>
+            </w:r>
+            <w:proofErr w:type="gramEnd"/>
+            <w:r>
+              <w:rPr>
+                <w:rFonts w:ascii="Tahoma" w:eastAsia="微软雅黑" w:hAnsi="Tahoma" w:hint="eastAsia"/>
+                <w:color w:val="A6A6A6" w:themeColor="background1" w:themeShade="A6"/>
+                <w:kern w:val="0"/>
+                <w:sz w:val="22"/>
+              </w:rPr>
+              <w:t>会抬杠，</w:t>
             </w:r>
           </w:p>
           <w:p>
@@ -4492,7 +4554,25 @@
                 <w:kern w:val="0"/>
                 <w:sz w:val="22"/>
               </w:rPr>
-              <w:t>每个插件，就相当于各种款式各种形状的纸、笔刷和颜料。</w:t>
+              <w:t>每个插件，就相当于各种款式各种形状的纸、</w:t>
+            </w:r>
+            <w:proofErr w:type="gramStart"/>
+            <w:r>
+              <w:rPr>
+                <w:rFonts w:ascii="Tahoma" w:eastAsia="微软雅黑" w:hAnsi="Tahoma" w:hint="eastAsia"/>
+                <w:kern w:val="0"/>
+                <w:sz w:val="22"/>
+              </w:rPr>
+              <w:t>笔刷和</w:t>
+            </w:r>
+            <w:proofErr w:type="gramEnd"/>
+            <w:r>
+              <w:rPr>
+                <w:rFonts w:ascii="Tahoma" w:eastAsia="微软雅黑" w:hAnsi="Tahoma" w:hint="eastAsia"/>
+                <w:kern w:val="0"/>
+                <w:sz w:val="22"/>
+              </w:rPr>
+              <w:t>颜料。</w:t>
             </w:r>
           </w:p>
           <w:p>
@@ -4550,7 +4630,25 @@
                 <w:kern w:val="0"/>
                 <w:sz w:val="22"/>
               </w:rPr>
-              <w:t>有些插件非常灵活，有些插件调设置比较复杂，有些插件非常固定，只能照着模板中一模一样地复现。</w:t>
+              <w:t>有些插件非常灵活，有些插件</w:t>
+            </w:r>
+            <w:proofErr w:type="gramStart"/>
+            <w:r>
+              <w:rPr>
+                <w:rFonts w:ascii="Tahoma" w:eastAsia="微软雅黑" w:hAnsi="Tahoma"/>
+                <w:kern w:val="0"/>
+                <w:sz w:val="22"/>
+              </w:rPr>
+              <w:t>调设置</w:t>
+            </w:r>
+            <w:proofErr w:type="gramEnd"/>
+            <w:r>
+              <w:rPr>
+                <w:rFonts w:ascii="Tahoma" w:eastAsia="微软雅黑" w:hAnsi="Tahoma"/>
+                <w:kern w:val="0"/>
+                <w:sz w:val="22"/>
+              </w:rPr>
+              <w:t>比较复杂，有些插件非常固定，只能照着模板中一模一样地复现。</w:t>
             </w:r>
           </w:p>
           <w:p>
@@ -4641,7 +4739,25 @@
                 <w:kern w:val="0"/>
                 <w:sz w:val="22"/>
               </w:rPr>
-              <w:t>大家的需求千奇百怪，不一定有人会拿这些来画中规中矩的风景画。</w:t>
+              <w:t>大家的需求千奇百怪，不一定有人会拿这些来画中</w:t>
+            </w:r>
+            <w:proofErr w:type="gramStart"/>
+            <w:r>
+              <w:rPr>
+                <w:rFonts w:ascii="Tahoma" w:eastAsia="微软雅黑" w:hAnsi="Tahoma" w:hint="eastAsia"/>
+                <w:kern w:val="0"/>
+                <w:sz w:val="22"/>
+              </w:rPr>
+              <w:t>规</w:t>
+            </w:r>
+            <w:proofErr w:type="gramEnd"/>
+            <w:r>
+              <w:rPr>
+                <w:rFonts w:ascii="Tahoma" w:eastAsia="微软雅黑" w:hAnsi="Tahoma" w:hint="eastAsia"/>
+                <w:kern w:val="0"/>
+                <w:sz w:val="22"/>
+              </w:rPr>
+              <w:t>中矩的风景画。</w:t>
             </w:r>
           </w:p>
           <w:p>
@@ -4735,6 +4851,7 @@
           <w:sz w:val="22"/>
         </w:rPr>
       </w:pPr>
+      <w:bookmarkStart w:id="0" w:name="_Hlk217900737"/>
       <w:r>
         <w:rPr>
           <w:rFonts w:ascii="Tahoma" w:eastAsia="微软雅黑" w:hAnsi="Tahoma" w:hint="eastAsia"/>
@@ -4812,7 +4929,7 @@
           <w:kern w:val="0"/>
           <w:sz w:val="22"/>
         </w:rPr>
-        <w:t>以后在游戏行业工作</w:t>
+        <w:t>以后在独立游戏行业工作</w:t>
       </w:r>
       <w:r>
         <w:rPr>
@@ -4884,7 +5001,17 @@
           <w:kern w:val="0"/>
           <w:sz w:val="22"/>
         </w:rPr>
-        <w:t>不可行</w:t>
+        <w:t>不</w:t>
+      </w:r>
+      <w:r>
+        <w:rPr>
+          <w:rFonts w:ascii="Tahoma" w:eastAsia="微软雅黑" w:hAnsi="Tahoma" w:hint="eastAsia"/>
+          <w:b/>
+          <w:bCs/>
+          <w:kern w:val="0"/>
+          <w:sz w:val="22"/>
+        </w:rPr>
+        <w:t>太建议</w:t>
       </w:r>
       <w:r>
         <w:rPr>
@@ -5022,7 +5149,23 @@
                 <w:kern w:val="0"/>
                 <w:sz w:val="22"/>
               </w:rPr>
-              <w:t>年的时候，我就说不可行，现在</w:t>
+              <w:t>年的时候，我就说不可行</w:t>
+            </w:r>
+            <w:r>
+              <w:rPr>
+                <w:rFonts w:ascii="Tahoma" w:eastAsia="微软雅黑" w:hAnsi="Tahoma" w:hint="eastAsia"/>
+                <w:kern w:val="0"/>
+                <w:sz w:val="22"/>
+              </w:rPr>
+              <w:t>；</w:t>
+            </w:r>
+            <w:r>
+              <w:rPr>
+                <w:rFonts w:ascii="Tahoma" w:eastAsia="微软雅黑" w:hAnsi="Tahoma" w:hint="eastAsia"/>
+                <w:kern w:val="0"/>
+                <w:sz w:val="22"/>
+              </w:rPr>
+              <w:t>现在</w:t>
             </w:r>
             <w:r>
               <w:rPr>
@@ -5038,15 +5181,39 @@
                 <w:kern w:val="0"/>
                 <w:sz w:val="22"/>
               </w:rPr>
-              <w:t>024</w:t>
-            </w:r>
-            <w:r>
-              <w:rPr>
-                <w:rFonts w:ascii="Tahoma" w:eastAsia="微软雅黑" w:hAnsi="Tahoma" w:hint="eastAsia"/>
-                <w:kern w:val="0"/>
-                <w:sz w:val="22"/>
-              </w:rPr>
-              <w:t>年了，还是不可行。</w:t>
+              <w:t>02</w:t>
+            </w:r>
+            <w:r>
+              <w:rPr>
+                <w:rFonts w:ascii="Tahoma" w:eastAsia="微软雅黑" w:hAnsi="Tahoma" w:hint="eastAsia"/>
+                <w:kern w:val="0"/>
+                <w:sz w:val="22"/>
+              </w:rPr>
+              <w:t>4</w:t>
+            </w:r>
+            <w:r>
+              <w:rPr>
+                <w:rFonts w:ascii="Tahoma" w:eastAsia="微软雅黑" w:hAnsi="Tahoma" w:hint="eastAsia"/>
+                <w:kern w:val="0"/>
+                <w:sz w:val="22"/>
+              </w:rPr>
+              <w:t>年了，</w:t>
+            </w:r>
+            <w:r>
+              <w:rPr>
+                <w:rFonts w:ascii="Tahoma" w:eastAsia="微软雅黑" w:hAnsi="Tahoma" w:hint="eastAsia"/>
+                <w:kern w:val="0"/>
+                <w:sz w:val="22"/>
+              </w:rPr>
+              <w:t>我仍然说</w:t>
+            </w:r>
+            <w:r>
+              <w:rPr>
+                <w:rFonts w:ascii="Tahoma" w:eastAsia="微软雅黑" w:hAnsi="Tahoma" w:hint="eastAsia"/>
+                <w:kern w:val="0"/>
+                <w:sz w:val="22"/>
+              </w:rPr>
+              <w:t>不可行。</w:t>
             </w:r>
           </w:p>
           <w:p>
@@ -5067,7 +5234,7 @@
                 <w:kern w:val="0"/>
                 <w:sz w:val="22"/>
               </w:rPr>
-              <w:t>不支持的原因各种各样，比如</w:t>
+              <w:t>不可行的原因有很多，比如</w:t>
             </w:r>
             <w:r>
               <w:rPr>
@@ -5099,6 +5266,40 @@
                 <w:kern w:val="0"/>
                 <w:sz w:val="22"/>
               </w:rPr>
+              <w:t>2019</w:t>
+            </w:r>
+            <w:r>
+              <w:rPr>
+                <w:rFonts w:ascii="Tahoma" w:eastAsia="微软雅黑" w:hAnsi="Tahoma" w:hint="eastAsia"/>
+                <w:kern w:val="0"/>
+                <w:sz w:val="22"/>
+              </w:rPr>
+              <w:t>年</w:t>
+            </w:r>
+            <w:proofErr w:type="gramStart"/>
+            <w:r>
+              <w:rPr>
+                <w:rFonts w:ascii="Tahoma" w:eastAsia="微软雅黑" w:hAnsi="Tahoma" w:hint="eastAsia"/>
+                <w:kern w:val="0"/>
+                <w:sz w:val="22"/>
+              </w:rPr>
+              <w:t>暴雪因魔兽</w:t>
+            </w:r>
+            <w:proofErr w:type="gramEnd"/>
+            <w:r>
+              <w:rPr>
+                <w:rFonts w:ascii="Tahoma" w:eastAsia="微软雅黑" w:hAnsi="Tahoma" w:hint="eastAsia"/>
+                <w:kern w:val="0"/>
+                <w:sz w:val="22"/>
+              </w:rPr>
+              <w:t>争霸重铸版跌落神坛、</w:t>
+            </w:r>
+            <w:r>
+              <w:rPr>
+                <w:rFonts w:ascii="Tahoma" w:eastAsia="微软雅黑" w:hAnsi="Tahoma" w:hint="eastAsia"/>
+                <w:kern w:val="0"/>
+                <w:sz w:val="22"/>
+              </w:rPr>
               <w:t>2</w:t>
             </w:r>
             <w:r>
@@ -5123,6 +5324,38 @@
                 <w:kern w:val="0"/>
                 <w:sz w:val="22"/>
               </w:rPr>
+              <w:t>2021</w:t>
+            </w:r>
+            <w:r>
+              <w:rPr>
+                <w:rFonts w:ascii="Tahoma" w:eastAsia="微软雅黑" w:hAnsi="Tahoma" w:hint="eastAsia"/>
+                <w:kern w:val="0"/>
+                <w:sz w:val="22"/>
+              </w:rPr>
+              <w:t>年的游戏大神毛星云自杀事件、</w:t>
+            </w:r>
+            <w:r>
+              <w:rPr>
+                <w:rFonts w:ascii="Tahoma" w:eastAsia="微软雅黑" w:hAnsi="Tahoma" w:hint="eastAsia"/>
+                <w:kern w:val="0"/>
+                <w:sz w:val="22"/>
+              </w:rPr>
+              <w:t>2022</w:t>
+            </w:r>
+            <w:r>
+              <w:rPr>
+                <w:rFonts w:ascii="Tahoma" w:eastAsia="微软雅黑" w:hAnsi="Tahoma" w:hint="eastAsia"/>
+                <w:kern w:val="0"/>
+                <w:sz w:val="22"/>
+              </w:rPr>
+              <w:t>年羊了个羊的病毒式传播、</w:t>
+            </w:r>
+            <w:r>
+              <w:rPr>
+                <w:rFonts w:ascii="Tahoma" w:eastAsia="微软雅黑" w:hAnsi="Tahoma" w:hint="eastAsia"/>
+                <w:kern w:val="0"/>
+                <w:sz w:val="22"/>
+              </w:rPr>
               <w:t>2</w:t>
             </w:r>
             <w:r>
@@ -5179,7 +5412,7 @@
                 <w:kern w:val="0"/>
                 <w:sz w:val="22"/>
               </w:rPr>
-              <w:t>年经济下行导致的头部大厂大规模裁员之类的。</w:t>
+              <w:t>年经济下行导致的头部大厂大规模裁员事件。</w:t>
             </w:r>
           </w:p>
           <w:p>
@@ -5223,7 +5456,27 @@
                 <w:kern w:val="0"/>
                 <w:sz w:val="22"/>
               </w:rPr>
-              <w:t>目前国内没有支持游戏行业发展的政策</w:t>
+              <w:t>目前</w:t>
+            </w:r>
+            <w:r>
+              <w:rPr>
+                <w:rFonts w:ascii="Tahoma" w:eastAsia="微软雅黑" w:hAnsi="Tahoma" w:hint="eastAsia"/>
+                <w:b/>
+                <w:bCs/>
+                <w:kern w:val="0"/>
+                <w:sz w:val="22"/>
+              </w:rPr>
+              <w:t>国内</w:t>
+            </w:r>
+            <w:r>
+              <w:rPr>
+                <w:rFonts w:ascii="Tahoma" w:eastAsia="微软雅黑" w:hAnsi="Tahoma" w:hint="eastAsia"/>
+                <w:b/>
+                <w:bCs/>
+                <w:kern w:val="0"/>
+                <w:sz w:val="22"/>
+              </w:rPr>
+              <w:t>没有支持游戏行业发展的政策</w:t>
             </w:r>
             <w:r>
               <w:rPr>
@@ -5254,7 +5507,27 @@
                 <w:kern w:val="0"/>
                 <w:sz w:val="22"/>
               </w:rPr>
-              <w:t>目前国内没有支持游戏行业发展的政策</w:t>
+              <w:t>目前</w:t>
+            </w:r>
+            <w:r>
+              <w:rPr>
+                <w:rFonts w:ascii="Tahoma" w:eastAsia="微软雅黑" w:hAnsi="Tahoma" w:hint="eastAsia"/>
+                <w:b/>
+                <w:bCs/>
+                <w:kern w:val="0"/>
+                <w:sz w:val="22"/>
+              </w:rPr>
+              <w:t>国内</w:t>
+            </w:r>
+            <w:r>
+              <w:rPr>
+                <w:rFonts w:ascii="Tahoma" w:eastAsia="微软雅黑" w:hAnsi="Tahoma" w:hint="eastAsia"/>
+                <w:b/>
+                <w:bCs/>
+                <w:kern w:val="0"/>
+                <w:sz w:val="22"/>
+              </w:rPr>
+              <w:t>没有支持游戏行业发展的政策</w:t>
             </w:r>
             <w:r>
               <w:rPr>
@@ -5285,7 +5558,27 @@
                 <w:kern w:val="0"/>
                 <w:sz w:val="22"/>
               </w:rPr>
-              <w:t>目前国内没有支持游戏行业发展的政策</w:t>
+              <w:t>目前</w:t>
+            </w:r>
+            <w:r>
+              <w:rPr>
+                <w:rFonts w:ascii="Tahoma" w:eastAsia="微软雅黑" w:hAnsi="Tahoma" w:hint="eastAsia"/>
+                <w:b/>
+                <w:bCs/>
+                <w:kern w:val="0"/>
+                <w:sz w:val="22"/>
+              </w:rPr>
+              <w:t>国内</w:t>
+            </w:r>
+            <w:r>
+              <w:rPr>
+                <w:rFonts w:ascii="Tahoma" w:eastAsia="微软雅黑" w:hAnsi="Tahoma" w:hint="eastAsia"/>
+                <w:b/>
+                <w:bCs/>
+                <w:kern w:val="0"/>
+                <w:sz w:val="22"/>
+              </w:rPr>
+              <w:t>没有支持游戏行业发展的政策</w:t>
             </w:r>
             <w:r>
               <w:rPr>
@@ -5354,6 +5647,296 @@
         </w:rPr>
       </w:pPr>
     </w:p>
+    <w:tbl>
+      <w:tblPr>
+        <w:tblStyle w:val="af"/>
+        <w:tblW w:w="0" w:type="auto"/>
+        <w:tblLook w:val="04A0" w:firstRow="1" w:lastRow="0" w:firstColumn="1" w:lastColumn="0" w:noHBand="0" w:noVBand="1"/>
+      </w:tblPr>
+      <w:tblGrid>
+        <w:gridCol w:w="8522"/>
+      </w:tblGrid>
+      <w:tr>
+        <w:tc>
+          <w:tcPr>
+            <w:tcW w:w="8522" w:type="dxa"/>
+          </w:tcPr>
+          <w:p>
+            <w:pPr>
+              <w:widowControl/>
+              <w:adjustRightInd w:val="0"/>
+              <w:snapToGrid w:val="0"/>
+              <w:jc w:val="left"/>
+              <w:rPr>
+                <w:rFonts w:ascii="Tahoma" w:eastAsia="微软雅黑" w:hAnsi="Tahoma"/>
+                <w:kern w:val="0"/>
+                <w:sz w:val="22"/>
+              </w:rPr>
+            </w:pPr>
+            <w:r>
+              <w:rPr>
+                <w:rFonts w:ascii="Tahoma" w:eastAsia="微软雅黑" w:hAnsi="Tahoma" w:hint="eastAsia"/>
+                <w:kern w:val="0"/>
+                <w:sz w:val="22"/>
+              </w:rPr>
+              <w:t>时间过的真快ㄟ</w:t>
+            </w:r>
+            <w:r>
+              <w:rPr>
+                <w:rFonts w:ascii="Tahoma" w:eastAsia="微软雅黑" w:hAnsi="Tahoma" w:hint="eastAsia"/>
+                <w:kern w:val="0"/>
+                <w:sz w:val="22"/>
+              </w:rPr>
+              <w:t>(</w:t>
+            </w:r>
+            <w:r>
+              <w:rPr>
+                <w:rFonts w:ascii="Arial" w:eastAsia="微软雅黑" w:hAnsi="Arial" w:cs="Arial"/>
+                <w:kern w:val="0"/>
+                <w:sz w:val="22"/>
+              </w:rPr>
+              <w:t>ʅ</w:t>
+            </w:r>
+            <w:r>
+              <w:rPr>
+                <w:rFonts w:ascii="微软雅黑" w:eastAsia="微软雅黑" w:hAnsi="微软雅黑" w:cs="微软雅黑" w:hint="eastAsia"/>
+                <w:kern w:val="0"/>
+                <w:sz w:val="22"/>
+              </w:rPr>
+              <w:t>⊙ω⊙</w:t>
+            </w:r>
+            <w:r>
+              <w:rPr>
+                <w:rFonts w:ascii="Tahoma" w:eastAsia="微软雅黑" w:hAnsi="Tahoma" w:hint="eastAsia"/>
+                <w:kern w:val="0"/>
+                <w:sz w:val="22"/>
+              </w:rPr>
+              <w:t>)</w:t>
+            </w:r>
+            <w:r>
+              <w:rPr>
+                <w:rFonts w:ascii="Tahoma" w:eastAsia="微软雅黑" w:hAnsi="Tahoma" w:hint="eastAsia"/>
+                <w:kern w:val="0"/>
+                <w:sz w:val="22"/>
+              </w:rPr>
+              <w:t>。</w:t>
+            </w:r>
+          </w:p>
+          <w:p>
+            <w:pPr>
+              <w:widowControl/>
+              <w:adjustRightInd w:val="0"/>
+              <w:snapToGrid w:val="0"/>
+              <w:jc w:val="left"/>
+              <w:rPr>
+                <w:rFonts w:ascii="Tahoma" w:eastAsia="微软雅黑" w:hAnsi="Tahoma"/>
+                <w:kern w:val="0"/>
+                <w:sz w:val="22"/>
+              </w:rPr>
+            </w:pPr>
+            <w:r>
+              <w:rPr>
+                <w:rFonts w:ascii="Tahoma" w:eastAsia="微软雅黑" w:hAnsi="Tahoma" w:hint="eastAsia"/>
+                <w:kern w:val="0"/>
+                <w:sz w:val="22"/>
+              </w:rPr>
+              <w:t>2024</w:t>
+            </w:r>
+            <w:r>
+              <w:rPr>
+                <w:rFonts w:ascii="Tahoma" w:eastAsia="微软雅黑" w:hAnsi="Tahoma" w:hint="eastAsia"/>
+                <w:kern w:val="0"/>
+                <w:sz w:val="22"/>
+              </w:rPr>
+              <w:t>年</w:t>
+            </w:r>
+            <w:r>
+              <w:rPr>
+                <w:rFonts w:ascii="Tahoma" w:eastAsia="微软雅黑" w:hAnsi="Tahoma" w:hint="eastAsia"/>
+                <w:kern w:val="0"/>
+                <w:sz w:val="22"/>
+              </w:rPr>
+              <w:t>8</w:t>
+            </w:r>
+            <w:r>
+              <w:rPr>
+                <w:rFonts w:ascii="Tahoma" w:eastAsia="微软雅黑" w:hAnsi="Tahoma" w:hint="eastAsia"/>
+                <w:kern w:val="0"/>
+                <w:sz w:val="22"/>
+              </w:rPr>
+              <w:t>月杀出一匹黑马《黑神话：悟空》，大家似乎对独立游戏又重新燃起热情了。</w:t>
+            </w:r>
+          </w:p>
+          <w:p>
+            <w:pPr>
+              <w:widowControl/>
+              <w:adjustRightInd w:val="0"/>
+              <w:snapToGrid w:val="0"/>
+              <w:jc w:val="left"/>
+              <w:rPr>
+                <w:rFonts w:ascii="Tahoma" w:eastAsia="微软雅黑" w:hAnsi="Tahoma"/>
+                <w:kern w:val="0"/>
+                <w:sz w:val="22"/>
+              </w:rPr>
+            </w:pPr>
+            <w:r>
+              <w:rPr>
+                <w:rFonts w:ascii="Tahoma" w:eastAsia="微软雅黑" w:hAnsi="Tahoma" w:hint="eastAsia"/>
+                <w:kern w:val="0"/>
+                <w:sz w:val="22"/>
+              </w:rPr>
+              <w:t>2025</w:t>
+            </w:r>
+            <w:r>
+              <w:rPr>
+                <w:rFonts w:ascii="Tahoma" w:eastAsia="微软雅黑" w:hAnsi="Tahoma" w:hint="eastAsia"/>
+                <w:kern w:val="0"/>
+                <w:sz w:val="22"/>
+              </w:rPr>
+              <w:t>年国内现在政策是好像有了，但都是鼓励游戏出海……</w:t>
+            </w:r>
+          </w:p>
+          <w:p>
+            <w:pPr>
+              <w:widowControl/>
+              <w:adjustRightInd w:val="0"/>
+              <w:snapToGrid w:val="0"/>
+              <w:jc w:val="left"/>
+              <w:rPr>
+                <w:rFonts w:ascii="Tahoma" w:eastAsia="微软雅黑" w:hAnsi="Tahoma"/>
+                <w:kern w:val="0"/>
+                <w:sz w:val="22"/>
+              </w:rPr>
+            </w:pPr>
+            <w:r>
+              <w:rPr>
+                <w:rFonts w:ascii="Tahoma" w:eastAsia="微软雅黑" w:hAnsi="Tahoma" w:hint="eastAsia"/>
+                <w:kern w:val="0"/>
+                <w:sz w:val="22"/>
+              </w:rPr>
+              <w:t>虽然我仍然不看好你们走条路，但我也不阻拦了。</w:t>
+            </w:r>
+          </w:p>
+          <w:p>
+            <w:pPr>
+              <w:widowControl/>
+              <w:adjustRightInd w:val="0"/>
+              <w:snapToGrid w:val="0"/>
+              <w:jc w:val="left"/>
+              <w:rPr>
+                <w:rFonts w:ascii="Tahoma" w:eastAsia="微软雅黑" w:hAnsi="Tahoma"/>
+                <w:kern w:val="0"/>
+                <w:sz w:val="22"/>
+              </w:rPr>
+            </w:pPr>
+            <w:r>
+              <w:rPr>
+                <w:rFonts w:ascii="Tahoma" w:eastAsia="微软雅黑" w:hAnsi="Tahoma" w:hint="eastAsia"/>
+                <w:kern w:val="0"/>
+                <w:sz w:val="22"/>
+              </w:rPr>
+              <w:t>至少别做的太过分了，比如贷款做独立游戏之类的。</w:t>
+            </w:r>
+          </w:p>
+          <w:p>
+            <w:pPr>
+              <w:widowControl/>
+              <w:adjustRightInd w:val="0"/>
+              <w:snapToGrid w:val="0"/>
+              <w:jc w:val="left"/>
+              <w:rPr>
+                <w:rFonts w:ascii="Tahoma" w:eastAsia="微软雅黑" w:hAnsi="Tahoma"/>
+                <w:color w:val="BFBFBF" w:themeColor="background1" w:themeShade="BF"/>
+                <w:kern w:val="0"/>
+                <w:sz w:val="22"/>
+              </w:rPr>
+            </w:pPr>
+            <w:r>
+              <w:rPr>
+                <w:rFonts w:ascii="Tahoma" w:eastAsia="微软雅黑" w:hAnsi="Tahoma" w:hint="eastAsia"/>
+                <w:color w:val="BFBFBF" w:themeColor="background1" w:themeShade="BF"/>
+                <w:kern w:val="0"/>
+                <w:sz w:val="22"/>
+              </w:rPr>
+              <w:t>2026</w:t>
+            </w:r>
+            <w:r>
+              <w:rPr>
+                <w:rFonts w:ascii="Tahoma" w:eastAsia="微软雅黑" w:hAnsi="Tahoma" w:hint="eastAsia"/>
+                <w:color w:val="BFBFBF" w:themeColor="background1" w:themeShade="BF"/>
+                <w:kern w:val="0"/>
+                <w:sz w:val="22"/>
+              </w:rPr>
+              <w:t>年是独立游戏牛鬼蛇神都在涌现的时代，哦不，应该说百花齐放。</w:t>
+            </w:r>
+          </w:p>
+          <w:p>
+            <w:pPr>
+              <w:widowControl/>
+              <w:adjustRightInd w:val="0"/>
+              <w:snapToGrid w:val="0"/>
+              <w:jc w:val="left"/>
+              <w:rPr>
+                <w:rFonts w:ascii="Tahoma" w:eastAsia="微软雅黑" w:hAnsi="Tahoma"/>
+                <w:kern w:val="0"/>
+                <w:sz w:val="22"/>
+              </w:rPr>
+            </w:pPr>
+            <w:r>
+              <w:rPr>
+                <w:rFonts w:ascii="Tahoma" w:eastAsia="微软雅黑" w:hAnsi="Tahoma" w:hint="eastAsia"/>
+                <w:color w:val="BFBFBF" w:themeColor="background1" w:themeShade="BF"/>
+                <w:kern w:val="0"/>
+                <w:sz w:val="22"/>
+              </w:rPr>
+              <w:t>有一种野火烧不尽，春风吹又生的感觉。</w:t>
+            </w:r>
+            <w:r>
+              <w:rPr>
+                <w:rFonts w:ascii="Tahoma" w:eastAsia="微软雅黑" w:hAnsi="Tahoma" w:hint="eastAsia"/>
+                <w:color w:val="BFBFBF" w:themeColor="background1" w:themeShade="BF"/>
+                <w:kern w:val="0"/>
+                <w:sz w:val="22"/>
+              </w:rPr>
+              <w:t>总之，是好事。</w:t>
+            </w:r>
+          </w:p>
+        </w:tc>
+      </w:tr>
+      <w:bookmarkEnd w:id="0"/>
+    </w:tbl>
+    <w:p>
+      <w:pPr>
+        <w:widowControl/>
+        <w:adjustRightInd w:val="0"/>
+        <w:snapToGrid w:val="0"/>
+        <w:jc w:val="left"/>
+        <w:rPr>
+          <w:rFonts w:ascii="Tahoma" w:eastAsia="微软雅黑" w:hAnsi="Tahoma"/>
+          <w:kern w:val="0"/>
+          <w:sz w:val="22"/>
+        </w:rPr>
+      </w:pPr>
+    </w:p>
+    <w:p>
+      <w:pPr>
+        <w:widowControl/>
+        <w:jc w:val="left"/>
+        <w:rPr>
+          <w:rFonts w:ascii="Tahoma" w:eastAsia="微软雅黑" w:hAnsi="Tahoma" w:hint="eastAsia"/>
+          <w:kern w:val="0"/>
+          <w:sz w:val="22"/>
+        </w:rPr>
+      </w:pPr>
+      <w:r>
+        <w:rPr>
+          <w:rFonts w:ascii="Tahoma" w:eastAsia="微软雅黑" w:hAnsi="Tahoma"/>
+          <w:kern w:val="0"/>
+          <w:sz w:val="22"/>
+        </w:rPr>
+        <w:br w:type="page"/>
+      </w:r>
+    </w:p>
     <w:p>
       <w:pPr>
         <w:widowControl/>
@@ -5373,6 +5956,7 @@
           <w:kern w:val="0"/>
           <w:sz w:val="22"/>
         </w:rPr>
+        <w:lastRenderedPageBreak/>
         <w:t>◆</w:t>
       </w:r>
       <w:r>
@@ -5412,15 +5996,7 @@
           <w:kern w:val="0"/>
           <w:sz w:val="22"/>
         </w:rPr>
-        <w:t>不需要</w:t>
-      </w:r>
-      <w:r>
-        <w:rPr>
-          <w:rFonts w:ascii="Tahoma" w:eastAsia="微软雅黑" w:hAnsi="Tahoma" w:hint="eastAsia"/>
-          <w:kern w:val="0"/>
-          <w:sz w:val="22"/>
-        </w:rPr>
-        <w:t>。</w:t>
+        <w:t>不需要。</w:t>
       </w:r>
     </w:p>
     <w:p>
@@ -5586,15 +6162,7 @@
           <w:kern w:val="0"/>
           <w:sz w:val="22"/>
         </w:rPr>
-        <w:t>如何</w:t>
-      </w:r>
-      <w:r>
-        <w:rPr>
-          <w:rFonts w:ascii="Tahoma" w:eastAsia="微软雅黑" w:hAnsi="Tahoma" w:hint="eastAsia"/>
-          <w:kern w:val="0"/>
-          <w:sz w:val="22"/>
-        </w:rPr>
-        <w:t>编写脚本。</w:t>
+        <w:t>如何编写脚本。</w:t>
       </w:r>
     </w:p>
     <w:p>
@@ -5698,29 +6266,41 @@
         <w:jc w:val="left"/>
         <w:rPr>
           <w:rFonts w:ascii="Tahoma" w:eastAsia="微软雅黑" w:hAnsi="Tahoma"/>
-          <w:kern w:val="0"/>
-          <w:sz w:val="22"/>
-        </w:rPr>
-      </w:pPr>
-    </w:p>
-    <w:p>
-      <w:pPr>
-        <w:widowControl/>
-        <w:adjustRightInd w:val="0"/>
-        <w:snapToGrid w:val="0"/>
-        <w:spacing w:after="200"/>
-        <w:jc w:val="left"/>
-        <w:rPr>
-          <w:rFonts w:ascii="Tahoma" w:eastAsia="微软雅黑" w:hAnsi="Tahoma"/>
-          <w:kern w:val="0"/>
-          <w:sz w:val="22"/>
-        </w:rPr>
-      </w:pPr>
-      <w:r>
-        <w:rPr>
-          <w:rFonts w:ascii="Tahoma" w:eastAsia="微软雅黑" w:hAnsi="Tahoma" w:hint="eastAsia"/>
-          <w:b/>
-          <w:bCs/>
+          <w:b/>
+          <w:kern w:val="0"/>
+          <w:sz w:val="22"/>
+        </w:rPr>
+      </w:pPr>
+    </w:p>
+    <w:p>
+      <w:pPr>
+        <w:widowControl/>
+        <w:adjustRightInd w:val="0"/>
+        <w:snapToGrid w:val="0"/>
+        <w:jc w:val="left"/>
+        <w:rPr>
+          <w:rFonts w:ascii="Tahoma" w:eastAsia="微软雅黑" w:hAnsi="Tahoma" w:hint="eastAsia"/>
+          <w:b/>
+          <w:kern w:val="0"/>
+          <w:sz w:val="22"/>
+        </w:rPr>
+      </w:pPr>
+    </w:p>
+    <w:p>
+      <w:pPr>
+        <w:widowControl/>
+        <w:adjustRightInd w:val="0"/>
+        <w:snapToGrid w:val="0"/>
+        <w:jc w:val="left"/>
+        <w:rPr>
+          <w:rFonts w:ascii="Tahoma" w:eastAsia="微软雅黑" w:hAnsi="Tahoma"/>
+          <w:kern w:val="0"/>
+          <w:sz w:val="22"/>
+        </w:rPr>
+      </w:pPr>
+      <w:r>
+        <w:rPr>
+          <w:rFonts w:ascii="Tahoma" w:eastAsia="微软雅黑" w:hAnsi="Tahoma" w:hint="eastAsia"/>
           <w:kern w:val="0"/>
           <w:sz w:val="22"/>
         </w:rPr>
@@ -5729,8 +6309,6 @@
       <w:r>
         <w:rPr>
           <w:rFonts w:ascii="Tahoma" w:eastAsia="微软雅黑" w:hAnsi="Tahoma" w:hint="eastAsia"/>
-          <w:b/>
-          <w:bCs/>
           <w:kern w:val="0"/>
           <w:sz w:val="22"/>
         </w:rPr>
@@ -5740,48 +6318,105 @@
         <w:rPr>
           <w:rFonts w:ascii="Tahoma" w:eastAsia="微软雅黑" w:hAnsi="Tahoma" w:hint="eastAsia"/>
           <w:b/>
-          <w:bCs/>
-          <w:kern w:val="0"/>
-          <w:sz w:val="22"/>
-        </w:rPr>
-        <w:t>这个游戏编辑器已经存在很长时间了，</w:t>
-      </w:r>
-      <w:r>
-        <w:rPr>
-          <w:rFonts w:ascii="Tahoma" w:eastAsia="微软雅黑" w:hAnsi="Tahoma" w:hint="eastAsia"/>
-          <w:b/>
-          <w:bCs/>
-          <w:kern w:val="0"/>
-          <w:sz w:val="22"/>
-        </w:rPr>
-        <w:t>游戏的</w:t>
-      </w:r>
-      <w:r>
-        <w:rPr>
-          <w:rFonts w:ascii="Tahoma" w:eastAsia="微软雅黑" w:hAnsi="Tahoma" w:hint="eastAsia"/>
-          <w:b/>
-          <w:kern w:val="0"/>
-          <w:sz w:val="22"/>
-        </w:rPr>
-        <w:t>技术</w:t>
-      </w:r>
-      <w:r>
-        <w:rPr>
-          <w:rFonts w:ascii="Tahoma" w:eastAsia="微软雅黑" w:hAnsi="Tahoma" w:hint="eastAsia"/>
-          <w:b/>
-          <w:kern w:val="0"/>
-          <w:sz w:val="22"/>
-        </w:rPr>
-        <w:t>底层</w:t>
-      </w:r>
-      <w:r>
-        <w:rPr>
-          <w:rFonts w:ascii="Tahoma" w:eastAsia="微软雅黑" w:hAnsi="Tahoma" w:hint="eastAsia"/>
-          <w:b/>
-          <w:kern w:val="0"/>
-          <w:sz w:val="22"/>
-        </w:rPr>
-        <w:t>是否已经过时？</w:t>
+          <w:kern w:val="0"/>
+          <w:sz w:val="22"/>
+        </w:rPr>
+        <w:t>作者为什么只出文档？不出视频教程？</w:t>
+      </w:r>
+    </w:p>
+    <w:p>
+      <w:pPr>
+        <w:widowControl/>
+        <w:adjustRightInd w:val="0"/>
+        <w:snapToGrid w:val="0"/>
+        <w:jc w:val="left"/>
+        <w:rPr>
+          <w:rFonts w:ascii="Tahoma" w:eastAsia="微软雅黑" w:hAnsi="Tahoma"/>
+          <w:b/>
+          <w:kern w:val="0"/>
+          <w:sz w:val="22"/>
+        </w:rPr>
+      </w:pPr>
+      <w:r>
+        <w:rPr>
+          <w:rFonts w:ascii="Tahoma" w:eastAsia="微软雅黑" w:hAnsi="Tahoma" w:hint="eastAsia"/>
+          <w:kern w:val="0"/>
+          <w:sz w:val="22"/>
+        </w:rPr>
+        <w:t>◆</w:t>
+      </w:r>
+      <w:r>
+        <w:rPr>
+          <w:rFonts w:ascii="Tahoma" w:eastAsia="微软雅黑" w:hAnsi="Tahoma" w:hint="eastAsia"/>
+          <w:kern w:val="0"/>
+          <w:sz w:val="22"/>
+        </w:rPr>
+        <w:t xml:space="preserve"> </w:t>
+      </w:r>
+      <w:r>
+        <w:rPr>
+          <w:rFonts w:ascii="Tahoma" w:eastAsia="微软雅黑" w:hAnsi="Tahoma" w:hint="eastAsia"/>
+          <w:b/>
+          <w:kern w:val="0"/>
+          <w:sz w:val="22"/>
+        </w:rPr>
+        <w:t>作者为什么没做新游戏？甚至连最新的游戏都没怎么玩？</w:t>
+      </w:r>
+    </w:p>
+    <w:p>
+      <w:pPr>
+        <w:widowControl/>
+        <w:adjustRightInd w:val="0"/>
+        <w:snapToGrid w:val="0"/>
+        <w:jc w:val="left"/>
+        <w:rPr>
+          <w:rFonts w:ascii="Tahoma" w:eastAsia="微软雅黑" w:hAnsi="Tahoma"/>
+          <w:kern w:val="0"/>
+          <w:sz w:val="22"/>
+        </w:rPr>
+      </w:pPr>
+      <w:r>
+        <w:rPr>
+          <w:rFonts w:ascii="Tahoma" w:eastAsia="微软雅黑" w:hAnsi="Tahoma" w:hint="eastAsia"/>
+          <w:kern w:val="0"/>
+          <w:sz w:val="22"/>
+        </w:rPr>
+        <w:t>◆</w:t>
+      </w:r>
+      <w:r>
+        <w:rPr>
+          <w:rFonts w:ascii="Tahoma" w:eastAsia="微软雅黑" w:hAnsi="Tahoma" w:hint="eastAsia"/>
+          <w:kern w:val="0"/>
+          <w:sz w:val="22"/>
+        </w:rPr>
+        <w:t xml:space="preserve"> </w:t>
+      </w:r>
+      <w:r>
+        <w:rPr>
+          <w:rFonts w:ascii="Tahoma" w:eastAsia="微软雅黑" w:hAnsi="Tahoma" w:hint="eastAsia"/>
+          <w:b/>
+          <w:kern w:val="0"/>
+          <w:sz w:val="22"/>
+        </w:rPr>
+        <w:t>作者为什么更新版本越来越慢？而且之前提的</w:t>
+      </w:r>
+      <w:r>
+        <w:rPr>
+          <w:rFonts w:ascii="Tahoma" w:eastAsia="微软雅黑" w:hAnsi="Tahoma" w:hint="eastAsia"/>
+          <w:b/>
+          <w:kern w:val="0"/>
+          <w:sz w:val="22"/>
+        </w:rPr>
+        <w:t>bug</w:t>
+      </w:r>
+      <w:r>
+        <w:rPr>
+          <w:rFonts w:ascii="Tahoma" w:eastAsia="微软雅黑" w:hAnsi="Tahoma" w:hint="eastAsia"/>
+          <w:b/>
+          <w:kern w:val="0"/>
+          <w:sz w:val="22"/>
+        </w:rPr>
+        <w:t>一直不修？</w:t>
       </w:r>
     </w:p>
     <w:p>
@@ -5797,14 +6432,13 @@
           <w:sz w:val="22"/>
         </w:rPr>
       </w:pPr>
-      <w:bookmarkStart w:id="0" w:name="_Hlk158632646"/>
-      <w:r>
-        <w:rPr>
-          <w:rFonts w:ascii="Tahoma" w:eastAsia="微软雅黑" w:hAnsi="Tahoma" w:hint="eastAsia"/>
-          <w:kern w:val="0"/>
-          <w:sz w:val="22"/>
-        </w:rPr>
-        <w:t>他喵的，每次都有愚蠢的群友问这个，觉得出了一项新技术，那旧的技术就会过时。</w:t>
+      <w:r>
+        <w:rPr>
+          <w:rFonts w:ascii="Tahoma" w:eastAsia="微软雅黑" w:hAnsi="Tahoma" w:hint="eastAsia"/>
+          <w:kern w:val="0"/>
+          <w:sz w:val="22"/>
+        </w:rPr>
+        <w:t>因为作者我真没时间。</w:t>
       </w:r>
     </w:p>
     <w:p>
@@ -5826,7 +6460,7 @@
           <w:kern w:val="0"/>
           <w:sz w:val="22"/>
         </w:rPr>
-        <w:t>反过来，既然你知道存在很长时间了，那你为什么不会觉得它变得更成熟了呢？</w:t>
+        <w:t>当你专注一件事情的时候，你会发现时间一点都不够用。</w:t>
       </w:r>
     </w:p>
     <w:p>
@@ -5848,23 +6482,7 @@
           <w:kern w:val="0"/>
           <w:sz w:val="22"/>
         </w:rPr>
-        <w:t>前人踩过的坑，经过口口相传，找到了许多</w:t>
-      </w:r>
-      <w:r>
-        <w:rPr>
-          <w:rFonts w:ascii="Tahoma" w:eastAsia="微软雅黑" w:hAnsi="Tahoma" w:hint="eastAsia"/>
-          <w:kern w:val="0"/>
-          <w:sz w:val="22"/>
-        </w:rPr>
-        <w:t>bug</w:t>
-      </w:r>
-      <w:r>
-        <w:rPr>
-          <w:rFonts w:ascii="Tahoma" w:eastAsia="微软雅黑" w:hAnsi="Tahoma" w:hint="eastAsia"/>
-          <w:kern w:val="0"/>
-          <w:sz w:val="22"/>
-        </w:rPr>
-        <w:t>和对应解决方案。</w:t>
+        <w:t>越来越多的插件小功能，越来越多的插件配置细节。</w:t>
       </w:r>
     </w:p>
     <w:p>
@@ -5886,7 +6504,7 @@
           <w:kern w:val="0"/>
           <w:sz w:val="22"/>
         </w:rPr>
-        <w:t>作者我把他们整理成文档，你可以去看看文档：</w:t>
+        <w:t>以前，小功能数量少，几个小功能就能组成一个插件。</w:t>
       </w:r>
     </w:p>
     <w:p>
@@ -5897,98 +6515,18 @@
         <w:ind w:firstLine="420"/>
         <w:jc w:val="left"/>
         <w:rPr>
-          <w:rFonts w:ascii="Tahoma" w:eastAsia="微软雅黑" w:hAnsi="Tahoma"/>
-          <w:kern w:val="0"/>
-          <w:sz w:val="22"/>
-        </w:rPr>
-      </w:pPr>
-      <w:r>
-        <w:rPr>
-          <w:rFonts w:ascii="Tahoma" w:eastAsia="微软雅黑" w:hAnsi="Tahoma" w:hint="eastAsia"/>
-          <w:kern w:val="0"/>
-          <w:sz w:val="22"/>
-        </w:rPr>
-        <w:t>“</w:t>
-      </w:r>
-      <w:r>
-        <w:rPr>
-          <w:rFonts w:ascii="Tahoma" w:eastAsia="微软雅黑" w:hAnsi="Tahoma"/>
-          <w:color w:val="2E74B5" w:themeColor="accent1" w:themeShade="BF"/>
-          <w:kern w:val="0"/>
-          <w:sz w:val="22"/>
-        </w:rPr>
-        <w:t>0.</w:t>
-      </w:r>
-      <w:r>
-        <w:rPr>
-          <w:rFonts w:ascii="Tahoma" w:eastAsia="微软雅黑" w:hAnsi="Tahoma"/>
-          <w:color w:val="2E74B5" w:themeColor="accent1" w:themeShade="BF"/>
-          <w:kern w:val="0"/>
-          <w:sz w:val="22"/>
-        </w:rPr>
-        <w:t>问题解答集合（</w:t>
-      </w:r>
-      <w:r>
-        <w:rPr>
-          <w:rFonts w:ascii="Tahoma" w:eastAsia="微软雅黑" w:hAnsi="Tahoma"/>
-          <w:color w:val="2E74B5" w:themeColor="accent1" w:themeShade="BF"/>
-          <w:kern w:val="0"/>
-          <w:sz w:val="22"/>
-        </w:rPr>
-        <w:t>FAQ</w:t>
-      </w:r>
-      <w:r>
-        <w:rPr>
-          <w:rFonts w:ascii="Tahoma" w:eastAsia="微软雅黑" w:hAnsi="Tahoma"/>
-          <w:color w:val="2E74B5" w:themeColor="accent1" w:themeShade="BF"/>
-          <w:kern w:val="0"/>
-          <w:sz w:val="22"/>
-        </w:rPr>
-        <w:t>）</w:t>
-      </w:r>
-      <w:r>
-        <w:rPr>
-          <w:rFonts w:ascii="Tahoma" w:eastAsia="微软雅黑" w:hAnsi="Tahoma" w:hint="eastAsia"/>
-          <w:color w:val="2E74B5" w:themeColor="accent1" w:themeShade="BF"/>
-          <w:kern w:val="0"/>
-          <w:sz w:val="22"/>
-        </w:rPr>
-        <w:t xml:space="preserve"> </w:t>
-      </w:r>
-      <w:r>
-        <w:rPr>
-          <w:rFonts w:ascii="Tahoma" w:eastAsia="微软雅黑" w:hAnsi="Tahoma"/>
-          <w:color w:val="2E74B5" w:themeColor="accent1" w:themeShade="BF"/>
-          <w:kern w:val="0"/>
-          <w:sz w:val="22"/>
-        </w:rPr>
-        <w:t>&gt; Rmmv</w:t>
-      </w:r>
-      <w:r>
-        <w:rPr>
-          <w:rFonts w:ascii="Tahoma" w:eastAsia="微软雅黑" w:hAnsi="Tahoma"/>
-          <w:color w:val="2E74B5" w:themeColor="accent1" w:themeShade="BF"/>
-          <w:kern w:val="0"/>
-          <w:sz w:val="22"/>
-        </w:rPr>
-        <w:t>中的常见问题</w:t>
-      </w:r>
-      <w:r>
-        <w:rPr>
-          <w:rFonts w:ascii="Tahoma" w:eastAsia="微软雅黑" w:hAnsi="Tahoma"/>
-          <w:color w:val="2E74B5" w:themeColor="accent1" w:themeShade="BF"/>
-          <w:kern w:val="0"/>
-          <w:sz w:val="22"/>
-        </w:rPr>
-        <w:t>.docx</w:t>
-      </w:r>
-      <w:r>
-        <w:rPr>
-          <w:rFonts w:ascii="Tahoma" w:eastAsia="微软雅黑" w:hAnsi="Tahoma" w:hint="eastAsia"/>
-          <w:kern w:val="0"/>
-          <w:sz w:val="22"/>
-        </w:rPr>
-        <w:t>”</w:t>
+          <w:rFonts w:ascii="Tahoma" w:eastAsia="微软雅黑" w:hAnsi="Tahoma" w:hint="eastAsia"/>
+          <w:kern w:val="0"/>
+          <w:sz w:val="22"/>
+        </w:rPr>
+      </w:pPr>
+      <w:r>
+        <w:rPr>
+          <w:rFonts w:ascii="Tahoma" w:eastAsia="微软雅黑" w:hAnsi="Tahoma" w:hint="eastAsia"/>
+          <w:kern w:val="0"/>
+          <w:sz w:val="22"/>
+        </w:rPr>
+        <w:t>现在，小功能进一步细化，变成更多小功能，但它们还仍然在同一个插件里。</w:t>
       </w:r>
     </w:p>
     <w:p>
@@ -6010,87 +6548,61 @@
           <w:kern w:val="0"/>
           <w:sz w:val="22"/>
         </w:rPr>
-        <w:t>“</w:t>
-      </w:r>
-      <w:r>
-        <w:rPr>
-          <w:rFonts w:ascii="Tahoma" w:eastAsia="微软雅黑" w:hAnsi="Tahoma"/>
-          <w:color w:val="0070C0"/>
-          <w:kern w:val="0"/>
-          <w:sz w:val="22"/>
-        </w:rPr>
-        <w:t>0.</w:t>
-      </w:r>
-      <w:r>
-        <w:rPr>
-          <w:rFonts w:ascii="Tahoma" w:eastAsia="微软雅黑" w:hAnsi="Tahoma"/>
-          <w:color w:val="0070C0"/>
-          <w:kern w:val="0"/>
-          <w:sz w:val="22"/>
-        </w:rPr>
-        <w:t>问题解答集合（</w:t>
-      </w:r>
-      <w:r>
-        <w:rPr>
-          <w:rFonts w:ascii="Tahoma" w:eastAsia="微软雅黑" w:hAnsi="Tahoma"/>
-          <w:color w:val="0070C0"/>
-          <w:kern w:val="0"/>
-          <w:sz w:val="22"/>
-        </w:rPr>
-        <w:t>FAQ</w:t>
-      </w:r>
-      <w:r>
-        <w:rPr>
-          <w:rFonts w:ascii="Tahoma" w:eastAsia="微软雅黑" w:hAnsi="Tahoma"/>
-          <w:color w:val="0070C0"/>
-          <w:kern w:val="0"/>
-          <w:sz w:val="22"/>
-        </w:rPr>
-        <w:t>）</w:t>
-      </w:r>
-      <w:r>
-        <w:rPr>
-          <w:rFonts w:ascii="Tahoma" w:eastAsia="微软雅黑" w:hAnsi="Tahoma" w:hint="eastAsia"/>
-          <w:color w:val="0070C0"/>
-          <w:kern w:val="0"/>
-          <w:sz w:val="22"/>
-        </w:rPr>
-        <w:t xml:space="preserve"> </w:t>
-      </w:r>
-      <w:r>
-        <w:rPr>
-          <w:rFonts w:ascii="Tahoma" w:eastAsia="微软雅黑" w:hAnsi="Tahoma"/>
-          <w:color w:val="0070C0"/>
-          <w:kern w:val="0"/>
-          <w:sz w:val="22"/>
-        </w:rPr>
-        <w:t>&gt; Rmmv</w:t>
-      </w:r>
-      <w:r>
-        <w:rPr>
-          <w:rFonts w:ascii="Tahoma" w:eastAsia="微软雅黑" w:hAnsi="Tahoma"/>
-          <w:color w:val="0070C0"/>
-          <w:kern w:val="0"/>
-          <w:sz w:val="22"/>
-        </w:rPr>
-        <w:t>中的罕见问题</w:t>
-      </w:r>
-      <w:r>
-        <w:rPr>
-          <w:rFonts w:ascii="Tahoma" w:eastAsia="微软雅黑" w:hAnsi="Tahoma"/>
-          <w:color w:val="0070C0"/>
-          <w:kern w:val="0"/>
-          <w:sz w:val="22"/>
-        </w:rPr>
-        <w:t>.docx</w:t>
-      </w:r>
-      <w:r>
-        <w:rPr>
-          <w:rFonts w:ascii="Tahoma" w:eastAsia="微软雅黑" w:hAnsi="Tahoma" w:hint="eastAsia"/>
-          <w:kern w:val="0"/>
-          <w:sz w:val="22"/>
-        </w:rPr>
-        <w:t>”</w:t>
+        <w:t>需要更多的时间来编写实现。</w:t>
+      </w:r>
+    </w:p>
+    <w:p>
+      <w:pPr>
+        <w:widowControl/>
+        <w:adjustRightInd w:val="0"/>
+        <w:snapToGrid w:val="0"/>
+        <w:ind w:firstLine="420"/>
+        <w:jc w:val="left"/>
+        <w:rPr>
+          <w:rFonts w:ascii="Tahoma" w:eastAsia="微软雅黑" w:hAnsi="Tahoma"/>
+          <w:kern w:val="0"/>
+          <w:sz w:val="22"/>
+        </w:rPr>
+      </w:pPr>
+      <w:proofErr w:type="gramStart"/>
+      <w:r>
+        <w:rPr>
+          <w:rFonts w:ascii="Tahoma" w:eastAsia="微软雅黑" w:hAnsi="Tahoma" w:hint="eastAsia"/>
+          <w:kern w:val="0"/>
+          <w:sz w:val="22"/>
+        </w:rPr>
+        <w:t>开坑插件</w:t>
+      </w:r>
+      <w:proofErr w:type="gramEnd"/>
+      <w:r>
+        <w:rPr>
+          <w:rFonts w:ascii="Tahoma" w:eastAsia="微软雅黑" w:hAnsi="Tahoma" w:hint="eastAsia"/>
+          <w:kern w:val="0"/>
+          <w:sz w:val="22"/>
+        </w:rPr>
+        <w:t>的时候，很快，因为只需要考虑一种情况，能实现就算完成。</w:t>
+      </w:r>
+    </w:p>
+    <w:p>
+      <w:pPr>
+        <w:widowControl/>
+        <w:adjustRightInd w:val="0"/>
+        <w:snapToGrid w:val="0"/>
+        <w:ind w:firstLine="420"/>
+        <w:jc w:val="left"/>
+        <w:rPr>
+          <w:rFonts w:ascii="Tahoma" w:eastAsia="微软雅黑" w:hAnsi="Tahoma" w:hint="eastAsia"/>
+          <w:kern w:val="0"/>
+          <w:sz w:val="22"/>
+        </w:rPr>
+      </w:pPr>
+      <w:r>
+        <w:rPr>
+          <w:rFonts w:ascii="Tahoma" w:eastAsia="微软雅黑" w:hAnsi="Tahoma" w:hint="eastAsia"/>
+          <w:kern w:val="0"/>
+          <w:sz w:val="22"/>
+        </w:rPr>
+        <w:t>强化插件的时候，很慢，因为情况变多，不仅要兼容，还要考虑组合的高级功能。</w:t>
       </w:r>
     </w:p>
     <w:p>
@@ -6113,7 +6625,522 @@
           <w:kern w:val="0"/>
           <w:sz w:val="22"/>
         </w:rPr>
-        <w:t>这些都是对现有技术长期试错积累出来的结果。</w:t>
+        <w:t>这才导致视频没空闲去做，游戏也没精力玩，不好修的</w:t>
+      </w:r>
+      <w:r>
+        <w:rPr>
+          <w:rFonts w:ascii="Tahoma" w:eastAsia="微软雅黑" w:hAnsi="Tahoma" w:hint="eastAsia"/>
+          <w:kern w:val="0"/>
+          <w:sz w:val="22"/>
+        </w:rPr>
+        <w:t>bug</w:t>
+      </w:r>
+      <w:r>
+        <w:rPr>
+          <w:rFonts w:ascii="Tahoma" w:eastAsia="微软雅黑" w:hAnsi="Tahoma" w:hint="eastAsia"/>
+          <w:kern w:val="0"/>
+          <w:sz w:val="22"/>
+        </w:rPr>
+        <w:t>也一直没来得及修。</w:t>
+      </w:r>
+    </w:p>
+    <w:tbl>
+      <w:tblPr>
+        <w:tblStyle w:val="af"/>
+        <w:tblW w:w="0" w:type="auto"/>
+        <w:tblLook w:val="04A0" w:firstRow="1" w:lastRow="0" w:firstColumn="1" w:lastColumn="0" w:noHBand="0" w:noVBand="1"/>
+      </w:tblPr>
+      <w:tblGrid>
+        <w:gridCol w:w="8522"/>
+      </w:tblGrid>
+      <w:tr>
+        <w:tc>
+          <w:tcPr>
+            <w:tcW w:w="8522" w:type="dxa"/>
+          </w:tcPr>
+          <w:p>
+            <w:pPr>
+              <w:widowControl/>
+              <w:adjustRightInd w:val="0"/>
+              <w:snapToGrid w:val="0"/>
+              <w:spacing w:after="200"/>
+              <w:jc w:val="left"/>
+              <w:rPr>
+                <w:rFonts w:ascii="Tahoma" w:eastAsia="微软雅黑" w:hAnsi="Tahoma"/>
+                <w:kern w:val="0"/>
+                <w:sz w:val="22"/>
+              </w:rPr>
+            </w:pPr>
+            <w:r>
+              <w:rPr>
+                <w:rFonts w:ascii="Tahoma" w:eastAsia="微软雅黑" w:hAnsi="Tahoma" w:hint="eastAsia"/>
+                <w:kern w:val="0"/>
+                <w:sz w:val="22"/>
+              </w:rPr>
+              <w:t>举个简单的例子：拼图插件。</w:t>
+            </w:r>
+          </w:p>
+          <w:p>
+            <w:pPr>
+              <w:widowControl/>
+              <w:adjustRightInd w:val="0"/>
+              <w:snapToGrid w:val="0"/>
+              <w:jc w:val="left"/>
+              <w:rPr>
+                <w:rFonts w:ascii="Tahoma" w:eastAsia="微软雅黑" w:hAnsi="Tahoma"/>
+                <w:kern w:val="0"/>
+                <w:sz w:val="22"/>
+              </w:rPr>
+            </w:pPr>
+            <w:r>
+              <w:rPr>
+                <w:rFonts w:ascii="Tahoma" w:eastAsia="微软雅黑" w:hAnsi="Tahoma" w:hint="eastAsia"/>
+                <w:kern w:val="0"/>
+                <w:sz w:val="22"/>
+              </w:rPr>
+              <w:t>实现等级</w:t>
+            </w:r>
+            <w:r>
+              <w:rPr>
+                <w:rFonts w:ascii="Tahoma" w:eastAsia="微软雅黑" w:hAnsi="Tahoma" w:hint="eastAsia"/>
+                <w:kern w:val="0"/>
+                <w:sz w:val="22"/>
+              </w:rPr>
+              <w:t>1</w:t>
+            </w:r>
+            <w:r>
+              <w:rPr>
+                <w:rFonts w:ascii="Tahoma" w:eastAsia="微软雅黑" w:hAnsi="Tahoma" w:hint="eastAsia"/>
+                <w:kern w:val="0"/>
+                <w:sz w:val="22"/>
+              </w:rPr>
+              <w:t>：吸附槽</w:t>
+            </w:r>
+            <w:r>
+              <w:rPr>
+                <w:rFonts w:ascii="Tahoma" w:eastAsia="微软雅黑" w:hAnsi="Tahoma" w:hint="eastAsia"/>
+                <w:kern w:val="0"/>
+                <w:sz w:val="22"/>
+              </w:rPr>
+              <w:t>+</w:t>
+            </w:r>
+            <w:r>
+              <w:rPr>
+                <w:rFonts w:ascii="Tahoma" w:eastAsia="微软雅黑" w:hAnsi="Tahoma" w:hint="eastAsia"/>
+                <w:kern w:val="0"/>
+                <w:sz w:val="22"/>
+              </w:rPr>
+              <w:t>图片</w:t>
+            </w:r>
+          </w:p>
+          <w:p>
+            <w:pPr>
+              <w:widowControl/>
+              <w:adjustRightInd w:val="0"/>
+              <w:snapToGrid w:val="0"/>
+              <w:jc w:val="left"/>
+              <w:rPr>
+                <w:rFonts w:ascii="Tahoma" w:eastAsia="微软雅黑" w:hAnsi="Tahoma"/>
+                <w:kern w:val="0"/>
+                <w:sz w:val="22"/>
+              </w:rPr>
+            </w:pPr>
+            <w:r>
+              <w:rPr>
+                <w:rFonts w:ascii="Tahoma" w:eastAsia="微软雅黑" w:hAnsi="Tahoma" w:hint="eastAsia"/>
+                <w:kern w:val="0"/>
+                <w:sz w:val="22"/>
+              </w:rPr>
+              <w:t>拼图直接用图片实现，手动用</w:t>
+            </w:r>
+            <w:r>
+              <w:rPr>
+                <w:rFonts w:ascii="Tahoma" w:eastAsia="微软雅黑" w:hAnsi="Tahoma" w:hint="eastAsia"/>
+                <w:kern w:val="0"/>
+                <w:sz w:val="22"/>
+              </w:rPr>
+              <w:t>ps</w:t>
+            </w:r>
+            <w:r>
+              <w:rPr>
+                <w:rFonts w:ascii="Tahoma" w:eastAsia="微软雅黑" w:hAnsi="Tahoma" w:hint="eastAsia"/>
+                <w:kern w:val="0"/>
+                <w:sz w:val="22"/>
+              </w:rPr>
+              <w:t>切资源，吸附槽判定吸附的图片，实现拼图。</w:t>
+            </w:r>
+          </w:p>
+          <w:p>
+            <w:pPr>
+              <w:widowControl/>
+              <w:adjustRightInd w:val="0"/>
+              <w:snapToGrid w:val="0"/>
+              <w:jc w:val="left"/>
+              <w:rPr>
+                <w:rFonts w:ascii="Tahoma" w:eastAsia="微软雅黑" w:hAnsi="Tahoma"/>
+                <w:kern w:val="0"/>
+                <w:sz w:val="22"/>
+              </w:rPr>
+            </w:pPr>
+            <w:r>
+              <w:rPr>
+                <w:rFonts w:ascii="Tahoma" w:eastAsia="微软雅黑" w:hAnsi="Tahoma" w:hint="eastAsia"/>
+                <w:kern w:val="0"/>
+                <w:sz w:val="22"/>
+              </w:rPr>
+              <w:t>实现等级</w:t>
+            </w:r>
+            <w:r>
+              <w:rPr>
+                <w:rFonts w:ascii="Tahoma" w:eastAsia="微软雅黑" w:hAnsi="Tahoma" w:hint="eastAsia"/>
+                <w:kern w:val="0"/>
+                <w:sz w:val="22"/>
+              </w:rPr>
+              <w:t>2</w:t>
+            </w:r>
+            <w:r>
+              <w:rPr>
+                <w:rFonts w:ascii="Tahoma" w:eastAsia="微软雅黑" w:hAnsi="Tahoma" w:hint="eastAsia"/>
+                <w:kern w:val="0"/>
+                <w:sz w:val="22"/>
+              </w:rPr>
+              <w:t>：吸附槽</w:t>
+            </w:r>
+            <w:r>
+              <w:rPr>
+                <w:rFonts w:ascii="Tahoma" w:eastAsia="微软雅黑" w:hAnsi="Tahoma" w:hint="eastAsia"/>
+                <w:kern w:val="0"/>
+                <w:sz w:val="22"/>
+              </w:rPr>
+              <w:t>+</w:t>
+            </w:r>
+            <w:r>
+              <w:rPr>
+                <w:rFonts w:ascii="Tahoma" w:eastAsia="微软雅黑" w:hAnsi="Tahoma" w:hint="eastAsia"/>
+                <w:kern w:val="0"/>
+                <w:sz w:val="22"/>
+              </w:rPr>
+              <w:t>现场切割（拼图形状）</w:t>
+            </w:r>
+          </w:p>
+          <w:p>
+            <w:pPr>
+              <w:widowControl/>
+              <w:adjustRightInd w:val="0"/>
+              <w:snapToGrid w:val="0"/>
+              <w:jc w:val="left"/>
+              <w:rPr>
+                <w:rFonts w:ascii="Tahoma" w:eastAsia="微软雅黑" w:hAnsi="Tahoma"/>
+                <w:kern w:val="0"/>
+                <w:sz w:val="22"/>
+              </w:rPr>
+            </w:pPr>
+            <w:r>
+              <w:rPr>
+                <w:rFonts w:ascii="Tahoma" w:eastAsia="微软雅黑" w:hAnsi="Tahoma" w:hint="eastAsia"/>
+                <w:kern w:val="0"/>
+                <w:sz w:val="22"/>
+              </w:rPr>
+              <w:t>在不影响吸附槽判定图片的基础上，拼图不能一直是方形吧？得有个拼图的扭曲形状。</w:t>
+            </w:r>
+          </w:p>
+          <w:p>
+            <w:pPr>
+              <w:widowControl/>
+              <w:adjustRightInd w:val="0"/>
+              <w:snapToGrid w:val="0"/>
+              <w:jc w:val="left"/>
+              <w:rPr>
+                <w:rFonts w:ascii="Tahoma" w:eastAsia="微软雅黑" w:hAnsi="Tahoma"/>
+                <w:kern w:val="0"/>
+                <w:sz w:val="22"/>
+              </w:rPr>
+            </w:pPr>
+            <w:r>
+              <w:rPr>
+                <w:rFonts w:ascii="Tahoma" w:eastAsia="微软雅黑" w:hAnsi="Tahoma" w:hint="eastAsia"/>
+                <w:kern w:val="0"/>
+                <w:sz w:val="22"/>
+              </w:rPr>
+              <w:t>实现等级</w:t>
+            </w:r>
+            <w:r>
+              <w:rPr>
+                <w:rFonts w:ascii="Tahoma" w:eastAsia="微软雅黑" w:hAnsi="Tahoma" w:hint="eastAsia"/>
+                <w:kern w:val="0"/>
+                <w:sz w:val="22"/>
+              </w:rPr>
+              <w:t>3</w:t>
+            </w:r>
+            <w:r>
+              <w:rPr>
+                <w:rFonts w:ascii="Tahoma" w:eastAsia="微软雅黑" w:hAnsi="Tahoma" w:hint="eastAsia"/>
+                <w:kern w:val="0"/>
+                <w:sz w:val="22"/>
+              </w:rPr>
+              <w:t>：吸附槽</w:t>
+            </w:r>
+            <w:r>
+              <w:rPr>
+                <w:rFonts w:ascii="Tahoma" w:eastAsia="微软雅黑" w:hAnsi="Tahoma" w:hint="eastAsia"/>
+                <w:kern w:val="0"/>
+                <w:sz w:val="22"/>
+              </w:rPr>
+              <w:t>+</w:t>
+            </w:r>
+            <w:r>
+              <w:rPr>
+                <w:rFonts w:ascii="Tahoma" w:eastAsia="微软雅黑" w:hAnsi="Tahoma" w:hint="eastAsia"/>
+                <w:kern w:val="0"/>
+                <w:sz w:val="22"/>
+              </w:rPr>
+              <w:t>现场切割（高度自定义）</w:t>
+            </w:r>
+          </w:p>
+          <w:p>
+            <w:pPr>
+              <w:widowControl/>
+              <w:adjustRightInd w:val="0"/>
+              <w:snapToGrid w:val="0"/>
+              <w:jc w:val="left"/>
+              <w:rPr>
+                <w:rFonts w:ascii="Tahoma" w:eastAsia="微软雅黑" w:hAnsi="Tahoma"/>
+                <w:kern w:val="0"/>
+                <w:sz w:val="22"/>
+              </w:rPr>
+            </w:pPr>
+            <w:r>
+              <w:rPr>
+                <w:rFonts w:ascii="Tahoma" w:eastAsia="微软雅黑" w:hAnsi="Tahoma" w:hint="eastAsia"/>
+                <w:kern w:val="0"/>
+                <w:sz w:val="22"/>
+              </w:rPr>
+              <w:t>都能实现拼图的形状了，切割的拼图可以是三角形、五边形这种完全自定义的形状吧？</w:t>
+            </w:r>
+          </w:p>
+          <w:p>
+            <w:pPr>
+              <w:widowControl/>
+              <w:adjustRightInd w:val="0"/>
+              <w:snapToGrid w:val="0"/>
+              <w:jc w:val="left"/>
+              <w:rPr>
+                <w:rFonts w:ascii="Tahoma" w:eastAsia="微软雅黑" w:hAnsi="Tahoma" w:hint="eastAsia"/>
+                <w:kern w:val="0"/>
+                <w:sz w:val="22"/>
+              </w:rPr>
+            </w:pPr>
+            <w:r>
+              <w:rPr>
+                <w:rFonts w:ascii="Tahoma" w:eastAsia="微软雅黑" w:hAnsi="Tahoma" w:hint="eastAsia"/>
+                <w:kern w:val="0"/>
+                <w:sz w:val="22"/>
+              </w:rPr>
+              <w:t>实现等级</w:t>
+            </w:r>
+            <w:r>
+              <w:rPr>
+                <w:rFonts w:ascii="Tahoma" w:eastAsia="微软雅黑" w:hAnsi="Tahoma" w:hint="eastAsia"/>
+                <w:kern w:val="0"/>
+                <w:sz w:val="22"/>
+              </w:rPr>
+              <w:t>4</w:t>
+            </w:r>
+            <w:r>
+              <w:rPr>
+                <w:rFonts w:ascii="Tahoma" w:eastAsia="微软雅黑" w:hAnsi="Tahoma" w:hint="eastAsia"/>
+                <w:kern w:val="0"/>
+                <w:sz w:val="22"/>
+              </w:rPr>
+              <w:t>：吸附槽</w:t>
+            </w:r>
+            <w:r>
+              <w:rPr>
+                <w:rFonts w:ascii="Tahoma" w:eastAsia="微软雅黑" w:hAnsi="Tahoma" w:hint="eastAsia"/>
+                <w:kern w:val="0"/>
+                <w:sz w:val="22"/>
+              </w:rPr>
+              <w:t>+</w:t>
+            </w:r>
+            <w:r>
+              <w:rPr>
+                <w:rFonts w:ascii="Tahoma" w:eastAsia="微软雅黑" w:hAnsi="Tahoma" w:hint="eastAsia"/>
+                <w:kern w:val="0"/>
+                <w:sz w:val="22"/>
+              </w:rPr>
+              <w:t>可旋转</w:t>
+            </w:r>
+            <w:r>
+              <w:rPr>
+                <w:rFonts w:ascii="Tahoma" w:eastAsia="微软雅黑" w:hAnsi="Tahoma" w:hint="eastAsia"/>
+                <w:kern w:val="0"/>
+                <w:sz w:val="22"/>
+              </w:rPr>
+              <w:t>+</w:t>
+            </w:r>
+            <w:r>
+              <w:rPr>
+                <w:rFonts w:ascii="Tahoma" w:eastAsia="微软雅黑" w:hAnsi="Tahoma" w:hint="eastAsia"/>
+                <w:kern w:val="0"/>
+                <w:sz w:val="22"/>
+              </w:rPr>
+              <w:t>现场切割（高度自定义）</w:t>
+            </w:r>
+          </w:p>
+          <w:p>
+            <w:pPr>
+              <w:widowControl/>
+              <w:adjustRightInd w:val="0"/>
+              <w:snapToGrid w:val="0"/>
+              <w:spacing w:after="200"/>
+              <w:jc w:val="left"/>
+              <w:rPr>
+                <w:rFonts w:ascii="Tahoma" w:eastAsia="微软雅黑" w:hAnsi="Tahoma" w:hint="eastAsia"/>
+                <w:kern w:val="0"/>
+                <w:sz w:val="22"/>
+              </w:rPr>
+            </w:pPr>
+            <w:r>
+              <w:rPr>
+                <w:rFonts w:ascii="Tahoma" w:eastAsia="微软雅黑" w:hAnsi="Tahoma" w:hint="eastAsia"/>
+                <w:kern w:val="0"/>
+                <w:sz w:val="22"/>
+              </w:rPr>
+              <w:t>在上述功能的基础上，每个图片还要能旋转，这才算完美的自定义拼图吧？</w:t>
+            </w:r>
+          </w:p>
+          <w:p>
+            <w:pPr>
+              <w:widowControl/>
+              <w:adjustRightInd w:val="0"/>
+              <w:snapToGrid w:val="0"/>
+              <w:jc w:val="left"/>
+              <w:rPr>
+                <w:rFonts w:ascii="Tahoma" w:eastAsia="微软雅黑" w:hAnsi="Tahoma"/>
+                <w:kern w:val="0"/>
+                <w:sz w:val="22"/>
+              </w:rPr>
+            </w:pPr>
+            <w:r>
+              <w:rPr>
+                <w:rFonts w:ascii="Tahoma" w:eastAsia="微软雅黑" w:hAnsi="Tahoma" w:hint="eastAsia"/>
+                <w:kern w:val="0"/>
+                <w:sz w:val="22"/>
+              </w:rPr>
+              <w:t>一眼看过去，该死，为什么还有那么多小功能小细节没实现呢？</w:t>
+            </w:r>
+          </w:p>
+          <w:p>
+            <w:pPr>
+              <w:widowControl/>
+              <w:adjustRightInd w:val="0"/>
+              <w:snapToGrid w:val="0"/>
+              <w:jc w:val="left"/>
+              <w:rPr>
+                <w:rFonts w:ascii="Tahoma" w:eastAsia="微软雅黑" w:hAnsi="Tahoma" w:hint="eastAsia"/>
+                <w:kern w:val="0"/>
+                <w:sz w:val="22"/>
+              </w:rPr>
+            </w:pPr>
+            <w:r>
+              <w:rPr>
+                <w:rFonts w:ascii="Tahoma" w:eastAsia="微软雅黑" w:hAnsi="Tahoma" w:hint="eastAsia"/>
+                <w:kern w:val="0"/>
+                <w:sz w:val="22"/>
+              </w:rPr>
+              <w:t>作者我饥渴难耐，超级想去实现。啊…时间消失了。</w:t>
+            </w:r>
+          </w:p>
+        </w:tc>
+      </w:tr>
+    </w:tbl>
+    <w:p>
+      <w:pPr>
+        <w:widowControl/>
+        <w:adjustRightInd w:val="0"/>
+        <w:snapToGrid w:val="0"/>
+        <w:jc w:val="left"/>
+        <w:rPr>
+          <w:rFonts w:ascii="Tahoma" w:eastAsia="微软雅黑" w:hAnsi="Tahoma"/>
+          <w:kern w:val="0"/>
+          <w:sz w:val="22"/>
+        </w:rPr>
+      </w:pPr>
+    </w:p>
+    <w:p>
+      <w:pPr>
+        <w:widowControl/>
+        <w:adjustRightInd w:val="0"/>
+        <w:snapToGrid w:val="0"/>
+        <w:jc w:val="left"/>
+        <w:rPr>
+          <w:rFonts w:ascii="Tahoma" w:eastAsia="微软雅黑" w:hAnsi="Tahoma" w:hint="eastAsia"/>
+          <w:kern w:val="0"/>
+          <w:sz w:val="22"/>
+        </w:rPr>
+      </w:pPr>
+    </w:p>
+    <w:p>
+      <w:pPr>
+        <w:widowControl/>
+        <w:adjustRightInd w:val="0"/>
+        <w:snapToGrid w:val="0"/>
+        <w:spacing w:after="200"/>
+        <w:jc w:val="left"/>
+        <w:rPr>
+          <w:rFonts w:ascii="Tahoma" w:eastAsia="微软雅黑" w:hAnsi="Tahoma"/>
+          <w:kern w:val="0"/>
+          <w:sz w:val="22"/>
+        </w:rPr>
+      </w:pPr>
+      <w:r>
+        <w:rPr>
+          <w:rFonts w:ascii="Tahoma" w:eastAsia="微软雅黑" w:hAnsi="Tahoma" w:hint="eastAsia"/>
+          <w:b/>
+          <w:bCs/>
+          <w:kern w:val="0"/>
+          <w:sz w:val="22"/>
+        </w:rPr>
+        <w:t>◆</w:t>
+      </w:r>
+      <w:r>
+        <w:rPr>
+          <w:rFonts w:ascii="Tahoma" w:eastAsia="微软雅黑" w:hAnsi="Tahoma" w:hint="eastAsia"/>
+          <w:b/>
+          <w:bCs/>
+          <w:kern w:val="0"/>
+          <w:sz w:val="22"/>
+        </w:rPr>
+        <w:t xml:space="preserve"> </w:t>
+      </w:r>
+      <w:r>
+        <w:rPr>
+          <w:rFonts w:ascii="Tahoma" w:eastAsia="微软雅黑" w:hAnsi="Tahoma" w:hint="eastAsia"/>
+          <w:b/>
+          <w:bCs/>
+          <w:kern w:val="0"/>
+          <w:sz w:val="22"/>
+        </w:rPr>
+        <w:t>这个游戏编辑器已经存在很长时间了，</w:t>
+      </w:r>
+      <w:r>
+        <w:rPr>
+          <w:rFonts w:ascii="Tahoma" w:eastAsia="微软雅黑" w:hAnsi="Tahoma" w:hint="eastAsia"/>
+          <w:b/>
+          <w:bCs/>
+          <w:kern w:val="0"/>
+          <w:sz w:val="22"/>
+        </w:rPr>
+        <w:t>游戏的</w:t>
+      </w:r>
+      <w:r>
+        <w:rPr>
+          <w:rFonts w:ascii="Tahoma" w:eastAsia="微软雅黑" w:hAnsi="Tahoma" w:hint="eastAsia"/>
+          <w:b/>
+          <w:kern w:val="0"/>
+          <w:sz w:val="22"/>
+        </w:rPr>
+        <w:t>技术底层是否已经过时？</w:t>
       </w:r>
     </w:p>
     <w:p>
@@ -6129,13 +7156,32 @@
           <w:sz w:val="22"/>
         </w:rPr>
       </w:pPr>
-      <w:r>
-        <w:rPr>
-          <w:rFonts w:ascii="Tahoma" w:eastAsia="微软雅黑" w:hAnsi="Tahoma" w:hint="eastAsia"/>
-          <w:kern w:val="0"/>
-          <w:sz w:val="22"/>
-        </w:rPr>
-        <w:t>当然，我不否认新技术可能带来许多特别的新功能。</w:t>
+      <w:bookmarkStart w:id="1" w:name="_Hlk158632646"/>
+      <w:r>
+        <w:rPr>
+          <w:rFonts w:ascii="Tahoma" w:eastAsia="微软雅黑" w:hAnsi="Tahoma" w:hint="eastAsia"/>
+          <w:kern w:val="0"/>
+          <w:sz w:val="22"/>
+        </w:rPr>
+        <w:t>他</w:t>
+      </w:r>
+      <w:proofErr w:type="gramStart"/>
+      <w:r>
+        <w:rPr>
+          <w:rFonts w:ascii="Tahoma" w:eastAsia="微软雅黑" w:hAnsi="Tahoma" w:hint="eastAsia"/>
+          <w:kern w:val="0"/>
+          <w:sz w:val="22"/>
+        </w:rPr>
+        <w:t>喵</w:t>
+      </w:r>
+      <w:proofErr w:type="gramEnd"/>
+      <w:r>
+        <w:rPr>
+          <w:rFonts w:ascii="Tahoma" w:eastAsia="微软雅黑" w:hAnsi="Tahoma" w:hint="eastAsia"/>
+          <w:kern w:val="0"/>
+          <w:sz w:val="22"/>
+        </w:rPr>
+        <w:t>的，每次都有愚蠢的群友问这个，觉得出了一项新技术，那旧的技术就会过时。</w:t>
       </w:r>
     </w:p>
     <w:p>
@@ -6157,7 +7203,8 @@
           <w:kern w:val="0"/>
           <w:sz w:val="22"/>
         </w:rPr>
-        <w:t>但在很多年以前，大量涌现的新技术、新功能，你记得吗？你知道多少？</w:t>
+        <w:lastRenderedPageBreak/>
+        <w:t>反过来，既然你知道存在很长时间了，那你为什么不会觉得它变得更成熟了呢？</w:t>
       </w:r>
     </w:p>
     <w:p>
@@ -6179,12 +7226,108 @@
           <w:kern w:val="0"/>
           <w:sz w:val="22"/>
         </w:rPr>
-        <w:lastRenderedPageBreak/>
-        <w:t>以我目前写的插件来看，渐变色、发光文字、滤镜、动态遮罩、屏幕快照</w:t>
-      </w:r>
-      <w:r>
-        <w:rPr>
-          <w:rFonts w:ascii="Tahoma" w:eastAsia="微软雅黑" w:hAnsi="Tahoma" w:hint="eastAsia"/>
+        <w:t>前人踩过的坑，经过口口相传，找到了许多</w:t>
+      </w:r>
+      <w:r>
+        <w:rPr>
+          <w:rFonts w:ascii="Tahoma" w:eastAsia="微软雅黑" w:hAnsi="Tahoma" w:hint="eastAsia"/>
+          <w:kern w:val="0"/>
+          <w:sz w:val="22"/>
+        </w:rPr>
+        <w:t>bug</w:t>
+      </w:r>
+      <w:r>
+        <w:rPr>
+          <w:rFonts w:ascii="Tahoma" w:eastAsia="微软雅黑" w:hAnsi="Tahoma" w:hint="eastAsia"/>
+          <w:kern w:val="0"/>
+          <w:sz w:val="22"/>
+        </w:rPr>
+        <w:t>和对应解决方案。</w:t>
+      </w:r>
+    </w:p>
+    <w:p>
+      <w:pPr>
+        <w:widowControl/>
+        <w:adjustRightInd w:val="0"/>
+        <w:snapToGrid w:val="0"/>
+        <w:ind w:firstLine="420"/>
+        <w:jc w:val="left"/>
+        <w:rPr>
+          <w:rFonts w:ascii="Tahoma" w:eastAsia="微软雅黑" w:hAnsi="Tahoma"/>
+          <w:kern w:val="0"/>
+          <w:sz w:val="22"/>
+        </w:rPr>
+      </w:pPr>
+      <w:r>
+        <w:rPr>
+          <w:rFonts w:ascii="Tahoma" w:eastAsia="微软雅黑" w:hAnsi="Tahoma" w:hint="eastAsia"/>
+          <w:kern w:val="0"/>
+          <w:sz w:val="22"/>
+        </w:rPr>
+        <w:t>作者我把他们整理成文档，你可以去看看文档：</w:t>
+      </w:r>
+    </w:p>
+    <w:p>
+      <w:pPr>
+        <w:widowControl/>
+        <w:adjustRightInd w:val="0"/>
+        <w:snapToGrid w:val="0"/>
+        <w:ind w:firstLine="420"/>
+        <w:jc w:val="left"/>
+        <w:rPr>
+          <w:rFonts w:ascii="Tahoma" w:eastAsia="微软雅黑" w:hAnsi="Tahoma"/>
+          <w:kern w:val="0"/>
+          <w:sz w:val="22"/>
+        </w:rPr>
+      </w:pPr>
+      <w:r>
+        <w:rPr>
+          <w:rFonts w:ascii="Tahoma" w:eastAsia="微软雅黑" w:hAnsi="Tahoma" w:hint="eastAsia"/>
+          <w:kern w:val="0"/>
+          <w:sz w:val="22"/>
+        </w:rPr>
+        <w:t>“</w:t>
+      </w:r>
+      <w:r>
+        <w:rPr>
+          <w:rFonts w:ascii="Tahoma" w:eastAsia="微软雅黑" w:hAnsi="Tahoma"/>
+          <w:color w:val="2E74B5" w:themeColor="accent1" w:themeShade="BF"/>
+          <w:kern w:val="0"/>
+          <w:sz w:val="22"/>
+        </w:rPr>
+        <w:t>0.</w:t>
+      </w:r>
+      <w:r>
+        <w:rPr>
+          <w:rFonts w:ascii="Tahoma" w:eastAsia="微软雅黑" w:hAnsi="Tahoma"/>
+          <w:color w:val="2E74B5" w:themeColor="accent1" w:themeShade="BF"/>
+          <w:kern w:val="0"/>
+          <w:sz w:val="22"/>
+        </w:rPr>
+        <w:t>问题解答集合（</w:t>
+      </w:r>
+      <w:r>
+        <w:rPr>
+          <w:rFonts w:ascii="Tahoma" w:eastAsia="微软雅黑" w:hAnsi="Tahoma"/>
+          <w:color w:val="2E74B5" w:themeColor="accent1" w:themeShade="BF"/>
+          <w:kern w:val="0"/>
+          <w:sz w:val="22"/>
+        </w:rPr>
+        <w:t>FAQ</w:t>
+      </w:r>
+      <w:r>
+        <w:rPr>
+          <w:rFonts w:ascii="Tahoma" w:eastAsia="微软雅黑" w:hAnsi="Tahoma"/>
+          <w:color w:val="2E74B5" w:themeColor="accent1" w:themeShade="BF"/>
+          <w:kern w:val="0"/>
+          <w:sz w:val="22"/>
+        </w:rPr>
+        <w:t>）</w:t>
+      </w:r>
+      <w:r>
+        <w:rPr>
+          <w:rFonts w:ascii="Tahoma" w:eastAsia="微软雅黑" w:hAnsi="Tahoma" w:hint="eastAsia"/>
+          <w:color w:val="2E74B5" w:themeColor="accent1" w:themeShade="BF"/>
           <w:kern w:val="0"/>
           <w:sz w:val="22"/>
         </w:rPr>
@@ -6192,11 +7335,38 @@
       </w:r>
       <w:r>
         <w:rPr>
-          <w:rFonts w:ascii="Tahoma" w:eastAsia="微软雅黑" w:hAnsi="Tahoma" w:hint="eastAsia"/>
-          <w:kern w:val="0"/>
-          <w:sz w:val="22"/>
-        </w:rPr>
-        <w:t>等。</w:t>
+          <w:rFonts w:ascii="Tahoma" w:eastAsia="微软雅黑" w:hAnsi="Tahoma"/>
+          <w:color w:val="2E74B5" w:themeColor="accent1" w:themeShade="BF"/>
+          <w:kern w:val="0"/>
+          <w:sz w:val="22"/>
+        </w:rPr>
+        <w:t>&gt; Rmmv</w:t>
+      </w:r>
+      <w:r>
+        <w:rPr>
+          <w:rFonts w:ascii="Tahoma" w:eastAsia="微软雅黑" w:hAnsi="Tahoma"/>
+          <w:color w:val="2E74B5" w:themeColor="accent1" w:themeShade="BF"/>
+          <w:kern w:val="0"/>
+          <w:sz w:val="22"/>
+        </w:rPr>
+        <w:t>中的常见问题</w:t>
+      </w:r>
+      <w:r>
+        <w:rPr>
+          <w:rFonts w:ascii="Tahoma" w:eastAsia="微软雅黑" w:hAnsi="Tahoma"/>
+          <w:color w:val="2E74B5" w:themeColor="accent1" w:themeShade="BF"/>
+          <w:kern w:val="0"/>
+          <w:sz w:val="22"/>
+        </w:rPr>
+        <w:t>.docx</w:t>
+      </w:r>
+      <w:r>
+        <w:rPr>
+          <w:rFonts w:ascii="Tahoma" w:eastAsia="微软雅黑" w:hAnsi="Tahoma" w:hint="eastAsia"/>
+          <w:kern w:val="0"/>
+          <w:sz w:val="22"/>
+        </w:rPr>
+        <w:t>”</w:t>
       </w:r>
     </w:p>
     <w:p>
@@ -6218,85 +7388,87 @@
           <w:kern w:val="0"/>
           <w:sz w:val="22"/>
         </w:rPr>
-        <w:t>这些可都是</w:t>
-      </w:r>
-      <w:r>
-        <w:rPr>
-          <w:rFonts w:ascii="Tahoma" w:eastAsia="微软雅黑" w:hAnsi="Tahoma" w:hint="eastAsia"/>
-          <w:kern w:val="0"/>
-          <w:sz w:val="22"/>
-        </w:rPr>
-        <w:t>html</w:t>
-      </w:r>
-      <w:r>
-        <w:rPr>
-          <w:rFonts w:ascii="Tahoma" w:eastAsia="微软雅黑" w:hAnsi="Tahoma"/>
-          <w:kern w:val="0"/>
-          <w:sz w:val="22"/>
-        </w:rPr>
-        <w:t>5</w:t>
-      </w:r>
-      <w:r>
-        <w:rPr>
-          <w:rFonts w:ascii="Tahoma" w:eastAsia="微软雅黑" w:hAnsi="Tahoma" w:hint="eastAsia"/>
-          <w:kern w:val="0"/>
-          <w:sz w:val="22"/>
-        </w:rPr>
-        <w:t>曾经提供的</w:t>
-      </w:r>
-      <w:r>
-        <w:rPr>
-          <w:rFonts w:ascii="Tahoma" w:eastAsia="微软雅黑" w:hAnsi="Tahoma"/>
+        <w:t>“</w:t>
+      </w:r>
+      <w:r>
+        <w:rPr>
+          <w:rFonts w:ascii="Tahoma" w:eastAsia="微软雅黑" w:hAnsi="Tahoma"/>
+          <w:color w:val="0070C0"/>
+          <w:kern w:val="0"/>
+          <w:sz w:val="22"/>
+        </w:rPr>
+        <w:t>0.</w:t>
+      </w:r>
+      <w:r>
+        <w:rPr>
+          <w:rFonts w:ascii="Tahoma" w:eastAsia="微软雅黑" w:hAnsi="Tahoma"/>
+          <w:color w:val="0070C0"/>
+          <w:kern w:val="0"/>
+          <w:sz w:val="22"/>
+        </w:rPr>
+        <w:t>问题解答集合（</w:t>
+      </w:r>
+      <w:r>
+        <w:rPr>
+          <w:rFonts w:ascii="Tahoma" w:eastAsia="微软雅黑" w:hAnsi="Tahoma"/>
+          <w:color w:val="0070C0"/>
+          <w:kern w:val="0"/>
+          <w:sz w:val="22"/>
+        </w:rPr>
+        <w:t>FAQ</w:t>
+      </w:r>
+      <w:r>
+        <w:rPr>
+          <w:rFonts w:ascii="Tahoma" w:eastAsia="微软雅黑" w:hAnsi="Tahoma"/>
+          <w:color w:val="0070C0"/>
+          <w:kern w:val="0"/>
+          <w:sz w:val="22"/>
+        </w:rPr>
+        <w:t>）</w:t>
+      </w:r>
+      <w:r>
+        <w:rPr>
+          <w:rFonts w:ascii="Tahoma" w:eastAsia="微软雅黑" w:hAnsi="Tahoma" w:hint="eastAsia"/>
+          <w:color w:val="0070C0"/>
+          <w:kern w:val="0"/>
+          <w:sz w:val="22"/>
+        </w:rPr>
+        <w:t xml:space="preserve"> </w:t>
+      </w:r>
+      <w:r>
+        <w:rPr>
+          <w:rFonts w:ascii="Tahoma" w:eastAsia="微软雅黑" w:hAnsi="Tahoma"/>
+          <w:color w:val="0070C0"/>
+          <w:kern w:val="0"/>
+          <w:sz w:val="22"/>
+        </w:rPr>
+        <w:t>&gt; Rmmv</w:t>
+      </w:r>
+      <w:r>
+        <w:rPr>
+          <w:rFonts w:ascii="Tahoma" w:eastAsia="微软雅黑" w:hAnsi="Tahoma"/>
+          <w:color w:val="0070C0"/>
+          <w:kern w:val="0"/>
+          <w:sz w:val="22"/>
+        </w:rPr>
+        <w:t>中的罕见问题</w:t>
+      </w:r>
+      <w:r>
+        <w:rPr>
+          <w:rFonts w:ascii="Tahoma" w:eastAsia="微软雅黑" w:hAnsi="Tahoma"/>
+          <w:color w:val="0070C0"/>
+          <w:kern w:val="0"/>
+          <w:sz w:val="22"/>
+        </w:rPr>
+        <w:t>.docx</w:t>
+      </w:r>
+      <w:r>
+        <w:rPr>
+          <w:rFonts w:ascii="Tahoma" w:eastAsia="微软雅黑" w:hAnsi="Tahoma" w:hint="eastAsia"/>
           <w:kern w:val="0"/>
           <w:sz w:val="22"/>
         </w:rPr>
         <w:t>”</w:t>
-      </w:r>
-      <w:r>
-        <w:rPr>
-          <w:rFonts w:ascii="Tahoma" w:eastAsia="微软雅黑" w:hAnsi="Tahoma" w:hint="eastAsia"/>
-          <w:kern w:val="0"/>
-          <w:sz w:val="22"/>
-        </w:rPr>
-        <w:t>高科技</w:t>
-      </w:r>
-      <w:r>
-        <w:rPr>
-          <w:rFonts w:ascii="Tahoma" w:eastAsia="微软雅黑" w:hAnsi="Tahoma"/>
-          <w:kern w:val="0"/>
-          <w:sz w:val="22"/>
-        </w:rPr>
-        <w:t>”</w:t>
-      </w:r>
-      <w:r>
-        <w:rPr>
-          <w:rFonts w:ascii="Tahoma" w:eastAsia="微软雅黑" w:hAnsi="Tahoma" w:hint="eastAsia"/>
-          <w:kern w:val="0"/>
-          <w:sz w:val="22"/>
-        </w:rPr>
-        <w:t>的新技术。</w:t>
-      </w:r>
-    </w:p>
-    <w:p>
-      <w:pPr>
-        <w:widowControl/>
-        <w:adjustRightInd w:val="0"/>
-        <w:snapToGrid w:val="0"/>
-        <w:ind w:firstLine="420"/>
-        <w:jc w:val="left"/>
-        <w:rPr>
-          <w:rFonts w:ascii="Tahoma" w:eastAsia="微软雅黑" w:hAnsi="Tahoma"/>
-          <w:kern w:val="0"/>
-          <w:sz w:val="22"/>
-        </w:rPr>
-      </w:pPr>
-      <w:r>
-        <w:rPr>
-          <w:rFonts w:ascii="Tahoma" w:eastAsia="微软雅黑" w:hAnsi="Tahoma" w:hint="eastAsia"/>
-          <w:kern w:val="0"/>
-          <w:sz w:val="22"/>
-        </w:rPr>
-        <w:t>而现在，作者我无非就是重新把它们拿出来，写成了一个插件而已。</w:t>
       </w:r>
     </w:p>
     <w:p>
@@ -6319,55 +7491,7 @@
           <w:kern w:val="0"/>
           <w:sz w:val="22"/>
         </w:rPr>
-        <w:t>但群友们觉得这是一项突破性的新技术。╭</w:t>
-      </w:r>
-      <w:r>
-        <w:rPr>
-          <w:rFonts w:ascii="Tahoma" w:eastAsia="微软雅黑" w:hAnsi="Tahoma" w:hint="eastAsia"/>
-          <w:kern w:val="0"/>
-          <w:sz w:val="22"/>
-        </w:rPr>
-        <w:t>(</w:t>
-      </w:r>
-      <w:r>
-        <w:rPr>
-          <w:rFonts w:ascii="Tahoma" w:eastAsia="微软雅黑" w:hAnsi="Tahoma" w:hint="eastAsia"/>
-          <w:kern w:val="0"/>
-          <w:sz w:val="22"/>
-        </w:rPr>
-        <w:t>°</w:t>
-      </w:r>
-      <w:r>
-        <w:rPr>
-          <w:rFonts w:ascii="Tahoma" w:eastAsia="微软雅黑" w:hAnsi="Tahoma" w:hint="eastAsia"/>
-          <w:kern w:val="0"/>
-          <w:sz w:val="22"/>
-        </w:rPr>
-        <w:t>A</w:t>
-      </w:r>
-      <w:r>
-        <w:rPr>
-          <w:rFonts w:ascii="Tahoma" w:eastAsia="微软雅黑" w:hAnsi="Tahoma" w:hint="eastAsia"/>
-          <w:kern w:val="0"/>
-          <w:sz w:val="22"/>
-        </w:rPr>
-        <w:t>°</w:t>
-      </w:r>
-      <w:r>
-        <w:rPr>
-          <w:rFonts w:ascii="Tahoma" w:eastAsia="微软雅黑" w:hAnsi="Tahoma" w:hint="eastAsia"/>
-          <w:kern w:val="0"/>
-          <w:sz w:val="22"/>
-        </w:rPr>
-        <w:t>`)</w:t>
-      </w:r>
-      <w:r>
-        <w:rPr>
-          <w:rFonts w:ascii="Tahoma" w:eastAsia="微软雅黑" w:hAnsi="Tahoma" w:hint="eastAsia"/>
-          <w:kern w:val="0"/>
-          <w:sz w:val="22"/>
-        </w:rPr>
-        <w:t>╮</w:t>
+        <w:t>这些都是对现有技术长期试错积累出来的结果。</w:t>
       </w:r>
     </w:p>
     <w:p>
@@ -6385,43 +7509,11 @@
       </w:pPr>
       <w:r>
         <w:rPr>
-          <w:rFonts w:ascii="Tahoma" w:eastAsia="微软雅黑" w:hAnsi="Tahoma"/>
-          <w:kern w:val="0"/>
-          <w:sz w:val="22"/>
-        </w:rPr>
-        <w:t>不认识的技术</w:t>
-      </w:r>
-      <w:r>
-        <w:rPr>
-          <w:rFonts w:ascii="Tahoma" w:eastAsia="微软雅黑" w:hAnsi="Tahoma"/>
-          <w:kern w:val="0"/>
-          <w:sz w:val="22"/>
-        </w:rPr>
-        <w:t> </w:t>
-      </w:r>
-      <w:r>
-        <w:rPr>
-          <w:rFonts w:ascii="Tahoma" w:eastAsia="微软雅黑" w:hAnsi="Tahoma" w:hint="eastAsia"/>
-          <w:kern w:val="0"/>
-          <w:sz w:val="22"/>
-        </w:rPr>
-        <w:t>≠</w:t>
-      </w:r>
-      <w:r>
-        <w:rPr>
-          <w:rFonts w:ascii="Tahoma" w:eastAsia="微软雅黑" w:hAnsi="Tahoma"/>
-          <w:kern w:val="0"/>
-          <w:sz w:val="22"/>
-        </w:rPr>
-        <w:t> </w:t>
-      </w:r>
-      <w:r>
-        <w:rPr>
-          <w:rFonts w:ascii="Tahoma" w:eastAsia="微软雅黑" w:hAnsi="Tahoma"/>
-          <w:kern w:val="0"/>
-          <w:sz w:val="22"/>
-        </w:rPr>
-        <w:t>新技术</w:t>
+          <w:rFonts w:ascii="Tahoma" w:eastAsia="微软雅黑" w:hAnsi="Tahoma" w:hint="eastAsia"/>
+          <w:kern w:val="0"/>
+          <w:sz w:val="22"/>
+        </w:rPr>
+        <w:t>当然，我不否认新技术可能带来许多特别的新功能。</w:t>
       </w:r>
     </w:p>
     <w:p>
@@ -6439,43 +7531,11 @@
       </w:pPr>
       <w:r>
         <w:rPr>
-          <w:rFonts w:ascii="Tahoma" w:eastAsia="微软雅黑" w:hAnsi="Tahoma"/>
-          <w:kern w:val="0"/>
-          <w:sz w:val="22"/>
-        </w:rPr>
-        <w:t>认识了很长时间的技术</w:t>
-      </w:r>
-      <w:r>
-        <w:rPr>
-          <w:rFonts w:ascii="Tahoma" w:eastAsia="微软雅黑" w:hAnsi="Tahoma"/>
-          <w:kern w:val="0"/>
-          <w:sz w:val="22"/>
-        </w:rPr>
-        <w:t> </w:t>
-      </w:r>
-      <w:r>
-        <w:rPr>
-          <w:rFonts w:ascii="Tahoma" w:eastAsia="微软雅黑" w:hAnsi="Tahoma" w:hint="eastAsia"/>
-          <w:kern w:val="0"/>
-          <w:sz w:val="22"/>
-        </w:rPr>
-        <w:t>≠</w:t>
-      </w:r>
-      <w:r>
-        <w:rPr>
-          <w:rFonts w:ascii="Tahoma" w:eastAsia="微软雅黑" w:hAnsi="Tahoma"/>
-          <w:kern w:val="0"/>
-          <w:sz w:val="22"/>
-        </w:rPr>
-        <w:t> </w:t>
-      </w:r>
-      <w:r>
-        <w:rPr>
-          <w:rFonts w:ascii="Tahoma" w:eastAsia="微软雅黑" w:hAnsi="Tahoma"/>
-          <w:kern w:val="0"/>
-          <w:sz w:val="22"/>
-        </w:rPr>
-        <w:t>旧技术</w:t>
+          <w:rFonts w:ascii="Tahoma" w:eastAsia="微软雅黑" w:hAnsi="Tahoma" w:hint="eastAsia"/>
+          <w:kern w:val="0"/>
+          <w:sz w:val="22"/>
+        </w:rPr>
+        <w:t>但在很多年以前，大量涌现的新技术、新功能，你记得吗？你知道多少？</w:t>
       </w:r>
     </w:p>
     <w:p>
@@ -6497,7 +7557,127 @@
           <w:kern w:val="0"/>
           <w:sz w:val="22"/>
         </w:rPr>
-        <w:t>一项旧技术真要过时，必须出现一个能完全替代旧技术的新技术。</w:t>
+        <w:t>以我目前写的插件来看，渐变色、发光文字、滤镜、动态遮罩、屏幕快照</w:t>
+      </w:r>
+      <w:r>
+        <w:rPr>
+          <w:rFonts w:ascii="Tahoma" w:eastAsia="微软雅黑" w:hAnsi="Tahoma" w:hint="eastAsia"/>
+          <w:kern w:val="0"/>
+          <w:sz w:val="22"/>
+        </w:rPr>
+        <w:t xml:space="preserve"> </w:t>
+      </w:r>
+      <w:r>
+        <w:rPr>
+          <w:rFonts w:ascii="Tahoma" w:eastAsia="微软雅黑" w:hAnsi="Tahoma" w:hint="eastAsia"/>
+          <w:kern w:val="0"/>
+          <w:sz w:val="22"/>
+        </w:rPr>
+        <w:t>等。</w:t>
+      </w:r>
+    </w:p>
+    <w:p>
+      <w:pPr>
+        <w:widowControl/>
+        <w:adjustRightInd w:val="0"/>
+        <w:snapToGrid w:val="0"/>
+        <w:ind w:firstLine="420"/>
+        <w:jc w:val="left"/>
+        <w:rPr>
+          <w:rFonts w:ascii="Tahoma" w:eastAsia="微软雅黑" w:hAnsi="Tahoma"/>
+          <w:kern w:val="0"/>
+          <w:sz w:val="22"/>
+        </w:rPr>
+      </w:pPr>
+      <w:r>
+        <w:rPr>
+          <w:rFonts w:ascii="Tahoma" w:eastAsia="微软雅黑" w:hAnsi="Tahoma" w:hint="eastAsia"/>
+          <w:kern w:val="0"/>
+          <w:sz w:val="22"/>
+        </w:rPr>
+        <w:t>这些可都是</w:t>
+      </w:r>
+      <w:r>
+        <w:rPr>
+          <w:rFonts w:ascii="Tahoma" w:eastAsia="微软雅黑" w:hAnsi="Tahoma" w:hint="eastAsia"/>
+          <w:kern w:val="0"/>
+          <w:sz w:val="22"/>
+        </w:rPr>
+        <w:t>html</w:t>
+      </w:r>
+      <w:r>
+        <w:rPr>
+          <w:rFonts w:ascii="Tahoma" w:eastAsia="微软雅黑" w:hAnsi="Tahoma"/>
+          <w:kern w:val="0"/>
+          <w:sz w:val="22"/>
+        </w:rPr>
+        <w:t>5</w:t>
+      </w:r>
+      <w:r>
+        <w:rPr>
+          <w:rFonts w:ascii="Tahoma" w:eastAsia="微软雅黑" w:hAnsi="Tahoma" w:hint="eastAsia"/>
+          <w:kern w:val="0"/>
+          <w:sz w:val="22"/>
+        </w:rPr>
+        <w:t>曾经提供的</w:t>
+      </w:r>
+      <w:proofErr w:type="gramStart"/>
+      <w:r>
+        <w:rPr>
+          <w:rFonts w:ascii="Tahoma" w:eastAsia="微软雅黑" w:hAnsi="Tahoma"/>
+          <w:kern w:val="0"/>
+          <w:sz w:val="22"/>
+        </w:rPr>
+        <w:t>”</w:t>
+      </w:r>
+      <w:proofErr w:type="gramEnd"/>
+      <w:r>
+        <w:rPr>
+          <w:rFonts w:ascii="Tahoma" w:eastAsia="微软雅黑" w:hAnsi="Tahoma" w:hint="eastAsia"/>
+          <w:kern w:val="0"/>
+          <w:sz w:val="22"/>
+        </w:rPr>
+        <w:t>高科技</w:t>
+      </w:r>
+      <w:proofErr w:type="gramStart"/>
+      <w:r>
+        <w:rPr>
+          <w:rFonts w:ascii="Tahoma" w:eastAsia="微软雅黑" w:hAnsi="Tahoma"/>
+          <w:kern w:val="0"/>
+          <w:sz w:val="22"/>
+        </w:rPr>
+        <w:t>”</w:t>
+      </w:r>
+      <w:proofErr w:type="gramEnd"/>
+      <w:r>
+        <w:rPr>
+          <w:rFonts w:ascii="Tahoma" w:eastAsia="微软雅黑" w:hAnsi="Tahoma" w:hint="eastAsia"/>
+          <w:kern w:val="0"/>
+          <w:sz w:val="22"/>
+        </w:rPr>
+        <w:t>的新技术。</w:t>
+      </w:r>
+    </w:p>
+    <w:p>
+      <w:pPr>
+        <w:widowControl/>
+        <w:adjustRightInd w:val="0"/>
+        <w:snapToGrid w:val="0"/>
+        <w:ind w:firstLine="420"/>
+        <w:jc w:val="left"/>
+        <w:rPr>
+          <w:rFonts w:ascii="Tahoma" w:eastAsia="微软雅黑" w:hAnsi="Tahoma"/>
+          <w:kern w:val="0"/>
+          <w:sz w:val="22"/>
+        </w:rPr>
+      </w:pPr>
+      <w:r>
+        <w:rPr>
+          <w:rFonts w:ascii="Tahoma" w:eastAsia="微软雅黑" w:hAnsi="Tahoma" w:hint="eastAsia"/>
+          <w:kern w:val="0"/>
+          <w:sz w:val="22"/>
+        </w:rPr>
+        <w:t>而现在，作者我无非就是重新把它们拿出来，写成了一个插件而已。</w:t>
       </w:r>
     </w:p>
     <w:p>
@@ -6520,6 +7700,207 @@
           <w:kern w:val="0"/>
           <w:sz w:val="22"/>
         </w:rPr>
+        <w:t>但群友们觉得这是一项突破性的新技术。╭</w:t>
+      </w:r>
+      <w:r>
+        <w:rPr>
+          <w:rFonts w:ascii="Tahoma" w:eastAsia="微软雅黑" w:hAnsi="Tahoma" w:hint="eastAsia"/>
+          <w:kern w:val="0"/>
+          <w:sz w:val="22"/>
+        </w:rPr>
+        <w:t>(</w:t>
+      </w:r>
+      <w:r>
+        <w:rPr>
+          <w:rFonts w:ascii="Tahoma" w:eastAsia="微软雅黑" w:hAnsi="Tahoma" w:hint="eastAsia"/>
+          <w:kern w:val="0"/>
+          <w:sz w:val="22"/>
+        </w:rPr>
+        <w:t>°</w:t>
+      </w:r>
+      <w:r>
+        <w:rPr>
+          <w:rFonts w:ascii="Tahoma" w:eastAsia="微软雅黑" w:hAnsi="Tahoma" w:hint="eastAsia"/>
+          <w:kern w:val="0"/>
+          <w:sz w:val="22"/>
+        </w:rPr>
+        <w:t>A</w:t>
+      </w:r>
+      <w:r>
+        <w:rPr>
+          <w:rFonts w:ascii="Tahoma" w:eastAsia="微软雅黑" w:hAnsi="Tahoma" w:hint="eastAsia"/>
+          <w:kern w:val="0"/>
+          <w:sz w:val="22"/>
+        </w:rPr>
+        <w:t>°</w:t>
+      </w:r>
+      <w:r>
+        <w:rPr>
+          <w:rFonts w:ascii="Tahoma" w:eastAsia="微软雅黑" w:hAnsi="Tahoma" w:hint="eastAsia"/>
+          <w:kern w:val="0"/>
+          <w:sz w:val="22"/>
+        </w:rPr>
+        <w:t>`)</w:t>
+      </w:r>
+      <w:r>
+        <w:rPr>
+          <w:rFonts w:ascii="Tahoma" w:eastAsia="微软雅黑" w:hAnsi="Tahoma" w:hint="eastAsia"/>
+          <w:kern w:val="0"/>
+          <w:sz w:val="22"/>
+        </w:rPr>
+        <w:t>╮</w:t>
+      </w:r>
+    </w:p>
+    <w:p>
+      <w:pPr>
+        <w:widowControl/>
+        <w:adjustRightInd w:val="0"/>
+        <w:snapToGrid w:val="0"/>
+        <w:ind w:firstLine="420"/>
+        <w:jc w:val="left"/>
+        <w:rPr>
+          <w:rFonts w:ascii="Tahoma" w:eastAsia="微软雅黑" w:hAnsi="Tahoma"/>
+          <w:kern w:val="0"/>
+          <w:sz w:val="22"/>
+        </w:rPr>
+      </w:pPr>
+      <w:r>
+        <w:rPr>
+          <w:rFonts w:ascii="Tahoma" w:eastAsia="微软雅黑" w:hAnsi="Tahoma"/>
+          <w:kern w:val="0"/>
+          <w:sz w:val="22"/>
+        </w:rPr>
+        <w:t>不认识的技术</w:t>
+      </w:r>
+      <w:r>
+        <w:rPr>
+          <w:rFonts w:ascii="Tahoma" w:eastAsia="微软雅黑" w:hAnsi="Tahoma"/>
+          <w:kern w:val="0"/>
+          <w:sz w:val="22"/>
+        </w:rPr>
+        <w:t> </w:t>
+      </w:r>
+      <w:r>
+        <w:rPr>
+          <w:rFonts w:ascii="Tahoma" w:eastAsia="微软雅黑" w:hAnsi="Tahoma" w:hint="eastAsia"/>
+          <w:kern w:val="0"/>
+          <w:sz w:val="22"/>
+        </w:rPr>
+        <w:t>≠</w:t>
+      </w:r>
+      <w:r>
+        <w:rPr>
+          <w:rFonts w:ascii="Tahoma" w:eastAsia="微软雅黑" w:hAnsi="Tahoma"/>
+          <w:kern w:val="0"/>
+          <w:sz w:val="22"/>
+        </w:rPr>
+        <w:t> </w:t>
+      </w:r>
+      <w:r>
+        <w:rPr>
+          <w:rFonts w:ascii="Tahoma" w:eastAsia="微软雅黑" w:hAnsi="Tahoma"/>
+          <w:kern w:val="0"/>
+          <w:sz w:val="22"/>
+        </w:rPr>
+        <w:t>新技术</w:t>
+      </w:r>
+    </w:p>
+    <w:p>
+      <w:pPr>
+        <w:widowControl/>
+        <w:adjustRightInd w:val="0"/>
+        <w:snapToGrid w:val="0"/>
+        <w:ind w:firstLine="420"/>
+        <w:jc w:val="left"/>
+        <w:rPr>
+          <w:rFonts w:ascii="Tahoma" w:eastAsia="微软雅黑" w:hAnsi="Tahoma"/>
+          <w:kern w:val="0"/>
+          <w:sz w:val="22"/>
+        </w:rPr>
+      </w:pPr>
+      <w:r>
+        <w:rPr>
+          <w:rFonts w:ascii="Tahoma" w:eastAsia="微软雅黑" w:hAnsi="Tahoma"/>
+          <w:kern w:val="0"/>
+          <w:sz w:val="22"/>
+        </w:rPr>
+        <w:t>认识了很长时间的技术</w:t>
+      </w:r>
+      <w:r>
+        <w:rPr>
+          <w:rFonts w:ascii="Tahoma" w:eastAsia="微软雅黑" w:hAnsi="Tahoma"/>
+          <w:kern w:val="0"/>
+          <w:sz w:val="22"/>
+        </w:rPr>
+        <w:t> </w:t>
+      </w:r>
+      <w:r>
+        <w:rPr>
+          <w:rFonts w:ascii="Tahoma" w:eastAsia="微软雅黑" w:hAnsi="Tahoma" w:hint="eastAsia"/>
+          <w:kern w:val="0"/>
+          <w:sz w:val="22"/>
+        </w:rPr>
+        <w:t>≠</w:t>
+      </w:r>
+      <w:r>
+        <w:rPr>
+          <w:rFonts w:ascii="Tahoma" w:eastAsia="微软雅黑" w:hAnsi="Tahoma"/>
+          <w:kern w:val="0"/>
+          <w:sz w:val="22"/>
+        </w:rPr>
+        <w:t> </w:t>
+      </w:r>
+      <w:r>
+        <w:rPr>
+          <w:rFonts w:ascii="Tahoma" w:eastAsia="微软雅黑" w:hAnsi="Tahoma"/>
+          <w:kern w:val="0"/>
+          <w:sz w:val="22"/>
+        </w:rPr>
+        <w:t>旧技术</w:t>
+      </w:r>
+    </w:p>
+    <w:p>
+      <w:pPr>
+        <w:widowControl/>
+        <w:adjustRightInd w:val="0"/>
+        <w:snapToGrid w:val="0"/>
+        <w:ind w:firstLine="420"/>
+        <w:jc w:val="left"/>
+        <w:rPr>
+          <w:rFonts w:ascii="Tahoma" w:eastAsia="微软雅黑" w:hAnsi="Tahoma"/>
+          <w:kern w:val="0"/>
+          <w:sz w:val="22"/>
+        </w:rPr>
+      </w:pPr>
+      <w:r>
+        <w:rPr>
+          <w:rFonts w:ascii="Tahoma" w:eastAsia="微软雅黑" w:hAnsi="Tahoma" w:hint="eastAsia"/>
+          <w:kern w:val="0"/>
+          <w:sz w:val="22"/>
+        </w:rPr>
+        <w:t>一项旧技术真要过时，必须出现一个能完全替代旧技术的新技术。</w:t>
+      </w:r>
+    </w:p>
+    <w:p>
+      <w:pPr>
+        <w:widowControl/>
+        <w:adjustRightInd w:val="0"/>
+        <w:snapToGrid w:val="0"/>
+        <w:spacing w:after="200"/>
+        <w:ind w:firstLine="420"/>
+        <w:jc w:val="left"/>
+        <w:rPr>
+          <w:rFonts w:ascii="Tahoma" w:eastAsia="微软雅黑" w:hAnsi="Tahoma"/>
+          <w:kern w:val="0"/>
+          <w:sz w:val="22"/>
+        </w:rPr>
+      </w:pPr>
+      <w:r>
+        <w:rPr>
+          <w:rFonts w:ascii="Tahoma" w:eastAsia="微软雅黑" w:hAnsi="Tahoma" w:hint="eastAsia"/>
+          <w:kern w:val="0"/>
+          <w:sz w:val="22"/>
+        </w:rPr>
         <w:t>比如，出现完全替代</w:t>
       </w:r>
       <w:r>
@@ -6679,15 +8060,28 @@
         <w:t>而已。</w:t>
       </w:r>
     </w:p>
-    <w:bookmarkEnd w:id="0"/>
-    <w:p>
-      <w:pPr>
-        <w:widowControl/>
-        <w:adjustRightInd w:val="0"/>
-        <w:snapToGrid w:val="0"/>
-        <w:jc w:val="left"/>
-        <w:rPr>
-          <w:rFonts w:ascii="Tahoma" w:eastAsia="微软雅黑" w:hAnsi="Tahoma"/>
+    <w:bookmarkEnd w:id="1"/>
+    <w:p>
+      <w:pPr>
+        <w:widowControl/>
+        <w:adjustRightInd w:val="0"/>
+        <w:snapToGrid w:val="0"/>
+        <w:jc w:val="left"/>
+        <w:rPr>
+          <w:rFonts w:ascii="Tahoma" w:eastAsia="微软雅黑" w:hAnsi="Tahoma"/>
+          <w:kern w:val="0"/>
+          <w:sz w:val="22"/>
+        </w:rPr>
+      </w:pPr>
+    </w:p>
+    <w:p>
+      <w:pPr>
+        <w:widowControl/>
+        <w:adjustRightInd w:val="0"/>
+        <w:snapToGrid w:val="0"/>
+        <w:jc w:val="left"/>
+        <w:rPr>
+          <w:rFonts w:ascii="Tahoma" w:eastAsia="微软雅黑" w:hAnsi="Tahoma" w:hint="eastAsia"/>
           <w:kern w:val="0"/>
           <w:sz w:val="22"/>
         </w:rPr>
@@ -6854,7 +8248,25 @@
           <w:kern w:val="0"/>
           <w:sz w:val="22"/>
         </w:rPr>
-        <w:t>（该问题一直有萌新问，但是却都没注意到这条）</w:t>
+        <w:t>（该问题一直</w:t>
+      </w:r>
+      <w:proofErr w:type="gramStart"/>
+      <w:r>
+        <w:rPr>
+          <w:rFonts w:ascii="Tahoma" w:eastAsia="微软雅黑" w:hAnsi="Tahoma" w:hint="eastAsia"/>
+          <w:kern w:val="0"/>
+          <w:sz w:val="22"/>
+        </w:rPr>
+        <w:t>有萌新问</w:t>
+      </w:r>
+      <w:proofErr w:type="gramEnd"/>
+      <w:r>
+        <w:rPr>
+          <w:rFonts w:ascii="Tahoma" w:eastAsia="微软雅黑" w:hAnsi="Tahoma" w:hint="eastAsia"/>
+          <w:kern w:val="0"/>
+          <w:sz w:val="22"/>
+        </w:rPr>
+        <w:t>，但是却都没注意到这条）</w:t>
       </w:r>
     </w:p>
     <w:p>
@@ -6885,6 +8297,110 @@
         <w:widowControl/>
         <w:adjustRightInd w:val="0"/>
         <w:snapToGrid w:val="0"/>
+        <w:jc w:val="left"/>
+        <w:rPr>
+          <w:rFonts w:ascii="Tahoma" w:eastAsia="微软雅黑" w:hAnsi="Tahoma"/>
+          <w:kern w:val="0"/>
+          <w:sz w:val="22"/>
+        </w:rPr>
+      </w:pPr>
+    </w:p>
+    <w:p>
+      <w:pPr>
+        <w:widowControl/>
+        <w:adjustRightInd w:val="0"/>
+        <w:snapToGrid w:val="0"/>
+        <w:jc w:val="left"/>
+        <w:rPr>
+          <w:rFonts w:ascii="Tahoma" w:eastAsia="微软雅黑" w:hAnsi="Tahoma" w:hint="eastAsia"/>
+          <w:kern w:val="0"/>
+          <w:sz w:val="22"/>
+        </w:rPr>
+      </w:pPr>
+    </w:p>
+    <w:p>
+      <w:pPr>
+        <w:widowControl/>
+        <w:adjustRightInd w:val="0"/>
+        <w:snapToGrid w:val="0"/>
+        <w:spacing w:after="200"/>
+        <w:jc w:val="left"/>
+        <w:rPr>
+          <w:rFonts w:ascii="Tahoma" w:eastAsia="微软雅黑" w:hAnsi="Tahoma"/>
+          <w:b/>
+          <w:kern w:val="0"/>
+          <w:sz w:val="22"/>
+        </w:rPr>
+      </w:pPr>
+      <w:r>
+        <w:rPr>
+          <w:rFonts w:ascii="Tahoma" w:eastAsia="微软雅黑" w:hAnsi="Tahoma" w:hint="eastAsia"/>
+          <w:b/>
+          <w:kern w:val="0"/>
+          <w:sz w:val="22"/>
+        </w:rPr>
+        <w:t>◆</w:t>
+      </w:r>
+      <w:r>
+        <w:rPr>
+          <w:rFonts w:ascii="Tahoma" w:eastAsia="微软雅黑" w:hAnsi="Tahoma" w:hint="eastAsia"/>
+          <w:b/>
+          <w:kern w:val="0"/>
+          <w:sz w:val="22"/>
+        </w:rPr>
+        <w:t xml:space="preserve"> </w:t>
+      </w:r>
+      <w:r>
+        <w:rPr>
+          <w:rFonts w:ascii="Tahoma" w:eastAsia="微软雅黑" w:hAnsi="Tahoma" w:hint="eastAsia"/>
+          <w:b/>
+          <w:kern w:val="0"/>
+          <w:sz w:val="22"/>
+        </w:rPr>
+        <w:t>作者接单定制</w:t>
+      </w:r>
+      <w:r>
+        <w:rPr>
+          <w:rFonts w:ascii="Tahoma" w:eastAsia="微软雅黑" w:hAnsi="Tahoma" w:hint="eastAsia"/>
+          <w:b/>
+          <w:kern w:val="0"/>
+          <w:sz w:val="22"/>
+        </w:rPr>
+        <w:t>插件</w:t>
+      </w:r>
+      <w:r>
+        <w:rPr>
+          <w:rFonts w:ascii="Tahoma" w:eastAsia="微软雅黑" w:hAnsi="Tahoma" w:hint="eastAsia"/>
+          <w:b/>
+          <w:kern w:val="0"/>
+          <w:sz w:val="22"/>
+        </w:rPr>
+        <w:t>吗</w:t>
+      </w:r>
+      <w:r>
+        <w:rPr>
+          <w:rFonts w:ascii="Tahoma" w:eastAsia="微软雅黑" w:hAnsi="Tahoma" w:hint="eastAsia"/>
+          <w:b/>
+          <w:kern w:val="0"/>
+          <w:sz w:val="22"/>
+        </w:rPr>
+        <w:t>？</w:t>
+      </w:r>
+      <w:r>
+        <w:rPr>
+          <w:rFonts w:ascii="Tahoma" w:eastAsia="微软雅黑" w:hAnsi="Tahoma"/>
+          <w:b/>
+          <w:kern w:val="0"/>
+          <w:sz w:val="22"/>
+        </w:rPr>
+        <w:t xml:space="preserve"> </w:t>
+      </w:r>
+    </w:p>
+    <w:p>
+      <w:pPr>
+        <w:widowControl/>
+        <w:adjustRightInd w:val="0"/>
+        <w:snapToGrid w:val="0"/>
         <w:ind w:firstLine="420"/>
         <w:jc w:val="left"/>
         <w:rPr>
@@ -6893,105 +8409,31 @@
           <w:sz w:val="22"/>
         </w:rPr>
       </w:pPr>
-    </w:p>
-    <w:p>
-      <w:pPr>
-        <w:widowControl/>
-        <w:adjustRightInd w:val="0"/>
-        <w:snapToGrid w:val="0"/>
-        <w:spacing w:after="200"/>
-        <w:jc w:val="left"/>
-        <w:rPr>
-          <w:rFonts w:ascii="Tahoma" w:eastAsia="微软雅黑" w:hAnsi="Tahoma"/>
-          <w:b/>
-          <w:kern w:val="0"/>
-          <w:sz w:val="22"/>
-        </w:rPr>
-      </w:pPr>
-      <w:r>
-        <w:rPr>
-          <w:rFonts w:ascii="Tahoma" w:eastAsia="微软雅黑" w:hAnsi="Tahoma" w:hint="eastAsia"/>
-          <w:b/>
-          <w:kern w:val="0"/>
-          <w:sz w:val="22"/>
-        </w:rPr>
-        <w:t>◆</w:t>
-      </w:r>
-      <w:r>
-        <w:rPr>
-          <w:rFonts w:ascii="Tahoma" w:eastAsia="微软雅黑" w:hAnsi="Tahoma" w:hint="eastAsia"/>
-          <w:b/>
-          <w:kern w:val="0"/>
-          <w:sz w:val="22"/>
-        </w:rPr>
-        <w:t xml:space="preserve"> </w:t>
-      </w:r>
-      <w:r>
-        <w:rPr>
-          <w:rFonts w:ascii="Tahoma" w:eastAsia="微软雅黑" w:hAnsi="Tahoma" w:hint="eastAsia"/>
-          <w:b/>
-          <w:kern w:val="0"/>
-          <w:sz w:val="22"/>
-        </w:rPr>
-        <w:t>作者接单定制</w:t>
-      </w:r>
-      <w:r>
-        <w:rPr>
-          <w:rFonts w:ascii="Tahoma" w:eastAsia="微软雅黑" w:hAnsi="Tahoma" w:hint="eastAsia"/>
-          <w:b/>
-          <w:kern w:val="0"/>
-          <w:sz w:val="22"/>
-        </w:rPr>
-        <w:t>插件</w:t>
-      </w:r>
-      <w:r>
-        <w:rPr>
-          <w:rFonts w:ascii="Tahoma" w:eastAsia="微软雅黑" w:hAnsi="Tahoma" w:hint="eastAsia"/>
-          <w:b/>
-          <w:kern w:val="0"/>
-          <w:sz w:val="22"/>
-        </w:rPr>
-        <w:t>吗</w:t>
-      </w:r>
-      <w:r>
-        <w:rPr>
-          <w:rFonts w:ascii="Tahoma" w:eastAsia="微软雅黑" w:hAnsi="Tahoma" w:hint="eastAsia"/>
-          <w:b/>
-          <w:kern w:val="0"/>
-          <w:sz w:val="22"/>
-        </w:rPr>
-        <w:t>？</w:t>
-      </w:r>
-      <w:r>
-        <w:rPr>
-          <w:rFonts w:ascii="Tahoma" w:eastAsia="微软雅黑" w:hAnsi="Tahoma"/>
-          <w:b/>
-          <w:kern w:val="0"/>
-          <w:sz w:val="22"/>
-        </w:rPr>
-        <w:t xml:space="preserve"> </w:t>
-      </w:r>
-    </w:p>
-    <w:p>
-      <w:pPr>
-        <w:widowControl/>
-        <w:adjustRightInd w:val="0"/>
-        <w:snapToGrid w:val="0"/>
-        <w:ind w:firstLine="420"/>
-        <w:jc w:val="left"/>
-        <w:rPr>
-          <w:rFonts w:ascii="Tahoma" w:eastAsia="微软雅黑" w:hAnsi="Tahoma"/>
-          <w:kern w:val="0"/>
-          <w:sz w:val="22"/>
-        </w:rPr>
-      </w:pPr>
-      <w:r>
-        <w:rPr>
-          <w:rFonts w:ascii="Tahoma" w:eastAsia="微软雅黑" w:hAnsi="Tahoma" w:hint="eastAsia"/>
-          <w:kern w:val="0"/>
-          <w:sz w:val="22"/>
-        </w:rPr>
-        <w:t>不接单，不定制。</w:t>
+      <w:r>
+        <w:rPr>
+          <w:rFonts w:ascii="Tahoma" w:eastAsia="微软雅黑" w:hAnsi="Tahoma" w:hint="eastAsia"/>
+          <w:kern w:val="0"/>
+          <w:sz w:val="22"/>
+        </w:rPr>
+        <w:t>不接单，</w:t>
+      </w:r>
+      <w:proofErr w:type="gramStart"/>
+      <w:r>
+        <w:rPr>
+          <w:rFonts w:ascii="Tahoma" w:eastAsia="微软雅黑" w:hAnsi="Tahoma" w:hint="eastAsia"/>
+          <w:kern w:val="0"/>
+          <w:sz w:val="22"/>
+        </w:rPr>
+        <w:t>不</w:t>
+      </w:r>
+      <w:proofErr w:type="gramEnd"/>
+      <w:r>
+        <w:rPr>
+          <w:rFonts w:ascii="Tahoma" w:eastAsia="微软雅黑" w:hAnsi="Tahoma" w:hint="eastAsia"/>
+          <w:kern w:val="0"/>
+          <w:sz w:val="22"/>
+        </w:rPr>
+        <w:t>定制。</w:t>
       </w:r>
     </w:p>
     <w:p>
@@ -7022,6 +8464,71 @@
         <w:widowControl/>
         <w:adjustRightInd w:val="0"/>
         <w:snapToGrid w:val="0"/>
+        <w:jc w:val="left"/>
+        <w:rPr>
+          <w:rFonts w:ascii="Tahoma" w:eastAsia="微软雅黑" w:hAnsi="Tahoma"/>
+          <w:kern w:val="0"/>
+          <w:sz w:val="22"/>
+        </w:rPr>
+      </w:pPr>
+    </w:p>
+    <w:p>
+      <w:pPr>
+        <w:widowControl/>
+        <w:adjustRightInd w:val="0"/>
+        <w:snapToGrid w:val="0"/>
+        <w:jc w:val="left"/>
+        <w:rPr>
+          <w:rFonts w:ascii="Tahoma" w:eastAsia="微软雅黑" w:hAnsi="Tahoma" w:hint="eastAsia"/>
+          <w:kern w:val="0"/>
+          <w:sz w:val="22"/>
+        </w:rPr>
+      </w:pPr>
+    </w:p>
+    <w:p>
+      <w:pPr>
+        <w:widowControl/>
+        <w:adjustRightInd w:val="0"/>
+        <w:snapToGrid w:val="0"/>
+        <w:spacing w:after="200"/>
+        <w:jc w:val="left"/>
+        <w:rPr>
+          <w:rFonts w:ascii="Tahoma" w:eastAsia="微软雅黑" w:hAnsi="Tahoma"/>
+          <w:kern w:val="0"/>
+          <w:sz w:val="22"/>
+        </w:rPr>
+      </w:pPr>
+      <w:r>
+        <w:rPr>
+          <w:rFonts w:ascii="Tahoma" w:eastAsia="微软雅黑" w:hAnsi="Tahoma" w:hint="eastAsia"/>
+          <w:kern w:val="0"/>
+          <w:sz w:val="22"/>
+        </w:rPr>
+        <w:t>◆</w:t>
+      </w:r>
+      <w:r>
+        <w:rPr>
+          <w:rFonts w:ascii="Tahoma" w:eastAsia="微软雅黑" w:hAnsi="Tahoma" w:hint="eastAsia"/>
+          <w:kern w:val="0"/>
+          <w:sz w:val="22"/>
+        </w:rPr>
+        <w:t xml:space="preserve"> </w:t>
+      </w:r>
+      <w:r>
+        <w:rPr>
+          <w:rFonts w:ascii="Tahoma" w:eastAsia="微软雅黑" w:hAnsi="Tahoma" w:hint="eastAsia"/>
+          <w:b/>
+          <w:kern w:val="0"/>
+          <w:sz w:val="22"/>
+        </w:rPr>
+        <w:t>可以捐赠作者吗？</w:t>
+      </w:r>
+    </w:p>
+    <w:p>
+      <w:pPr>
+        <w:widowControl/>
+        <w:adjustRightInd w:val="0"/>
+        <w:snapToGrid w:val="0"/>
         <w:ind w:firstLine="420"/>
         <w:jc w:val="left"/>
         <w:rPr>
@@ -7030,65 +8537,13 @@
           <w:sz w:val="22"/>
         </w:rPr>
       </w:pPr>
-    </w:p>
-    <w:p>
-      <w:pPr>
-        <w:widowControl/>
-        <w:adjustRightInd w:val="0"/>
-        <w:snapToGrid w:val="0"/>
-        <w:spacing w:after="200"/>
-        <w:jc w:val="left"/>
-        <w:rPr>
-          <w:rFonts w:ascii="Tahoma" w:eastAsia="微软雅黑" w:hAnsi="Tahoma"/>
-          <w:kern w:val="0"/>
-          <w:sz w:val="22"/>
-        </w:rPr>
-      </w:pPr>
-      <w:r>
-        <w:rPr>
-          <w:rFonts w:ascii="Tahoma" w:eastAsia="微软雅黑" w:hAnsi="Tahoma" w:hint="eastAsia"/>
-          <w:kern w:val="0"/>
-          <w:sz w:val="22"/>
-        </w:rPr>
-        <w:t>◆</w:t>
-      </w:r>
-      <w:r>
-        <w:rPr>
-          <w:rFonts w:ascii="Tahoma" w:eastAsia="微软雅黑" w:hAnsi="Tahoma" w:hint="eastAsia"/>
-          <w:kern w:val="0"/>
-          <w:sz w:val="22"/>
-        </w:rPr>
-        <w:t xml:space="preserve"> </w:t>
-      </w:r>
-      <w:r>
-        <w:rPr>
-          <w:rFonts w:ascii="Tahoma" w:eastAsia="微软雅黑" w:hAnsi="Tahoma" w:hint="eastAsia"/>
-          <w:b/>
-          <w:kern w:val="0"/>
-          <w:sz w:val="22"/>
-        </w:rPr>
-        <w:t>可以捐赠作者吗？</w:t>
-      </w:r>
-    </w:p>
-    <w:p>
-      <w:pPr>
-        <w:widowControl/>
-        <w:adjustRightInd w:val="0"/>
-        <w:snapToGrid w:val="0"/>
-        <w:ind w:firstLine="420"/>
-        <w:jc w:val="left"/>
-        <w:rPr>
-          <w:rFonts w:ascii="Tahoma" w:eastAsia="微软雅黑" w:hAnsi="Tahoma"/>
-          <w:kern w:val="0"/>
-          <w:sz w:val="22"/>
-        </w:rPr>
-      </w:pPr>
-      <w:r>
-        <w:rPr>
-          <w:rFonts w:ascii="Tahoma" w:eastAsia="微软雅黑" w:hAnsi="Tahoma" w:hint="eastAsia"/>
-          <w:kern w:val="0"/>
-          <w:sz w:val="22"/>
-        </w:rPr>
+      <w:r>
+        <w:rPr>
+          <w:rFonts w:ascii="Tahoma" w:eastAsia="微软雅黑" w:hAnsi="Tahoma" w:hint="eastAsia"/>
+          <w:kern w:val="0"/>
+          <w:sz w:val="22"/>
+        </w:rPr>
+        <w:lastRenderedPageBreak/>
         <w:t>不可以，不接受任何金钱形式的捐赠。</w:t>
       </w:r>
     </w:p>
@@ -7254,7 +8709,25 @@
           <w:kern w:val="0"/>
           <w:sz w:val="22"/>
         </w:rPr>
-        <w:t>人，一个天真的人，亦或者一个可以白嫖的傻子</w:t>
+        <w:t>人，一个天真的人，</w:t>
+      </w:r>
+      <w:proofErr w:type="gramStart"/>
+      <w:r>
+        <w:rPr>
+          <w:rFonts w:ascii="Tahoma" w:eastAsia="微软雅黑" w:hAnsi="Tahoma" w:hint="eastAsia"/>
+          <w:kern w:val="0"/>
+          <w:sz w:val="22"/>
+        </w:rPr>
+        <w:t>亦或</w:t>
+      </w:r>
+      <w:proofErr w:type="gramEnd"/>
+      <w:r>
+        <w:rPr>
+          <w:rFonts w:ascii="Tahoma" w:eastAsia="微软雅黑" w:hAnsi="Tahoma" w:hint="eastAsia"/>
+          <w:kern w:val="0"/>
+          <w:sz w:val="22"/>
+        </w:rPr>
+        <w:t>者一个可以白嫖的傻子</w:t>
       </w:r>
       <w:r>
         <w:rPr>
@@ -7974,7 +9447,27 @@
           <w:kern w:val="0"/>
           <w:sz w:val="22"/>
         </w:rPr>
-        <w:t>不要向老手提类似的低级问题，这样会让对方觉得你什么都没去了解，上来就问，没有诚心。</w:t>
+        <w:t>不要向老手</w:t>
+      </w:r>
+      <w:proofErr w:type="gramStart"/>
+      <w:r>
+        <w:rPr>
+          <w:rFonts w:ascii="Tahoma" w:eastAsia="微软雅黑" w:hAnsi="Tahoma" w:hint="eastAsia"/>
+          <w:bCs/>
+          <w:kern w:val="0"/>
+          <w:sz w:val="22"/>
+        </w:rPr>
+        <w:t>提类似</w:t>
+      </w:r>
+      <w:proofErr w:type="gramEnd"/>
+      <w:r>
+        <w:rPr>
+          <w:rFonts w:ascii="Tahoma" w:eastAsia="微软雅黑" w:hAnsi="Tahoma" w:hint="eastAsia"/>
+          <w:bCs/>
+          <w:kern w:val="0"/>
+          <w:sz w:val="22"/>
+        </w:rPr>
+        <w:t>的低级问题，这样会让对方觉得你什么都没去了解，上来就问，没有诚心。</w:t>
       </w:r>
     </w:p>
     <w:p>
@@ -9254,7 +10747,25 @@
                 <w:kern w:val="0"/>
                 <w:sz w:val="22"/>
               </w:rPr>
-              <w:t>工程依赖的最底层库，包含</w:t>
+              <w:t>工程依赖的</w:t>
+            </w:r>
+            <w:proofErr w:type="gramStart"/>
+            <w:r>
+              <w:rPr>
+                <w:rFonts w:ascii="Tahoma" w:eastAsia="微软雅黑" w:hAnsi="Tahoma" w:hint="eastAsia"/>
+                <w:kern w:val="0"/>
+                <w:sz w:val="22"/>
+              </w:rPr>
+              <w:t>最</w:t>
+            </w:r>
+            <w:proofErr w:type="gramEnd"/>
+            <w:r>
+              <w:rPr>
+                <w:rFonts w:ascii="Tahoma" w:eastAsia="微软雅黑" w:hAnsi="Tahoma" w:hint="eastAsia"/>
+                <w:kern w:val="0"/>
+                <w:sz w:val="22"/>
+              </w:rPr>
+              <w:t>底层库，包含</w:t>
             </w:r>
             <w:r>
               <w:rPr>

--- a/插件详细手册/0.问题解答集合（FAQ）/基本问题索引.docx
+++ b/插件详细手册/0.问题解答集合（FAQ）/基本问题索引.docx
@@ -172,9 +172,8 @@
           <w:kern w:val="0"/>
           <w:sz w:val="22"/>
         </w:rPr>
-        <w:t>插件信息</w:t>
-      </w:r>
-      <w:proofErr w:type="gramStart"/>
+        <w:t>插件信息查看器</w:t>
+      </w:r>
       <w:r>
         <w:rPr>
           <w:rFonts w:ascii="Tahoma" w:eastAsia="微软雅黑" w:hAnsi="Tahoma" w:hint="eastAsia"/>
@@ -182,131 +181,110 @@
           <w:kern w:val="0"/>
           <w:sz w:val="22"/>
         </w:rPr>
-        <w:t>查看器</w:t>
-      </w:r>
-      <w:proofErr w:type="gramEnd"/>
-      <w:r>
-        <w:rPr>
-          <w:rFonts w:ascii="Tahoma" w:eastAsia="微软雅黑" w:hAnsi="Tahoma" w:hint="eastAsia"/>
+        <w:t xml:space="preserve"> </w:t>
+      </w:r>
+      <w:r>
+        <w:rPr>
+          <w:rFonts w:ascii="Tahoma" w:eastAsia="微软雅黑" w:hAnsi="Tahoma" w:hint="eastAsia"/>
+          <w:kern w:val="0"/>
+          <w:sz w:val="22"/>
+        </w:rPr>
+        <w:t>，找到插件对应的文档</w:t>
+      </w:r>
+      <w:r>
+        <w:rPr>
+          <w:rFonts w:ascii="Tahoma" w:eastAsia="微软雅黑" w:hAnsi="Tahoma"/>
+          <w:kern w:val="0"/>
+          <w:sz w:val="22"/>
+        </w:rPr>
+        <w:t>。</w:t>
+      </w:r>
+    </w:p>
+    <w:p>
+      <w:pPr>
+        <w:widowControl/>
+        <w:jc w:val="left"/>
+        <w:rPr>
+          <w:rFonts w:ascii="Tahoma" w:eastAsia="微软雅黑" w:hAnsi="Tahoma"/>
+          <w:kern w:val="0"/>
+          <w:sz w:val="22"/>
+        </w:rPr>
+      </w:pPr>
+      <w:r>
+        <w:rPr>
+          <w:rFonts w:ascii="Tahoma" w:eastAsia="微软雅黑" w:hAnsi="Tahoma" w:hint="eastAsia"/>
+          <w:kern w:val="0"/>
+          <w:sz w:val="22"/>
+        </w:rPr>
+        <w:t>◆</w:t>
+      </w:r>
+      <w:r>
+        <w:rPr>
+          <w:rFonts w:ascii="Tahoma" w:eastAsia="微软雅黑" w:hAnsi="Tahoma" w:hint="eastAsia"/>
+          <w:kern w:val="0"/>
+          <w:sz w:val="22"/>
+        </w:rPr>
+        <w:t xml:space="preserve"> </w:t>
+      </w:r>
+      <w:r>
+        <w:rPr>
+          <w:rFonts w:ascii="Tahoma" w:eastAsia="微软雅黑" w:hAnsi="Tahoma" w:hint="eastAsia"/>
+          <w:b/>
+          <w:kern w:val="0"/>
+          <w:sz w:val="22"/>
+        </w:rPr>
+        <w:t>如果你看见了想要的效果</w:t>
+      </w:r>
+      <w:r>
+        <w:rPr>
+          <w:rFonts w:ascii="Tahoma" w:eastAsia="微软雅黑" w:hAnsi="Tahoma" w:hint="eastAsia"/>
+          <w:b/>
+          <w:kern w:val="0"/>
+          <w:sz w:val="22"/>
+        </w:rPr>
+        <w:t>（知道效果图）</w:t>
+      </w:r>
+      <w:r>
+        <w:rPr>
+          <w:rFonts w:ascii="Tahoma" w:eastAsia="微软雅黑" w:hAnsi="Tahoma" w:hint="eastAsia"/>
+          <w:b/>
+          <w:kern w:val="0"/>
+          <w:sz w:val="22"/>
+        </w:rPr>
+        <w:t>，却不知道是什么插件</w:t>
+      </w:r>
+      <w:r>
+        <w:rPr>
+          <w:rFonts w:ascii="Tahoma" w:eastAsia="微软雅黑" w:hAnsi="Tahoma" w:hint="eastAsia"/>
+          <w:kern w:val="0"/>
+          <w:sz w:val="22"/>
+        </w:rPr>
+        <w:t>，去看：</w:t>
+      </w:r>
+    </w:p>
+    <w:p>
+      <w:pPr>
+        <w:widowControl/>
+        <w:adjustRightInd w:val="0"/>
+        <w:snapToGrid w:val="0"/>
+        <w:ind w:firstLine="420"/>
+        <w:jc w:val="left"/>
+        <w:rPr>
+          <w:rFonts w:ascii="Tahoma" w:eastAsia="微软雅黑" w:hAnsi="Tahoma"/>
           <w:color w:val="0070C0"/>
           <w:kern w:val="0"/>
           <w:sz w:val="22"/>
         </w:rPr>
-        <w:t xml:space="preserve"> </w:t>
-      </w:r>
-      <w:r>
-        <w:rPr>
-          <w:rFonts w:ascii="Tahoma" w:eastAsia="微软雅黑" w:hAnsi="Tahoma" w:hint="eastAsia"/>
-          <w:kern w:val="0"/>
-          <w:sz w:val="22"/>
-        </w:rPr>
-        <w:t>，找到插件对应的文档</w:t>
-      </w:r>
-      <w:r>
-        <w:rPr>
-          <w:rFonts w:ascii="Tahoma" w:eastAsia="微软雅黑" w:hAnsi="Tahoma"/>
-          <w:kern w:val="0"/>
-          <w:sz w:val="22"/>
-        </w:rPr>
-        <w:t>。</w:t>
-      </w:r>
-    </w:p>
-    <w:p>
-      <w:pPr>
-        <w:widowControl/>
-        <w:jc w:val="left"/>
-        <w:rPr>
-          <w:rFonts w:ascii="Tahoma" w:eastAsia="微软雅黑" w:hAnsi="Tahoma"/>
-          <w:kern w:val="0"/>
-          <w:sz w:val="22"/>
-        </w:rPr>
-      </w:pPr>
-      <w:r>
-        <w:rPr>
-          <w:rFonts w:ascii="Tahoma" w:eastAsia="微软雅黑" w:hAnsi="Tahoma" w:hint="eastAsia"/>
-          <w:kern w:val="0"/>
-          <w:sz w:val="22"/>
-        </w:rPr>
-        <w:t>◆</w:t>
-      </w:r>
-      <w:r>
-        <w:rPr>
-          <w:rFonts w:ascii="Tahoma" w:eastAsia="微软雅黑" w:hAnsi="Tahoma" w:hint="eastAsia"/>
-          <w:kern w:val="0"/>
-          <w:sz w:val="22"/>
-        </w:rPr>
-        <w:t xml:space="preserve"> </w:t>
-      </w:r>
-      <w:r>
-        <w:rPr>
-          <w:rFonts w:ascii="Tahoma" w:eastAsia="微软雅黑" w:hAnsi="Tahoma" w:hint="eastAsia"/>
-          <w:b/>
-          <w:kern w:val="0"/>
-          <w:sz w:val="22"/>
-        </w:rPr>
-        <w:t>如果你看见了想要的效果</w:t>
-      </w:r>
-      <w:r>
-        <w:rPr>
-          <w:rFonts w:ascii="Tahoma" w:eastAsia="微软雅黑" w:hAnsi="Tahoma" w:hint="eastAsia"/>
-          <w:b/>
-          <w:kern w:val="0"/>
-          <w:sz w:val="22"/>
-        </w:rPr>
-        <w:t>（知道效果图）</w:t>
-      </w:r>
-      <w:r>
-        <w:rPr>
-          <w:rFonts w:ascii="Tahoma" w:eastAsia="微软雅黑" w:hAnsi="Tahoma" w:hint="eastAsia"/>
-          <w:b/>
-          <w:kern w:val="0"/>
-          <w:sz w:val="22"/>
-        </w:rPr>
-        <w:t>，却不知道是什么插件</w:t>
-      </w:r>
-      <w:r>
-        <w:rPr>
-          <w:rFonts w:ascii="Tahoma" w:eastAsia="微软雅黑" w:hAnsi="Tahoma" w:hint="eastAsia"/>
-          <w:kern w:val="0"/>
-          <w:sz w:val="22"/>
-        </w:rPr>
-        <w:t>，去看：</w:t>
-      </w:r>
-    </w:p>
-    <w:p>
-      <w:pPr>
-        <w:widowControl/>
-        <w:adjustRightInd w:val="0"/>
-        <w:snapToGrid w:val="0"/>
-        <w:ind w:firstLine="420"/>
-        <w:jc w:val="left"/>
+      </w:pPr>
+      <w:r>
         <w:rPr>
           <w:rFonts w:ascii="Tahoma" w:eastAsia="微软雅黑" w:hAnsi="Tahoma"/>
           <w:color w:val="0070C0"/>
           <w:kern w:val="0"/>
           <w:sz w:val="22"/>
         </w:rPr>
-      </w:pPr>
-      <w:r>
-        <w:rPr>
-          <w:rFonts w:ascii="Tahoma" w:eastAsia="微软雅黑" w:hAnsi="Tahoma"/>
-          <w:color w:val="0070C0"/>
-          <w:kern w:val="0"/>
-          <w:sz w:val="22"/>
-        </w:rPr>
-        <w:t>插件效果图速</w:t>
-      </w:r>
-      <w:proofErr w:type="gramStart"/>
-      <w:r>
-        <w:rPr>
-          <w:rFonts w:ascii="Tahoma" w:eastAsia="微软雅黑" w:hAnsi="Tahoma"/>
-          <w:color w:val="0070C0"/>
-          <w:kern w:val="0"/>
-          <w:sz w:val="22"/>
-        </w:rPr>
-        <w:t>览</w:t>
-      </w:r>
-      <w:proofErr w:type="gramEnd"/>
+        <w:t>插件效果图速览</w:t>
+      </w:r>
       <w:r>
         <w:rPr>
           <w:rFonts w:ascii="Tahoma" w:eastAsia="微软雅黑" w:hAnsi="Tahoma"/>
@@ -1106,6 +1084,7 @@
         </w:rPr>
         <w:t xml:space="preserve">&gt; </w:t>
       </w:r>
+      <w:proofErr w:type="spellStart"/>
       <w:r>
         <w:rPr>
           <w:rFonts w:ascii="Tahoma" w:eastAsia="微软雅黑" w:hAnsi="Tahoma"/>
@@ -1115,6 +1094,7 @@
         </w:rPr>
         <w:t>Rmmv</w:t>
       </w:r>
+      <w:proofErr w:type="spellEnd"/>
       <w:r>
         <w:rPr>
           <w:rFonts w:ascii="Tahoma" w:eastAsia="微软雅黑" w:hAnsi="Tahoma"/>
@@ -2305,7 +2285,17 @@
           <w:kern w:val="0"/>
           <w:sz w:val="22"/>
         </w:rPr>
-        <w:t>\da</w:t>
+        <w:t>\</w:t>
+      </w:r>
+      <w:proofErr w:type="spellStart"/>
+      <w:r>
+        <w:rPr>
+          <w:rFonts w:ascii="Tahoma" w:eastAsia="微软雅黑" w:hAnsi="Tahoma"/>
+          <w:b/>
+          <w:kern w:val="0"/>
+          <w:sz w:val="22"/>
+        </w:rPr>
+        <w:t>da</w:t>
       </w:r>
       <w:r>
         <w:rPr>
@@ -2316,6 +2306,7 @@
         </w:rPr>
         <w:t>c</w:t>
       </w:r>
+      <w:proofErr w:type="spellEnd"/>
       <w:r>
         <w:rPr>
           <w:rFonts w:ascii="Tahoma" w:eastAsia="微软雅黑" w:hAnsi="Tahoma" w:hint="eastAsia"/>
@@ -2653,6 +2644,7 @@
         </w:rPr>
         <w:t>你想了解一些用来做</w:t>
       </w:r>
+      <w:proofErr w:type="spellStart"/>
       <w:r>
         <w:rPr>
           <w:rFonts w:ascii="Tahoma" w:eastAsia="微软雅黑" w:hAnsi="Tahoma" w:hint="eastAsia"/>
@@ -2662,6 +2654,7 @@
         </w:rPr>
         <w:t>galgame</w:t>
       </w:r>
+      <w:proofErr w:type="spellEnd"/>
       <w:r>
         <w:rPr>
           <w:rFonts w:ascii="Tahoma" w:eastAsia="微软雅黑" w:hAnsi="Tahoma" w:hint="eastAsia"/>
@@ -3013,6 +3006,7 @@
         </w:rPr>
         <w:t>你想了解一些用来做</w:t>
       </w:r>
+      <w:proofErr w:type="spellStart"/>
       <w:r>
         <w:rPr>
           <w:rFonts w:ascii="Tahoma" w:eastAsia="微软雅黑" w:hAnsi="Tahoma" w:hint="eastAsia"/>
@@ -3022,6 +3016,7 @@
         </w:rPr>
         <w:t>arpg</w:t>
       </w:r>
+      <w:proofErr w:type="spellEnd"/>
       <w:r>
         <w:rPr>
           <w:rFonts w:ascii="Tahoma" w:eastAsia="微软雅黑" w:hAnsi="Tahoma" w:hint="eastAsia"/>
@@ -3125,6 +3120,7 @@
         </w:rPr>
         <w:t>目前</w:t>
       </w:r>
+      <w:proofErr w:type="spellStart"/>
       <w:r>
         <w:rPr>
           <w:rFonts w:ascii="Tahoma" w:eastAsia="微软雅黑" w:hAnsi="Tahoma" w:hint="eastAsia"/>
@@ -3133,6 +3129,7 @@
         </w:rPr>
         <w:t>arpg</w:t>
       </w:r>
+      <w:proofErr w:type="spellEnd"/>
       <w:r>
         <w:rPr>
           <w:rFonts w:ascii="Tahoma" w:eastAsia="微软雅黑" w:hAnsi="Tahoma" w:hint="eastAsia"/>
@@ -3737,23 +3734,13 @@
           <w:sz w:val="22"/>
         </w:rPr>
       </w:pPr>
-      <w:proofErr w:type="gramStart"/>
-      <w:r>
-        <w:rPr>
-          <w:rFonts w:ascii="Tahoma" w:eastAsia="微软雅黑" w:hAnsi="Tahoma" w:hint="eastAsia"/>
-          <w:kern w:val="0"/>
-          <w:sz w:val="22"/>
-        </w:rPr>
-        <w:t>萌新普遍</w:t>
-      </w:r>
-      <w:proofErr w:type="gramEnd"/>
-      <w:r>
-        <w:rPr>
-          <w:rFonts w:ascii="Tahoma" w:eastAsia="微软雅黑" w:hAnsi="Tahoma" w:hint="eastAsia"/>
-          <w:kern w:val="0"/>
-          <w:sz w:val="22"/>
-        </w:rPr>
-        <w:t>会在群里问这类问题，</w:t>
+      <w:r>
+        <w:rPr>
+          <w:rFonts w:ascii="Tahoma" w:eastAsia="微软雅黑" w:hAnsi="Tahoma" w:hint="eastAsia"/>
+          <w:kern w:val="0"/>
+          <w:sz w:val="22"/>
+        </w:rPr>
+        <w:t>萌新普遍会在群里问这类问题，</w:t>
       </w:r>
     </w:p>
     <w:p>
@@ -4213,7 +4200,6 @@
               </w:rPr>
               <w:t>然而，就是这种显而易见原理，居然</w:t>
             </w:r>
-            <w:proofErr w:type="gramStart"/>
             <w:r>
               <w:rPr>
                 <w:rFonts w:ascii="Tahoma" w:eastAsia="微软雅黑" w:hAnsi="Tahoma" w:hint="eastAsia"/>
@@ -4236,16 +4222,7 @@
                 <w:kern w:val="0"/>
                 <w:sz w:val="22"/>
               </w:rPr>
-              <w:t>上来</w:t>
-            </w:r>
-            <w:proofErr w:type="gramEnd"/>
-            <w:r>
-              <w:rPr>
-                <w:rFonts w:ascii="Tahoma" w:eastAsia="微软雅黑" w:hAnsi="Tahoma" w:hint="eastAsia"/>
-                <w:kern w:val="0"/>
-                <w:sz w:val="22"/>
-              </w:rPr>
-              <w:t>就</w:t>
+              <w:t>上来就</w:t>
             </w:r>
             <w:r>
               <w:rPr>
@@ -4390,27 +4367,7 @@
                 <w:kern w:val="0"/>
                 <w:sz w:val="22"/>
               </w:rPr>
-              <w:t>比较头疼的是</w:t>
-            </w:r>
-            <w:proofErr w:type="gramStart"/>
-            <w:r>
-              <w:rPr>
-                <w:rFonts w:ascii="Tahoma" w:eastAsia="微软雅黑" w:hAnsi="Tahoma" w:hint="eastAsia"/>
-                <w:color w:val="A6A6A6" w:themeColor="background1" w:themeShade="A6"/>
-                <w:kern w:val="0"/>
-                <w:sz w:val="22"/>
-              </w:rPr>
-              <w:t>这些萌新可能</w:t>
-            </w:r>
-            <w:proofErr w:type="gramEnd"/>
-            <w:r>
-              <w:rPr>
-                <w:rFonts w:ascii="Tahoma" w:eastAsia="微软雅黑" w:hAnsi="Tahoma" w:hint="eastAsia"/>
-                <w:color w:val="A6A6A6" w:themeColor="background1" w:themeShade="A6"/>
-                <w:kern w:val="0"/>
-                <w:sz w:val="22"/>
-              </w:rPr>
-              <w:t>会抬杠，</w:t>
+              <w:t>比较头疼的是这些萌新可能会抬杠，</w:t>
             </w:r>
           </w:p>
           <w:p>
@@ -4554,25 +4511,7 @@
                 <w:kern w:val="0"/>
                 <w:sz w:val="22"/>
               </w:rPr>
-              <w:t>每个插件，就相当于各种款式各种形状的纸、</w:t>
-            </w:r>
-            <w:proofErr w:type="gramStart"/>
-            <w:r>
-              <w:rPr>
-                <w:rFonts w:ascii="Tahoma" w:eastAsia="微软雅黑" w:hAnsi="Tahoma" w:hint="eastAsia"/>
-                <w:kern w:val="0"/>
-                <w:sz w:val="22"/>
-              </w:rPr>
-              <w:t>笔刷和</w:t>
-            </w:r>
-            <w:proofErr w:type="gramEnd"/>
-            <w:r>
-              <w:rPr>
-                <w:rFonts w:ascii="Tahoma" w:eastAsia="微软雅黑" w:hAnsi="Tahoma" w:hint="eastAsia"/>
-                <w:kern w:val="0"/>
-                <w:sz w:val="22"/>
-              </w:rPr>
-              <w:t>颜料。</w:t>
+              <w:t>每个插件，就相当于各种款式各种形状的纸、笔刷和颜料。</w:t>
             </w:r>
           </w:p>
           <w:p>
@@ -4630,25 +4569,7 @@
                 <w:kern w:val="0"/>
                 <w:sz w:val="22"/>
               </w:rPr>
-              <w:t>有些插件非常灵活，有些插件</w:t>
-            </w:r>
-            <w:proofErr w:type="gramStart"/>
-            <w:r>
-              <w:rPr>
-                <w:rFonts w:ascii="Tahoma" w:eastAsia="微软雅黑" w:hAnsi="Tahoma"/>
-                <w:kern w:val="0"/>
-                <w:sz w:val="22"/>
-              </w:rPr>
-              <w:t>调设置</w:t>
-            </w:r>
-            <w:proofErr w:type="gramEnd"/>
-            <w:r>
-              <w:rPr>
-                <w:rFonts w:ascii="Tahoma" w:eastAsia="微软雅黑" w:hAnsi="Tahoma"/>
-                <w:kern w:val="0"/>
-                <w:sz w:val="22"/>
-              </w:rPr>
-              <w:t>比较复杂，有些插件非常固定，只能照着模板中一模一样地复现。</w:t>
+              <w:t>有些插件非常灵活，有些插件调设置比较复杂，有些插件非常固定，只能照着模板中一模一样地复现。</w:t>
             </w:r>
           </w:p>
           <w:p>
@@ -4739,25 +4660,7 @@
                 <w:kern w:val="0"/>
                 <w:sz w:val="22"/>
               </w:rPr>
-              <w:t>大家的需求千奇百怪，不一定有人会拿这些来画中</w:t>
-            </w:r>
-            <w:proofErr w:type="gramStart"/>
-            <w:r>
-              <w:rPr>
-                <w:rFonts w:ascii="Tahoma" w:eastAsia="微软雅黑" w:hAnsi="Tahoma" w:hint="eastAsia"/>
-                <w:kern w:val="0"/>
-                <w:sz w:val="22"/>
-              </w:rPr>
-              <w:t>规</w:t>
-            </w:r>
-            <w:proofErr w:type="gramEnd"/>
-            <w:r>
-              <w:rPr>
-                <w:rFonts w:ascii="Tahoma" w:eastAsia="微软雅黑" w:hAnsi="Tahoma" w:hint="eastAsia"/>
-                <w:kern w:val="0"/>
-                <w:sz w:val="22"/>
-              </w:rPr>
-              <w:t>中矩的风景画。</w:t>
+              <w:t>大家的需求千奇百怪，不一定有人会拿这些来画中规中矩的风景画。</w:t>
             </w:r>
           </w:p>
           <w:p>
@@ -5274,25 +5177,7 @@
                 <w:kern w:val="0"/>
                 <w:sz w:val="22"/>
               </w:rPr>
-              <w:t>年</w:t>
-            </w:r>
-            <w:proofErr w:type="gramStart"/>
-            <w:r>
-              <w:rPr>
-                <w:rFonts w:ascii="Tahoma" w:eastAsia="微软雅黑" w:hAnsi="Tahoma" w:hint="eastAsia"/>
-                <w:kern w:val="0"/>
-                <w:sz w:val="22"/>
-              </w:rPr>
-              <w:t>暴雪因魔兽</w:t>
-            </w:r>
-            <w:proofErr w:type="gramEnd"/>
-            <w:r>
-              <w:rPr>
-                <w:rFonts w:ascii="Tahoma" w:eastAsia="微软雅黑" w:hAnsi="Tahoma" w:hint="eastAsia"/>
-                <w:kern w:val="0"/>
-                <w:sz w:val="22"/>
-              </w:rPr>
-              <w:t>争霸重铸版跌落神坛、</w:t>
+              <w:t>年暴雪因魔兽争霸重铸版跌落神坛、</w:t>
             </w:r>
             <w:r>
               <w:rPr>
@@ -5923,7 +5808,7 @@
         <w:widowControl/>
         <w:jc w:val="left"/>
         <w:rPr>
-          <w:rFonts w:ascii="Tahoma" w:eastAsia="微软雅黑" w:hAnsi="Tahoma" w:hint="eastAsia"/>
+          <w:rFonts w:ascii="Tahoma" w:eastAsia="微软雅黑" w:hAnsi="Tahoma"/>
           <w:kern w:val="0"/>
           <w:sz w:val="22"/>
         </w:rPr>
@@ -6277,23 +6162,11 @@
         <w:widowControl/>
         <w:adjustRightInd w:val="0"/>
         <w:snapToGrid w:val="0"/>
-        <w:jc w:val="left"/>
-        <w:rPr>
-          <w:rFonts w:ascii="Tahoma" w:eastAsia="微软雅黑" w:hAnsi="Tahoma" w:hint="eastAsia"/>
-          <w:b/>
-          <w:kern w:val="0"/>
-          <w:sz w:val="22"/>
-        </w:rPr>
-      </w:pPr>
-    </w:p>
-    <w:p>
-      <w:pPr>
-        <w:widowControl/>
-        <w:adjustRightInd w:val="0"/>
-        <w:snapToGrid w:val="0"/>
-        <w:jc w:val="left"/>
-        <w:rPr>
-          <w:rFonts w:ascii="Tahoma" w:eastAsia="微软雅黑" w:hAnsi="Tahoma"/>
+        <w:spacing w:after="200"/>
+        <w:jc w:val="left"/>
+        <w:rPr>
+          <w:rFonts w:ascii="Tahoma" w:eastAsia="微软雅黑" w:hAnsi="Tahoma" w:hint="eastAsia"/>
+          <w:b/>
           <w:kern w:val="0"/>
           <w:sz w:val="22"/>
         </w:rPr>
@@ -6321,6 +6194,1123 @@
           <w:kern w:val="0"/>
           <w:sz w:val="22"/>
         </w:rPr>
+        <w:t>如何优雅地使用游戏编辑器？</w:t>
+      </w:r>
+    </w:p>
+    <w:p>
+      <w:pPr>
+        <w:widowControl/>
+        <w:adjustRightInd w:val="0"/>
+        <w:snapToGrid w:val="0"/>
+        <w:ind w:firstLine="420"/>
+        <w:jc w:val="left"/>
+        <w:rPr>
+          <w:rFonts w:ascii="Tahoma" w:eastAsia="微软雅黑" w:hAnsi="Tahoma"/>
+          <w:kern w:val="0"/>
+          <w:sz w:val="22"/>
+        </w:rPr>
+      </w:pPr>
+      <w:r>
+        <w:rPr>
+          <w:rFonts w:ascii="Tahoma" w:eastAsia="微软雅黑" w:hAnsi="Tahoma" w:hint="eastAsia"/>
+          <w:kern w:val="0"/>
+          <w:sz w:val="22"/>
+        </w:rPr>
+        <w:t>这里举一个简单的例子。</w:t>
+      </w:r>
+    </w:p>
+    <w:p>
+      <w:pPr>
+        <w:widowControl/>
+        <w:adjustRightInd w:val="0"/>
+        <w:snapToGrid w:val="0"/>
+        <w:ind w:left="420" w:firstLine="420"/>
+        <w:jc w:val="left"/>
+        <w:rPr>
+          <w:rFonts w:ascii="Tahoma" w:eastAsia="微软雅黑" w:hAnsi="Tahoma"/>
+          <w:kern w:val="0"/>
+          <w:sz w:val="22"/>
+        </w:rPr>
+      </w:pPr>
+      <w:r>
+        <w:rPr>
+          <w:rFonts w:ascii="Tahoma" w:eastAsia="微软雅黑" w:hAnsi="Tahoma" w:hint="eastAsia"/>
+          <w:kern w:val="0"/>
+          <w:sz w:val="22"/>
+        </w:rPr>
+        <w:t>如何</w:t>
+      </w:r>
+      <w:r>
+        <w:rPr>
+          <w:rFonts w:ascii="Tahoma" w:eastAsia="微软雅黑" w:hAnsi="Tahoma" w:hint="eastAsia"/>
+          <w:kern w:val="0"/>
+          <w:sz w:val="22"/>
+        </w:rPr>
+        <w:t>给水池子注满水</w:t>
+      </w:r>
+      <w:r>
+        <w:rPr>
+          <w:rFonts w:ascii="Tahoma" w:eastAsia="微软雅黑" w:hAnsi="Tahoma" w:hint="eastAsia"/>
+          <w:kern w:val="0"/>
+          <w:sz w:val="22"/>
+        </w:rPr>
+        <w:t>？</w:t>
+      </w:r>
+    </w:p>
+    <w:p>
+      <w:pPr>
+        <w:widowControl/>
+        <w:adjustRightInd w:val="0"/>
+        <w:snapToGrid w:val="0"/>
+        <w:ind w:left="420" w:firstLine="420"/>
+        <w:jc w:val="left"/>
+        <w:rPr>
+          <w:rFonts w:ascii="Tahoma" w:eastAsia="微软雅黑" w:hAnsi="Tahoma" w:hint="eastAsia"/>
+          <w:color w:val="A6A6A6" w:themeColor="background1" w:themeShade="A6"/>
+          <w:kern w:val="0"/>
+          <w:sz w:val="22"/>
+        </w:rPr>
+      </w:pPr>
+      <w:r>
+        <w:rPr>
+          <w:rFonts w:ascii="Tahoma" w:eastAsia="微软雅黑" w:hAnsi="Tahoma" w:hint="eastAsia"/>
+          <w:color w:val="A6A6A6" w:themeColor="background1" w:themeShade="A6"/>
+          <w:kern w:val="0"/>
+          <w:sz w:val="22"/>
+        </w:rPr>
+        <w:t>如何实现想要的功能？</w:t>
+      </w:r>
+    </w:p>
+    <w:p>
+      <w:pPr>
+        <w:widowControl/>
+        <w:adjustRightInd w:val="0"/>
+        <w:snapToGrid w:val="0"/>
+        <w:ind w:firstLine="420"/>
+        <w:jc w:val="left"/>
+        <w:rPr>
+          <w:rFonts w:ascii="Tahoma" w:eastAsia="微软雅黑" w:hAnsi="Tahoma"/>
+          <w:b/>
+          <w:bCs/>
+          <w:kern w:val="0"/>
+          <w:sz w:val="22"/>
+        </w:rPr>
+      </w:pPr>
+      <w:r>
+        <w:rPr>
+          <w:rFonts w:ascii="Tahoma" w:eastAsia="微软雅黑" w:hAnsi="Tahoma" w:hint="eastAsia"/>
+          <w:b/>
+          <w:bCs/>
+          <w:kern w:val="0"/>
+          <w:sz w:val="22"/>
+        </w:rPr>
+        <w:t>方法</w:t>
+      </w:r>
+      <w:r>
+        <w:rPr>
+          <w:rFonts w:ascii="Tahoma" w:eastAsia="微软雅黑" w:hAnsi="Tahoma" w:hint="eastAsia"/>
+          <w:b/>
+          <w:bCs/>
+          <w:kern w:val="0"/>
+          <w:sz w:val="22"/>
+        </w:rPr>
+        <w:t>1</w:t>
+      </w:r>
+      <w:r>
+        <w:rPr>
+          <w:rFonts w:ascii="Tahoma" w:eastAsia="微软雅黑" w:hAnsi="Tahoma" w:hint="eastAsia"/>
+          <w:b/>
+          <w:bCs/>
+          <w:kern w:val="0"/>
+          <w:sz w:val="22"/>
+        </w:rPr>
+        <w:t>：</w:t>
+      </w:r>
+    </w:p>
+    <w:p>
+      <w:pPr>
+        <w:widowControl/>
+        <w:adjustRightInd w:val="0"/>
+        <w:snapToGrid w:val="0"/>
+        <w:ind w:left="420" w:firstLine="420"/>
+        <w:jc w:val="left"/>
+        <w:rPr>
+          <w:rFonts w:ascii="Tahoma" w:eastAsia="微软雅黑" w:hAnsi="Tahoma"/>
+          <w:kern w:val="0"/>
+          <w:sz w:val="22"/>
+        </w:rPr>
+      </w:pPr>
+      <w:r>
+        <w:rPr>
+          <w:rFonts w:ascii="Tahoma" w:eastAsia="微软雅黑" w:hAnsi="Tahoma" w:hint="eastAsia"/>
+          <w:kern w:val="0"/>
+          <w:sz w:val="22"/>
+        </w:rPr>
+        <w:t>在水池子周边寻找注水口并找到注水口开关，打开开关并注满水。</w:t>
+      </w:r>
+    </w:p>
+    <w:p>
+      <w:pPr>
+        <w:widowControl/>
+        <w:adjustRightInd w:val="0"/>
+        <w:snapToGrid w:val="0"/>
+        <w:ind w:left="420" w:firstLine="420"/>
+        <w:jc w:val="left"/>
+        <w:rPr>
+          <w:rFonts w:ascii="Tahoma" w:eastAsia="微软雅黑" w:hAnsi="Tahoma"/>
+          <w:color w:val="A6A6A6" w:themeColor="background1" w:themeShade="A6"/>
+          <w:kern w:val="0"/>
+          <w:sz w:val="22"/>
+        </w:rPr>
+      </w:pPr>
+      <w:r>
+        <w:rPr>
+          <w:rFonts w:ascii="Tahoma" w:eastAsia="微软雅黑" w:hAnsi="Tahoma" w:hint="eastAsia"/>
+          <w:color w:val="A6A6A6" w:themeColor="background1" w:themeShade="A6"/>
+          <w:kern w:val="0"/>
+          <w:sz w:val="22"/>
+        </w:rPr>
+        <w:t>寻找示例中</w:t>
+      </w:r>
+      <w:r>
+        <w:rPr>
+          <w:rFonts w:ascii="Tahoma" w:eastAsia="微软雅黑" w:hAnsi="Tahoma" w:hint="eastAsia"/>
+          <w:color w:val="A6A6A6" w:themeColor="background1" w:themeShade="A6"/>
+          <w:kern w:val="0"/>
+          <w:sz w:val="22"/>
+        </w:rPr>
+        <w:t>相关</w:t>
+      </w:r>
+      <w:r>
+        <w:rPr>
+          <w:rFonts w:ascii="Tahoma" w:eastAsia="微软雅黑" w:hAnsi="Tahoma" w:hint="eastAsia"/>
+          <w:color w:val="A6A6A6" w:themeColor="background1" w:themeShade="A6"/>
+          <w:kern w:val="0"/>
+          <w:sz w:val="22"/>
+        </w:rPr>
+        <w:t>的插件</w:t>
+      </w:r>
+      <w:r>
+        <w:rPr>
+          <w:rFonts w:ascii="Tahoma" w:eastAsia="微软雅黑" w:hAnsi="Tahoma" w:hint="eastAsia"/>
+          <w:color w:val="A6A6A6" w:themeColor="background1" w:themeShade="A6"/>
+          <w:kern w:val="0"/>
+          <w:sz w:val="22"/>
+        </w:rPr>
+        <w:t>、相关的文档</w:t>
+      </w:r>
+      <w:r>
+        <w:rPr>
+          <w:rFonts w:ascii="Tahoma" w:eastAsia="微软雅黑" w:hAnsi="Tahoma" w:hint="eastAsia"/>
+          <w:color w:val="A6A6A6" w:themeColor="background1" w:themeShade="A6"/>
+          <w:kern w:val="0"/>
+          <w:sz w:val="22"/>
+        </w:rPr>
+        <w:t>，找到后</w:t>
+      </w:r>
+      <w:r>
+        <w:rPr>
+          <w:rFonts w:ascii="Tahoma" w:eastAsia="微软雅黑" w:hAnsi="Tahoma" w:hint="eastAsia"/>
+          <w:color w:val="A6A6A6" w:themeColor="background1" w:themeShade="A6"/>
+          <w:kern w:val="0"/>
+          <w:sz w:val="22"/>
+        </w:rPr>
+        <w:t>，</w:t>
+      </w:r>
+      <w:r>
+        <w:rPr>
+          <w:rFonts w:ascii="Tahoma" w:eastAsia="微软雅黑" w:hAnsi="Tahoma" w:hint="eastAsia"/>
+          <w:color w:val="A6A6A6" w:themeColor="background1" w:themeShade="A6"/>
+          <w:kern w:val="0"/>
+          <w:sz w:val="22"/>
+        </w:rPr>
+        <w:t>尝试实现功能。</w:t>
+      </w:r>
+    </w:p>
+    <w:p>
+      <w:pPr>
+        <w:widowControl/>
+        <w:adjustRightInd w:val="0"/>
+        <w:snapToGrid w:val="0"/>
+        <w:ind w:left="420" w:firstLine="420"/>
+        <w:jc w:val="left"/>
+        <w:rPr>
+          <w:rFonts w:ascii="Tahoma" w:eastAsia="微软雅黑" w:hAnsi="Tahoma"/>
+          <w:kern w:val="0"/>
+          <w:sz w:val="22"/>
+        </w:rPr>
+      </w:pPr>
+      <w:r>
+        <w:rPr>
+          <w:rFonts w:ascii="Tahoma" w:eastAsia="微软雅黑" w:hAnsi="Tahoma" w:hint="eastAsia"/>
+          <w:kern w:val="0"/>
+          <w:sz w:val="22"/>
+        </w:rPr>
+        <w:t>如果找不到</w:t>
+      </w:r>
+      <w:r>
+        <w:rPr>
+          <w:rFonts w:ascii="Tahoma" w:eastAsia="微软雅黑" w:hAnsi="Tahoma" w:hint="eastAsia"/>
+          <w:kern w:val="0"/>
+          <w:sz w:val="22"/>
+        </w:rPr>
+        <w:t>注水口</w:t>
+      </w:r>
+      <w:r>
+        <w:rPr>
+          <w:rFonts w:ascii="Tahoma" w:eastAsia="微软雅黑" w:hAnsi="Tahoma" w:hint="eastAsia"/>
+          <w:kern w:val="0"/>
+          <w:sz w:val="22"/>
+        </w:rPr>
+        <w:t>，就放弃。</w:t>
+      </w:r>
+    </w:p>
+    <w:p>
+      <w:pPr>
+        <w:widowControl/>
+        <w:adjustRightInd w:val="0"/>
+        <w:snapToGrid w:val="0"/>
+        <w:ind w:left="420" w:firstLine="420"/>
+        <w:jc w:val="left"/>
+        <w:rPr>
+          <w:rFonts w:ascii="Tahoma" w:eastAsia="微软雅黑" w:hAnsi="Tahoma" w:hint="eastAsia"/>
+          <w:kern w:val="0"/>
+          <w:sz w:val="22"/>
+        </w:rPr>
+      </w:pPr>
+      <w:r>
+        <w:rPr>
+          <w:rFonts w:ascii="Tahoma" w:eastAsia="微软雅黑" w:hAnsi="Tahoma" w:hint="eastAsia"/>
+          <w:color w:val="A6A6A6" w:themeColor="background1" w:themeShade="A6"/>
+          <w:kern w:val="0"/>
+          <w:sz w:val="22"/>
+        </w:rPr>
+        <w:t>如果找不到插件</w:t>
+      </w:r>
+      <w:r>
+        <w:rPr>
+          <w:rFonts w:ascii="Tahoma" w:eastAsia="微软雅黑" w:hAnsi="Tahoma" w:hint="eastAsia"/>
+          <w:color w:val="A6A6A6" w:themeColor="background1" w:themeShade="A6"/>
+          <w:kern w:val="0"/>
+          <w:sz w:val="22"/>
+        </w:rPr>
+        <w:t>或文档</w:t>
+      </w:r>
+      <w:r>
+        <w:rPr>
+          <w:rFonts w:ascii="Tahoma" w:eastAsia="微软雅黑" w:hAnsi="Tahoma" w:hint="eastAsia"/>
+          <w:color w:val="A6A6A6" w:themeColor="background1" w:themeShade="A6"/>
+          <w:kern w:val="0"/>
+          <w:sz w:val="22"/>
+        </w:rPr>
+        <w:t>，</w:t>
+      </w:r>
+      <w:r>
+        <w:rPr>
+          <w:rFonts w:ascii="Tahoma" w:eastAsia="微软雅黑" w:hAnsi="Tahoma" w:hint="eastAsia"/>
+          <w:color w:val="A6A6A6" w:themeColor="background1" w:themeShade="A6"/>
+          <w:kern w:val="0"/>
+          <w:sz w:val="22"/>
+        </w:rPr>
+        <w:t>就</w:t>
+      </w:r>
+      <w:r>
+        <w:rPr>
+          <w:rFonts w:ascii="Tahoma" w:eastAsia="微软雅黑" w:hAnsi="Tahoma" w:hint="eastAsia"/>
+          <w:color w:val="A6A6A6" w:themeColor="background1" w:themeShade="A6"/>
+          <w:kern w:val="0"/>
+          <w:sz w:val="22"/>
+        </w:rPr>
+        <w:t>放弃那个功能。</w:t>
+      </w:r>
+    </w:p>
+    <w:p>
+      <w:pPr>
+        <w:widowControl/>
+        <w:adjustRightInd w:val="0"/>
+        <w:snapToGrid w:val="0"/>
+        <w:ind w:firstLine="420"/>
+        <w:jc w:val="left"/>
+        <w:rPr>
+          <w:rFonts w:ascii="Tahoma" w:eastAsia="微软雅黑" w:hAnsi="Tahoma"/>
+          <w:b/>
+          <w:bCs/>
+          <w:kern w:val="0"/>
+          <w:sz w:val="22"/>
+        </w:rPr>
+      </w:pPr>
+      <w:r>
+        <w:rPr>
+          <w:rFonts w:ascii="Tahoma" w:eastAsia="微软雅黑" w:hAnsi="Tahoma" w:hint="eastAsia"/>
+          <w:b/>
+          <w:bCs/>
+          <w:kern w:val="0"/>
+          <w:sz w:val="22"/>
+        </w:rPr>
+        <w:t>方法</w:t>
+      </w:r>
+      <w:r>
+        <w:rPr>
+          <w:rFonts w:ascii="Tahoma" w:eastAsia="微软雅黑" w:hAnsi="Tahoma" w:hint="eastAsia"/>
+          <w:b/>
+          <w:bCs/>
+          <w:kern w:val="0"/>
+          <w:sz w:val="22"/>
+        </w:rPr>
+        <w:t>2</w:t>
+      </w:r>
+      <w:r>
+        <w:rPr>
+          <w:rFonts w:ascii="Tahoma" w:eastAsia="微软雅黑" w:hAnsi="Tahoma" w:hint="eastAsia"/>
+          <w:b/>
+          <w:bCs/>
+          <w:kern w:val="0"/>
+          <w:sz w:val="22"/>
+        </w:rPr>
+        <w:t>：</w:t>
+      </w:r>
+    </w:p>
+    <w:p>
+      <w:pPr>
+        <w:widowControl/>
+        <w:adjustRightInd w:val="0"/>
+        <w:snapToGrid w:val="0"/>
+        <w:ind w:left="420" w:firstLine="420"/>
+        <w:jc w:val="left"/>
+        <w:rPr>
+          <w:rFonts w:ascii="Tahoma" w:eastAsia="微软雅黑" w:hAnsi="Tahoma"/>
+          <w:kern w:val="0"/>
+          <w:sz w:val="22"/>
+        </w:rPr>
+      </w:pPr>
+      <w:r>
+        <w:rPr>
+          <w:rFonts w:ascii="Tahoma" w:eastAsia="微软雅黑" w:hAnsi="Tahoma" w:hint="eastAsia"/>
+          <w:kern w:val="0"/>
+          <w:sz w:val="22"/>
+        </w:rPr>
+        <w:t>在水池子周边寻找小型的自来水水龙头</w:t>
+      </w:r>
+      <w:r>
+        <w:rPr>
+          <w:rFonts w:ascii="Tahoma" w:eastAsia="微软雅黑" w:hAnsi="Tahoma" w:hint="eastAsia"/>
+          <w:kern w:val="0"/>
+          <w:sz w:val="22"/>
+        </w:rPr>
+        <w:t>。</w:t>
+      </w:r>
+    </w:p>
+    <w:p>
+      <w:pPr>
+        <w:widowControl/>
+        <w:adjustRightInd w:val="0"/>
+        <w:snapToGrid w:val="0"/>
+        <w:ind w:left="420" w:firstLine="420"/>
+        <w:jc w:val="left"/>
+        <w:rPr>
+          <w:rFonts w:ascii="Tahoma" w:eastAsia="微软雅黑" w:hAnsi="Tahoma" w:hint="eastAsia"/>
+          <w:color w:val="A6A6A6" w:themeColor="background1" w:themeShade="A6"/>
+          <w:kern w:val="0"/>
+          <w:sz w:val="22"/>
+        </w:rPr>
+      </w:pPr>
+      <w:r>
+        <w:rPr>
+          <w:rFonts w:ascii="Tahoma" w:eastAsia="微软雅黑" w:hAnsi="Tahoma" w:hint="eastAsia"/>
+          <w:color w:val="A6A6A6" w:themeColor="background1" w:themeShade="A6"/>
+          <w:kern w:val="0"/>
+          <w:sz w:val="22"/>
+        </w:rPr>
+        <w:t>寻找示例中，可能相关</w:t>
+      </w:r>
+      <w:r>
+        <w:rPr>
+          <w:rFonts w:ascii="Tahoma" w:eastAsia="微软雅黑" w:hAnsi="Tahoma" w:hint="eastAsia"/>
+          <w:color w:val="A6A6A6" w:themeColor="background1" w:themeShade="A6"/>
+          <w:kern w:val="0"/>
+          <w:sz w:val="22"/>
+        </w:rPr>
+        <w:t>、</w:t>
+      </w:r>
+      <w:r>
+        <w:rPr>
+          <w:rFonts w:ascii="Tahoma" w:eastAsia="微软雅黑" w:hAnsi="Tahoma" w:hint="eastAsia"/>
+          <w:color w:val="A6A6A6" w:themeColor="background1" w:themeShade="A6"/>
+          <w:kern w:val="0"/>
+          <w:sz w:val="22"/>
+        </w:rPr>
+        <w:t>能实现的</w:t>
+      </w:r>
+      <w:r>
+        <w:rPr>
+          <w:rFonts w:ascii="Tahoma" w:eastAsia="微软雅黑" w:hAnsi="Tahoma" w:hint="eastAsia"/>
+          <w:color w:val="A6A6A6" w:themeColor="background1" w:themeShade="A6"/>
+          <w:kern w:val="0"/>
+          <w:sz w:val="22"/>
+        </w:rPr>
+        <w:t>类似</w:t>
+      </w:r>
+      <w:r>
+        <w:rPr>
+          <w:rFonts w:ascii="Tahoma" w:eastAsia="微软雅黑" w:hAnsi="Tahoma" w:hint="eastAsia"/>
+          <w:color w:val="A6A6A6" w:themeColor="background1" w:themeShade="A6"/>
+          <w:kern w:val="0"/>
+          <w:sz w:val="22"/>
+        </w:rPr>
+        <w:t>插件。</w:t>
+      </w:r>
+    </w:p>
+    <w:p>
+      <w:pPr>
+        <w:widowControl/>
+        <w:adjustRightInd w:val="0"/>
+        <w:snapToGrid w:val="0"/>
+        <w:ind w:left="420" w:firstLine="420"/>
+        <w:jc w:val="left"/>
+        <w:rPr>
+          <w:rFonts w:ascii="Tahoma" w:eastAsia="微软雅黑" w:hAnsi="Tahoma"/>
+          <w:kern w:val="0"/>
+          <w:sz w:val="22"/>
+        </w:rPr>
+      </w:pPr>
+      <w:r>
+        <w:rPr>
+          <w:rFonts w:ascii="Tahoma" w:eastAsia="微软雅黑" w:hAnsi="Tahoma" w:hint="eastAsia"/>
+          <w:kern w:val="0"/>
+          <w:sz w:val="22"/>
+        </w:rPr>
+        <w:t>然后准备一根管子，打开水龙头将水引到水池子中。</w:t>
+      </w:r>
+    </w:p>
+    <w:p>
+      <w:pPr>
+        <w:widowControl/>
+        <w:adjustRightInd w:val="0"/>
+        <w:snapToGrid w:val="0"/>
+        <w:ind w:left="420" w:firstLine="420"/>
+        <w:jc w:val="left"/>
+        <w:rPr>
+          <w:rFonts w:ascii="Tahoma" w:eastAsia="微软雅黑" w:hAnsi="Tahoma" w:hint="eastAsia"/>
+          <w:color w:val="A6A6A6" w:themeColor="background1" w:themeShade="A6"/>
+          <w:kern w:val="0"/>
+          <w:sz w:val="22"/>
+        </w:rPr>
+      </w:pPr>
+      <w:r>
+        <w:rPr>
+          <w:rFonts w:ascii="Tahoma" w:eastAsia="微软雅黑" w:hAnsi="Tahoma" w:hint="eastAsia"/>
+          <w:color w:val="A6A6A6" w:themeColor="background1" w:themeShade="A6"/>
+          <w:kern w:val="0"/>
+          <w:sz w:val="22"/>
+        </w:rPr>
+        <w:t>自己使用开关、变量</w:t>
+      </w:r>
+      <w:r>
+        <w:rPr>
+          <w:rFonts w:ascii="Tahoma" w:eastAsia="微软雅黑" w:hAnsi="Tahoma" w:hint="eastAsia"/>
+          <w:color w:val="A6A6A6" w:themeColor="background1" w:themeShade="A6"/>
+          <w:kern w:val="0"/>
+          <w:sz w:val="22"/>
+        </w:rPr>
+        <w:t>、插件指令，手写一个事件，勉强实现自己想要的功能。</w:t>
+      </w:r>
+    </w:p>
+    <w:p>
+      <w:pPr>
+        <w:widowControl/>
+        <w:adjustRightInd w:val="0"/>
+        <w:snapToGrid w:val="0"/>
+        <w:ind w:left="420" w:firstLine="420"/>
+        <w:jc w:val="left"/>
+        <w:rPr>
+          <w:rFonts w:ascii="Tahoma" w:eastAsia="微软雅黑" w:hAnsi="Tahoma"/>
+          <w:kern w:val="0"/>
+          <w:sz w:val="22"/>
+        </w:rPr>
+      </w:pPr>
+      <w:r>
+        <w:rPr>
+          <w:rFonts w:ascii="Tahoma" w:eastAsia="微软雅黑" w:hAnsi="Tahoma" w:hint="eastAsia"/>
+          <w:kern w:val="0"/>
+          <w:sz w:val="22"/>
+        </w:rPr>
+        <w:t>必要时，</w:t>
+      </w:r>
+      <w:r>
+        <w:rPr>
+          <w:rFonts w:ascii="Tahoma" w:eastAsia="微软雅黑" w:hAnsi="Tahoma" w:hint="eastAsia"/>
+          <w:kern w:val="0"/>
+          <w:sz w:val="22"/>
+        </w:rPr>
+        <w:t>购买足够多的桶装水</w:t>
+      </w:r>
+      <w:r>
+        <w:rPr>
+          <w:rFonts w:ascii="Tahoma" w:eastAsia="微软雅黑" w:hAnsi="Tahoma" w:hint="eastAsia"/>
+          <w:kern w:val="0"/>
+          <w:sz w:val="22"/>
+        </w:rPr>
+        <w:t>，</w:t>
+      </w:r>
+      <w:r>
+        <w:rPr>
+          <w:rFonts w:ascii="Tahoma" w:eastAsia="微软雅黑" w:hAnsi="Tahoma" w:hint="eastAsia"/>
+          <w:kern w:val="0"/>
+          <w:sz w:val="22"/>
+        </w:rPr>
+        <w:t>打开灌水，直到装满水池子。</w:t>
+      </w:r>
+    </w:p>
+    <w:p>
+      <w:pPr>
+        <w:widowControl/>
+        <w:adjustRightInd w:val="0"/>
+        <w:snapToGrid w:val="0"/>
+        <w:ind w:left="420" w:firstLine="420"/>
+        <w:jc w:val="left"/>
+        <w:rPr>
+          <w:rFonts w:ascii="Tahoma" w:eastAsia="微软雅黑" w:hAnsi="Tahoma" w:hint="eastAsia"/>
+          <w:color w:val="A6A6A6" w:themeColor="background1" w:themeShade="A6"/>
+          <w:kern w:val="0"/>
+          <w:sz w:val="22"/>
+        </w:rPr>
+      </w:pPr>
+      <w:r>
+        <w:rPr>
+          <w:rFonts w:ascii="Tahoma" w:eastAsia="微软雅黑" w:hAnsi="Tahoma" w:hint="eastAsia"/>
+          <w:color w:val="A6A6A6" w:themeColor="background1" w:themeShade="A6"/>
+          <w:kern w:val="0"/>
+          <w:sz w:val="22"/>
+        </w:rPr>
+        <w:t>自己实现</w:t>
+      </w:r>
+      <w:r>
+        <w:rPr>
+          <w:rFonts w:ascii="Tahoma" w:eastAsia="微软雅黑" w:hAnsi="Tahoma" w:hint="eastAsia"/>
+          <w:color w:val="A6A6A6" w:themeColor="background1" w:themeShade="A6"/>
+          <w:kern w:val="0"/>
+          <w:sz w:val="22"/>
+        </w:rPr>
+        <w:t>会</w:t>
+      </w:r>
+      <w:r>
+        <w:rPr>
+          <w:rFonts w:ascii="Tahoma" w:eastAsia="微软雅黑" w:hAnsi="Tahoma" w:hint="eastAsia"/>
+          <w:color w:val="A6A6A6" w:themeColor="background1" w:themeShade="A6"/>
+          <w:kern w:val="0"/>
+          <w:sz w:val="22"/>
+        </w:rPr>
+        <w:t>有很多瑕疵，通过</w:t>
+      </w:r>
+      <w:r>
+        <w:rPr>
+          <w:rFonts w:ascii="Tahoma" w:eastAsia="微软雅黑" w:hAnsi="Tahoma" w:hint="eastAsia"/>
+          <w:color w:val="A6A6A6" w:themeColor="background1" w:themeShade="A6"/>
+          <w:kern w:val="0"/>
+          <w:sz w:val="22"/>
+        </w:rPr>
+        <w:t>堆</w:t>
+      </w:r>
+      <w:r>
+        <w:rPr>
+          <w:rFonts w:ascii="Tahoma" w:eastAsia="微软雅黑" w:hAnsi="Tahoma" w:hint="eastAsia"/>
+          <w:color w:val="A6A6A6" w:themeColor="background1" w:themeShade="A6"/>
+          <w:kern w:val="0"/>
+          <w:sz w:val="22"/>
+        </w:rPr>
+        <w:t>美术、</w:t>
+      </w:r>
+      <w:r>
+        <w:rPr>
+          <w:rFonts w:ascii="Tahoma" w:eastAsia="微软雅黑" w:hAnsi="Tahoma" w:hint="eastAsia"/>
+          <w:color w:val="A6A6A6" w:themeColor="background1" w:themeShade="A6"/>
+          <w:kern w:val="0"/>
+          <w:sz w:val="22"/>
+        </w:rPr>
+        <w:t>固定</w:t>
+      </w:r>
+      <w:r>
+        <w:rPr>
+          <w:rFonts w:ascii="Tahoma" w:eastAsia="微软雅黑" w:hAnsi="Tahoma" w:hint="eastAsia"/>
+          <w:color w:val="A6A6A6" w:themeColor="background1" w:themeShade="A6"/>
+          <w:kern w:val="0"/>
+          <w:sz w:val="22"/>
+        </w:rPr>
+        <w:t>游戏机制，玩家接触不到</w:t>
+      </w:r>
+      <w:r>
+        <w:rPr>
+          <w:rFonts w:ascii="Tahoma" w:eastAsia="微软雅黑" w:hAnsi="Tahoma" w:hint="eastAsia"/>
+          <w:color w:val="A6A6A6" w:themeColor="background1" w:themeShade="A6"/>
+          <w:kern w:val="0"/>
+          <w:sz w:val="22"/>
+        </w:rPr>
+        <w:t>就行</w:t>
+      </w:r>
+      <w:r>
+        <w:rPr>
+          <w:rFonts w:ascii="Tahoma" w:eastAsia="微软雅黑" w:hAnsi="Tahoma" w:hint="eastAsia"/>
+          <w:color w:val="A6A6A6" w:themeColor="background1" w:themeShade="A6"/>
+          <w:kern w:val="0"/>
+          <w:sz w:val="22"/>
+        </w:rPr>
+        <w:t>。</w:t>
+      </w:r>
+    </w:p>
+    <w:p>
+      <w:pPr>
+        <w:widowControl/>
+        <w:adjustRightInd w:val="0"/>
+        <w:snapToGrid w:val="0"/>
+        <w:ind w:firstLine="420"/>
+        <w:jc w:val="left"/>
+        <w:rPr>
+          <w:rFonts w:ascii="Tahoma" w:eastAsia="微软雅黑" w:hAnsi="Tahoma"/>
+          <w:b/>
+          <w:bCs/>
+          <w:kern w:val="0"/>
+          <w:sz w:val="22"/>
+        </w:rPr>
+      </w:pPr>
+      <w:r>
+        <w:rPr>
+          <w:rFonts w:ascii="Tahoma" w:eastAsia="微软雅黑" w:hAnsi="Tahoma" w:hint="eastAsia"/>
+          <w:b/>
+          <w:bCs/>
+          <w:kern w:val="0"/>
+          <w:sz w:val="22"/>
+        </w:rPr>
+        <w:t>方法</w:t>
+      </w:r>
+      <w:r>
+        <w:rPr>
+          <w:rFonts w:ascii="Tahoma" w:eastAsia="微软雅黑" w:hAnsi="Tahoma" w:hint="eastAsia"/>
+          <w:b/>
+          <w:bCs/>
+          <w:kern w:val="0"/>
+          <w:sz w:val="22"/>
+        </w:rPr>
+        <w:t>3</w:t>
+      </w:r>
+      <w:r>
+        <w:rPr>
+          <w:rFonts w:ascii="Tahoma" w:eastAsia="微软雅黑" w:hAnsi="Tahoma" w:hint="eastAsia"/>
+          <w:b/>
+          <w:bCs/>
+          <w:kern w:val="0"/>
+          <w:sz w:val="22"/>
+        </w:rPr>
+        <w:t>：</w:t>
+      </w:r>
+    </w:p>
+    <w:p>
+      <w:pPr>
+        <w:widowControl/>
+        <w:adjustRightInd w:val="0"/>
+        <w:snapToGrid w:val="0"/>
+        <w:ind w:left="420" w:firstLine="420"/>
+        <w:jc w:val="left"/>
+        <w:rPr>
+          <w:rFonts w:ascii="Tahoma" w:eastAsia="微软雅黑" w:hAnsi="Tahoma"/>
+          <w:kern w:val="0"/>
+          <w:sz w:val="22"/>
+        </w:rPr>
+      </w:pPr>
+      <w:r>
+        <w:rPr>
+          <w:rFonts w:ascii="Tahoma" w:eastAsia="微软雅黑" w:hAnsi="Tahoma" w:hint="eastAsia"/>
+          <w:kern w:val="0"/>
+          <w:sz w:val="22"/>
+        </w:rPr>
+        <w:t>找</w:t>
+      </w:r>
+      <w:r>
+        <w:rPr>
+          <w:rFonts w:ascii="Tahoma" w:eastAsia="微软雅黑" w:hAnsi="Tahoma" w:hint="eastAsia"/>
+          <w:kern w:val="0"/>
+          <w:sz w:val="22"/>
+        </w:rPr>
+        <w:t>多个</w:t>
+      </w:r>
+      <w:r>
+        <w:rPr>
+          <w:rFonts w:ascii="Tahoma" w:eastAsia="微软雅黑" w:hAnsi="Tahoma" w:hint="eastAsia"/>
+          <w:kern w:val="0"/>
+          <w:sz w:val="22"/>
+        </w:rPr>
+        <w:t>人代理，帮忙购买水，可以是水车运送，可以是</w:t>
+      </w:r>
+      <w:r>
+        <w:rPr>
+          <w:rFonts w:ascii="Tahoma" w:eastAsia="微软雅黑" w:hAnsi="Tahoma" w:hint="eastAsia"/>
+          <w:kern w:val="0"/>
+          <w:sz w:val="22"/>
+        </w:rPr>
+        <w:t>开辟新的</w:t>
+      </w:r>
+      <w:r>
+        <w:rPr>
+          <w:rFonts w:ascii="Tahoma" w:eastAsia="微软雅黑" w:hAnsi="Tahoma" w:hint="eastAsia"/>
+          <w:kern w:val="0"/>
+          <w:sz w:val="22"/>
+        </w:rPr>
+        <w:t>注水口。</w:t>
+      </w:r>
+    </w:p>
+    <w:p>
+      <w:pPr>
+        <w:widowControl/>
+        <w:adjustRightInd w:val="0"/>
+        <w:snapToGrid w:val="0"/>
+        <w:ind w:left="420" w:firstLine="420"/>
+        <w:jc w:val="left"/>
+        <w:rPr>
+          <w:rFonts w:ascii="Tahoma" w:eastAsia="微软雅黑" w:hAnsi="Tahoma"/>
+          <w:color w:val="A6A6A6" w:themeColor="background1" w:themeShade="A6"/>
+          <w:kern w:val="0"/>
+          <w:sz w:val="22"/>
+        </w:rPr>
+      </w:pPr>
+      <w:r>
+        <w:rPr>
+          <w:rFonts w:ascii="Tahoma" w:eastAsia="微软雅黑" w:hAnsi="Tahoma" w:hint="eastAsia"/>
+          <w:color w:val="A6A6A6" w:themeColor="background1" w:themeShade="A6"/>
+          <w:kern w:val="0"/>
+          <w:sz w:val="22"/>
+        </w:rPr>
+        <w:t>找程序员接单，</w:t>
+      </w:r>
+      <w:r>
+        <w:rPr>
+          <w:rFonts w:ascii="Tahoma" w:eastAsia="微软雅黑" w:hAnsi="Tahoma" w:hint="eastAsia"/>
+          <w:color w:val="A6A6A6" w:themeColor="background1" w:themeShade="A6"/>
+          <w:kern w:val="0"/>
+          <w:sz w:val="22"/>
+        </w:rPr>
+        <w:t>找</w:t>
+      </w:r>
+      <w:r>
+        <w:rPr>
+          <w:rFonts w:ascii="Tahoma" w:eastAsia="微软雅黑" w:hAnsi="Tahoma" w:hint="eastAsia"/>
+          <w:color w:val="A6A6A6" w:themeColor="background1" w:themeShade="A6"/>
+          <w:kern w:val="0"/>
+          <w:sz w:val="22"/>
+        </w:rPr>
+        <w:t>画师接单</w:t>
+      </w:r>
+      <w:r>
+        <w:rPr>
+          <w:rFonts w:ascii="Tahoma" w:eastAsia="微软雅黑" w:hAnsi="Tahoma" w:hint="eastAsia"/>
+          <w:color w:val="A6A6A6" w:themeColor="background1" w:themeShade="A6"/>
+          <w:kern w:val="0"/>
+          <w:sz w:val="22"/>
+        </w:rPr>
+        <w:t>，来实现功能</w:t>
+      </w:r>
+      <w:r>
+        <w:rPr>
+          <w:rFonts w:ascii="Tahoma" w:eastAsia="微软雅黑" w:hAnsi="Tahoma" w:hint="eastAsia"/>
+          <w:color w:val="A6A6A6" w:themeColor="background1" w:themeShade="A6"/>
+          <w:kern w:val="0"/>
+          <w:sz w:val="22"/>
+        </w:rPr>
+        <w:t>。</w:t>
+      </w:r>
+    </w:p>
+    <w:p>
+      <w:pPr>
+        <w:widowControl/>
+        <w:adjustRightInd w:val="0"/>
+        <w:snapToGrid w:val="0"/>
+        <w:ind w:left="420" w:firstLine="420"/>
+        <w:jc w:val="left"/>
+        <w:rPr>
+          <w:rFonts w:ascii="Tahoma" w:eastAsia="微软雅黑" w:hAnsi="Tahoma"/>
+          <w:kern w:val="0"/>
+          <w:sz w:val="22"/>
+        </w:rPr>
+      </w:pPr>
+      <w:r>
+        <w:rPr>
+          <w:rFonts w:ascii="Tahoma" w:eastAsia="微软雅黑" w:hAnsi="Tahoma" w:hint="eastAsia"/>
+          <w:kern w:val="0"/>
+          <w:sz w:val="22"/>
+        </w:rPr>
+        <w:t>但注意，不同人的水源不一样，</w:t>
+      </w:r>
+      <w:r>
+        <w:rPr>
+          <w:rFonts w:ascii="Tahoma" w:eastAsia="微软雅黑" w:hAnsi="Tahoma" w:hint="eastAsia"/>
+          <w:kern w:val="0"/>
+          <w:sz w:val="22"/>
+        </w:rPr>
+        <w:t>混合时需要慎重考虑</w:t>
+      </w:r>
+      <w:r>
+        <w:rPr>
+          <w:rFonts w:ascii="Tahoma" w:eastAsia="微软雅黑" w:hAnsi="Tahoma" w:hint="eastAsia"/>
+          <w:kern w:val="0"/>
+          <w:sz w:val="22"/>
+        </w:rPr>
+        <w:t>。</w:t>
+      </w:r>
+    </w:p>
+    <w:p>
+      <w:pPr>
+        <w:widowControl/>
+        <w:adjustRightInd w:val="0"/>
+        <w:snapToGrid w:val="0"/>
+        <w:ind w:left="420" w:firstLine="420"/>
+        <w:jc w:val="left"/>
+        <w:rPr>
+          <w:rFonts w:ascii="Tahoma" w:eastAsia="微软雅黑" w:hAnsi="Tahoma" w:hint="eastAsia"/>
+          <w:color w:val="A6A6A6" w:themeColor="background1" w:themeShade="A6"/>
+          <w:kern w:val="0"/>
+          <w:sz w:val="22"/>
+        </w:rPr>
+      </w:pPr>
+      <w:r>
+        <w:rPr>
+          <w:rFonts w:ascii="Tahoma" w:eastAsia="微软雅黑" w:hAnsi="Tahoma" w:hint="eastAsia"/>
+          <w:color w:val="A6A6A6" w:themeColor="background1" w:themeShade="A6"/>
+          <w:kern w:val="0"/>
+          <w:sz w:val="22"/>
+        </w:rPr>
+        <w:t>程序员写的插件不一定兼容，画师的画风不一定统一，合作还可能会引起纠纷。</w:t>
+      </w:r>
+    </w:p>
+    <w:p>
+      <w:pPr>
+        <w:widowControl/>
+        <w:adjustRightInd w:val="0"/>
+        <w:snapToGrid w:val="0"/>
+        <w:ind w:firstLine="420"/>
+        <w:jc w:val="left"/>
+        <w:rPr>
+          <w:rFonts w:ascii="Tahoma" w:eastAsia="微软雅黑" w:hAnsi="Tahoma"/>
+          <w:b/>
+          <w:bCs/>
+          <w:kern w:val="0"/>
+          <w:sz w:val="22"/>
+        </w:rPr>
+      </w:pPr>
+      <w:r>
+        <w:rPr>
+          <w:rFonts w:ascii="Tahoma" w:eastAsia="微软雅黑" w:hAnsi="Tahoma" w:hint="eastAsia"/>
+          <w:b/>
+          <w:bCs/>
+          <w:kern w:val="0"/>
+          <w:sz w:val="22"/>
+        </w:rPr>
+        <w:t>方法</w:t>
+      </w:r>
+      <w:r>
+        <w:rPr>
+          <w:rFonts w:ascii="Tahoma" w:eastAsia="微软雅黑" w:hAnsi="Tahoma" w:hint="eastAsia"/>
+          <w:b/>
+          <w:bCs/>
+          <w:kern w:val="0"/>
+          <w:sz w:val="22"/>
+        </w:rPr>
+        <w:t>4</w:t>
+      </w:r>
+      <w:r>
+        <w:rPr>
+          <w:rFonts w:ascii="Tahoma" w:eastAsia="微软雅黑" w:hAnsi="Tahoma" w:hint="eastAsia"/>
+          <w:b/>
+          <w:bCs/>
+          <w:kern w:val="0"/>
+          <w:sz w:val="22"/>
+        </w:rPr>
+        <w:t>：</w:t>
+      </w:r>
+    </w:p>
+    <w:p>
+      <w:pPr>
+        <w:widowControl/>
+        <w:adjustRightInd w:val="0"/>
+        <w:snapToGrid w:val="0"/>
+        <w:ind w:left="420" w:firstLine="420"/>
+        <w:jc w:val="left"/>
+        <w:rPr>
+          <w:rFonts w:ascii="Tahoma" w:eastAsia="微软雅黑" w:hAnsi="Tahoma" w:hint="eastAsia"/>
+          <w:kern w:val="0"/>
+          <w:sz w:val="22"/>
+        </w:rPr>
+      </w:pPr>
+      <w:r>
+        <w:rPr>
+          <w:rFonts w:ascii="Tahoma" w:eastAsia="微软雅黑" w:hAnsi="Tahoma" w:hint="eastAsia"/>
+          <w:kern w:val="0"/>
+          <w:sz w:val="22"/>
+        </w:rPr>
+        <w:t>承包一个已满水的水池，然后自己管理。</w:t>
+      </w:r>
+    </w:p>
+    <w:p>
+      <w:pPr>
+        <w:widowControl/>
+        <w:adjustRightInd w:val="0"/>
+        <w:snapToGrid w:val="0"/>
+        <w:ind w:left="420" w:firstLine="420"/>
+        <w:jc w:val="left"/>
+        <w:rPr>
+          <w:rFonts w:ascii="Tahoma" w:eastAsia="微软雅黑" w:hAnsi="Tahoma" w:hint="eastAsia"/>
+          <w:color w:val="A6A6A6" w:themeColor="background1" w:themeShade="A6"/>
+          <w:kern w:val="0"/>
+          <w:sz w:val="22"/>
+        </w:rPr>
+      </w:pPr>
+      <w:r>
+        <w:rPr>
+          <w:rFonts w:ascii="Tahoma" w:eastAsia="微软雅黑" w:hAnsi="Tahoma" w:hint="eastAsia"/>
+          <w:color w:val="A6A6A6" w:themeColor="background1" w:themeShade="A6"/>
+          <w:kern w:val="0"/>
+          <w:sz w:val="22"/>
+        </w:rPr>
+        <w:t>直接拿一个已经开放的完整的工程，自己改改换皮，取舍功能。</w:t>
+      </w:r>
+    </w:p>
+    <w:tbl>
+      <w:tblPr>
+        <w:tblStyle w:val="af"/>
+        <w:tblW w:w="0" w:type="auto"/>
+        <w:tblLook w:val="04A0" w:firstRow="1" w:lastRow="0" w:firstColumn="1" w:lastColumn="0" w:noHBand="0" w:noVBand="1"/>
+      </w:tblPr>
+      <w:tblGrid>
+        <w:gridCol w:w="8522"/>
+      </w:tblGrid>
+      <w:tr>
+        <w:tc>
+          <w:tcPr>
+            <w:tcW w:w="8522" w:type="dxa"/>
+          </w:tcPr>
+          <w:p>
+            <w:pPr>
+              <w:widowControl/>
+              <w:adjustRightInd w:val="0"/>
+              <w:jc w:val="left"/>
+              <w:rPr>
+                <w:rFonts w:ascii="Tahoma" w:eastAsia="微软雅黑" w:hAnsi="Tahoma" w:hint="eastAsia"/>
+                <w:kern w:val="0"/>
+                <w:sz w:val="22"/>
+              </w:rPr>
+            </w:pPr>
+            <w:r>
+              <w:rPr>
+                <w:rFonts w:ascii="Tahoma" w:eastAsia="微软雅黑" w:hAnsi="Tahoma" w:hint="eastAsia"/>
+                <w:kern w:val="0"/>
+                <w:sz w:val="22"/>
+              </w:rPr>
+              <w:t>无论方法好坏，我们知道</w:t>
+            </w:r>
+            <w:r>
+              <w:rPr>
+                <w:rFonts w:ascii="Tahoma" w:eastAsia="微软雅黑" w:hAnsi="Tahoma" w:hint="eastAsia"/>
+                <w:kern w:val="0"/>
+                <w:sz w:val="22"/>
+              </w:rPr>
+              <w:t>这样</w:t>
+            </w:r>
+            <w:r>
+              <w:rPr>
+                <w:rFonts w:ascii="Tahoma" w:eastAsia="微软雅黑" w:hAnsi="Tahoma" w:hint="eastAsia"/>
+                <w:kern w:val="0"/>
+                <w:sz w:val="22"/>
+              </w:rPr>
+              <w:t>肯定能实现水池子注满水</w:t>
+            </w:r>
+            <w:r>
+              <w:rPr>
+                <w:rFonts w:ascii="Tahoma" w:eastAsia="微软雅黑" w:hAnsi="Tahoma" w:hint="eastAsia"/>
+                <w:kern w:val="0"/>
+                <w:sz w:val="22"/>
+              </w:rPr>
+              <w:t>，这就足够了</w:t>
+            </w:r>
+            <w:r>
+              <w:rPr>
+                <w:rFonts w:ascii="Tahoma" w:eastAsia="微软雅黑" w:hAnsi="Tahoma" w:hint="eastAsia"/>
+                <w:kern w:val="0"/>
+                <w:sz w:val="22"/>
+              </w:rPr>
+              <w:t>。</w:t>
+            </w:r>
+          </w:p>
+        </w:tc>
+      </w:tr>
+    </w:tbl>
+    <w:p>
+      <w:pPr>
+        <w:widowControl/>
+        <w:adjustRightInd w:val="0"/>
+        <w:snapToGrid w:val="0"/>
+        <w:jc w:val="left"/>
+        <w:rPr>
+          <w:rFonts w:ascii="Tahoma" w:eastAsia="微软雅黑" w:hAnsi="Tahoma" w:hint="eastAsia"/>
+          <w:kern w:val="0"/>
+          <w:sz w:val="22"/>
+        </w:rPr>
+      </w:pPr>
+    </w:p>
+    <w:p>
+      <w:pPr>
+        <w:widowControl/>
+        <w:adjustRightInd w:val="0"/>
+        <w:snapToGrid w:val="0"/>
+        <w:ind w:firstLine="420"/>
+        <w:jc w:val="left"/>
+        <w:rPr>
+          <w:rFonts w:ascii="Tahoma" w:eastAsia="微软雅黑" w:hAnsi="Tahoma" w:hint="eastAsia"/>
+          <w:kern w:val="0"/>
+          <w:sz w:val="22"/>
+        </w:rPr>
+      </w:pPr>
+      <w:r>
+        <w:rPr>
+          <w:rFonts w:ascii="Tahoma" w:eastAsia="微软雅黑" w:hAnsi="Tahoma"/>
+          <w:kern w:val="0"/>
+          <w:sz w:val="22"/>
+        </w:rPr>
+        <w:br w:type="page"/>
+      </w:r>
+    </w:p>
+    <w:p>
+      <w:pPr>
+        <w:widowControl/>
+        <w:adjustRightInd w:val="0"/>
+        <w:snapToGrid w:val="0"/>
+        <w:jc w:val="left"/>
+        <w:rPr>
+          <w:rFonts w:ascii="Tahoma" w:eastAsia="微软雅黑" w:hAnsi="Tahoma"/>
+          <w:kern w:val="0"/>
+          <w:sz w:val="22"/>
+        </w:rPr>
+      </w:pPr>
+      <w:r>
+        <w:rPr>
+          <w:rFonts w:ascii="Tahoma" w:eastAsia="微软雅黑" w:hAnsi="Tahoma" w:hint="eastAsia"/>
+          <w:kern w:val="0"/>
+          <w:sz w:val="22"/>
+        </w:rPr>
+        <w:lastRenderedPageBreak/>
+        <w:t>◆</w:t>
+      </w:r>
+      <w:r>
+        <w:rPr>
+          <w:rFonts w:ascii="Tahoma" w:eastAsia="微软雅黑" w:hAnsi="Tahoma" w:hint="eastAsia"/>
+          <w:kern w:val="0"/>
+          <w:sz w:val="22"/>
+        </w:rPr>
+        <w:t xml:space="preserve"> </w:t>
+      </w:r>
+      <w:r>
+        <w:rPr>
+          <w:rFonts w:ascii="Tahoma" w:eastAsia="微软雅黑" w:hAnsi="Tahoma" w:hint="eastAsia"/>
+          <w:b/>
+          <w:kern w:val="0"/>
+          <w:sz w:val="22"/>
+        </w:rPr>
         <w:t>作者为什么只出文档？不出视频教程？</w:t>
       </w:r>
     </w:p>
@@ -6515,7 +7505,7 @@
         <w:ind w:firstLine="420"/>
         <w:jc w:val="left"/>
         <w:rPr>
-          <w:rFonts w:ascii="Tahoma" w:eastAsia="微软雅黑" w:hAnsi="Tahoma" w:hint="eastAsia"/>
+          <w:rFonts w:ascii="Tahoma" w:eastAsia="微软雅黑" w:hAnsi="Tahoma"/>
           <w:kern w:val="0"/>
           <w:sz w:val="22"/>
         </w:rPr>
@@ -6564,23 +7554,13 @@
           <w:sz w:val="22"/>
         </w:rPr>
       </w:pPr>
-      <w:proofErr w:type="gramStart"/>
-      <w:r>
-        <w:rPr>
-          <w:rFonts w:ascii="Tahoma" w:eastAsia="微软雅黑" w:hAnsi="Tahoma" w:hint="eastAsia"/>
-          <w:kern w:val="0"/>
-          <w:sz w:val="22"/>
-        </w:rPr>
-        <w:t>开坑插件</w:t>
-      </w:r>
-      <w:proofErr w:type="gramEnd"/>
-      <w:r>
-        <w:rPr>
-          <w:rFonts w:ascii="Tahoma" w:eastAsia="微软雅黑" w:hAnsi="Tahoma" w:hint="eastAsia"/>
-          <w:kern w:val="0"/>
-          <w:sz w:val="22"/>
-        </w:rPr>
-        <w:t>的时候，很快，因为只需要考虑一种情况，能实现就算完成。</w:t>
+      <w:r>
+        <w:rPr>
+          <w:rFonts w:ascii="Tahoma" w:eastAsia="微软雅黑" w:hAnsi="Tahoma" w:hint="eastAsia"/>
+          <w:kern w:val="0"/>
+          <w:sz w:val="22"/>
+        </w:rPr>
+        <w:t>开坑插件的时候，很快，因为只需要考虑一种情况，能实现就算完成。</w:t>
       </w:r>
     </w:p>
     <w:p>
@@ -6591,7 +7571,7 @@
         <w:ind w:firstLine="420"/>
         <w:jc w:val="left"/>
         <w:rPr>
-          <w:rFonts w:ascii="Tahoma" w:eastAsia="微软雅黑" w:hAnsi="Tahoma" w:hint="eastAsia"/>
+          <w:rFonts w:ascii="Tahoma" w:eastAsia="微软雅黑" w:hAnsi="Tahoma"/>
           <w:kern w:val="0"/>
           <w:sz w:val="22"/>
         </w:rPr>
@@ -6753,6 +7733,7 @@
               </w:rPr>
               <w:t>拼图直接用图片实现，手动用</w:t>
             </w:r>
+            <w:proofErr w:type="spellStart"/>
             <w:r>
               <w:rPr>
                 <w:rFonts w:ascii="Tahoma" w:eastAsia="微软雅黑" w:hAnsi="Tahoma" w:hint="eastAsia"/>
@@ -6761,6 +7742,7 @@
               </w:rPr>
               <w:t>ps</w:t>
             </w:r>
+            <w:proofErr w:type="spellEnd"/>
             <w:r>
               <w:rPr>
                 <w:rFonts w:ascii="Tahoma" w:eastAsia="微软雅黑" w:hAnsi="Tahoma" w:hint="eastAsia"/>
@@ -6925,7 +7907,7 @@
               <w:snapToGrid w:val="0"/>
               <w:jc w:val="left"/>
               <w:rPr>
-                <w:rFonts w:ascii="Tahoma" w:eastAsia="微软雅黑" w:hAnsi="Tahoma" w:hint="eastAsia"/>
+                <w:rFonts w:ascii="Tahoma" w:eastAsia="微软雅黑" w:hAnsi="Tahoma"/>
                 <w:kern w:val="0"/>
                 <w:sz w:val="22"/>
               </w:rPr>
@@ -6995,7 +7977,7 @@
               <w:spacing w:after="200"/>
               <w:jc w:val="left"/>
               <w:rPr>
-                <w:rFonts w:ascii="Tahoma" w:eastAsia="微软雅黑" w:hAnsi="Tahoma" w:hint="eastAsia"/>
+                <w:rFonts w:ascii="Tahoma" w:eastAsia="微软雅黑" w:hAnsi="Tahoma"/>
                 <w:kern w:val="0"/>
                 <w:sz w:val="22"/>
               </w:rPr>
@@ -7037,7 +8019,7 @@
               <w:snapToGrid w:val="0"/>
               <w:jc w:val="left"/>
               <w:rPr>
-                <w:rFonts w:ascii="Tahoma" w:eastAsia="微软雅黑" w:hAnsi="Tahoma" w:hint="eastAsia"/>
+                <w:rFonts w:ascii="Tahoma" w:eastAsia="微软雅黑" w:hAnsi="Tahoma"/>
                 <w:kern w:val="0"/>
                 <w:sz w:val="22"/>
               </w:rPr>
@@ -7074,7 +8056,7 @@
         <w:snapToGrid w:val="0"/>
         <w:jc w:val="left"/>
         <w:rPr>
-          <w:rFonts w:ascii="Tahoma" w:eastAsia="微软雅黑" w:hAnsi="Tahoma" w:hint="eastAsia"/>
+          <w:rFonts w:ascii="Tahoma" w:eastAsia="微软雅黑" w:hAnsi="Tahoma"/>
           <w:kern w:val="0"/>
           <w:sz w:val="22"/>
         </w:rPr>
@@ -7163,25 +8145,7 @@
           <w:kern w:val="0"/>
           <w:sz w:val="22"/>
         </w:rPr>
-        <w:t>他</w:t>
-      </w:r>
-      <w:proofErr w:type="gramStart"/>
-      <w:r>
-        <w:rPr>
-          <w:rFonts w:ascii="Tahoma" w:eastAsia="微软雅黑" w:hAnsi="Tahoma" w:hint="eastAsia"/>
-          <w:kern w:val="0"/>
-          <w:sz w:val="22"/>
-        </w:rPr>
-        <w:t>喵</w:t>
-      </w:r>
-      <w:proofErr w:type="gramEnd"/>
-      <w:r>
-        <w:rPr>
-          <w:rFonts w:ascii="Tahoma" w:eastAsia="微软雅黑" w:hAnsi="Tahoma" w:hint="eastAsia"/>
-          <w:kern w:val="0"/>
-          <w:sz w:val="22"/>
-        </w:rPr>
-        <w:t>的，每次都有愚蠢的群友问这个，觉得出了一项新技术，那旧的技术就会过时。</w:t>
+        <w:t>他喵的，每次都有愚蠢的群友问这个，觉得出了一项新技术，那旧的技术就会过时。</w:t>
       </w:r>
     </w:p>
     <w:p>
@@ -7203,7 +8167,6 @@
           <w:kern w:val="0"/>
           <w:sz w:val="22"/>
         </w:rPr>
-        <w:lastRenderedPageBreak/>
         <w:t>反过来，既然你知道存在很长时间了，那你为什么不会觉得它变得更成熟了呢？</w:t>
       </w:r>
     </w:p>
@@ -7340,8 +8303,9 @@
           <w:kern w:val="0"/>
           <w:sz w:val="22"/>
         </w:rPr>
-        <w:t>&gt; Rmmv</w:t>
-      </w:r>
+        <w:t xml:space="preserve">&gt; </w:t>
+      </w:r>
+      <w:proofErr w:type="spellStart"/>
       <w:r>
         <w:rPr>
           <w:rFonts w:ascii="Tahoma" w:eastAsia="微软雅黑" w:hAnsi="Tahoma"/>
@@ -7349,6 +8313,16 @@
           <w:kern w:val="0"/>
           <w:sz w:val="22"/>
         </w:rPr>
+        <w:t>Rmmv</w:t>
+      </w:r>
+      <w:proofErr w:type="spellEnd"/>
+      <w:r>
+        <w:rPr>
+          <w:rFonts w:ascii="Tahoma" w:eastAsia="微软雅黑" w:hAnsi="Tahoma"/>
+          <w:color w:val="2E74B5" w:themeColor="accent1" w:themeShade="BF"/>
+          <w:kern w:val="0"/>
+          <w:sz w:val="22"/>
+        </w:rPr>
         <w:t>中的常见问题</w:t>
       </w:r>
       <w:r>
@@ -7442,8 +8416,19 @@
           <w:kern w:val="0"/>
           <w:sz w:val="22"/>
         </w:rPr>
-        <w:t>&gt; Rmmv</w:t>
-      </w:r>
+        <w:t xml:space="preserve">&gt; </w:t>
+      </w:r>
+      <w:proofErr w:type="spellStart"/>
+      <w:r>
+        <w:rPr>
+          <w:rFonts w:ascii="Tahoma" w:eastAsia="微软雅黑" w:hAnsi="Tahoma"/>
+          <w:color w:val="0070C0"/>
+          <w:kern w:val="0"/>
+          <w:sz w:val="22"/>
+        </w:rPr>
+        <w:t>Rmmv</w:t>
+      </w:r>
+      <w:proofErr w:type="spellEnd"/>
       <w:r>
         <w:rPr>
           <w:rFonts w:ascii="Tahoma" w:eastAsia="微软雅黑" w:hAnsi="Tahoma"/>
@@ -7535,6 +8520,7 @@
           <w:kern w:val="0"/>
           <w:sz w:val="22"/>
         </w:rPr>
+        <w:lastRenderedPageBreak/>
         <w:t>但在很多年以前，大量涌现的新技术、新功能，你记得吗？你知道多少？</w:t>
       </w:r>
     </w:p>
@@ -7621,7 +8607,6 @@
         </w:rPr>
         <w:t>曾经提供的</w:t>
       </w:r>
-      <w:proofErr w:type="gramStart"/>
       <w:r>
         <w:rPr>
           <w:rFonts w:ascii="Tahoma" w:eastAsia="微软雅黑" w:hAnsi="Tahoma"/>
@@ -7630,7 +8615,6 @@
         </w:rPr>
         <w:t>”</w:t>
       </w:r>
-      <w:proofErr w:type="gramEnd"/>
       <w:r>
         <w:rPr>
           <w:rFonts w:ascii="Tahoma" w:eastAsia="微软雅黑" w:hAnsi="Tahoma" w:hint="eastAsia"/>
@@ -7639,7 +8623,6 @@
         </w:rPr>
         <w:t>高科技</w:t>
       </w:r>
-      <w:proofErr w:type="gramStart"/>
       <w:r>
         <w:rPr>
           <w:rFonts w:ascii="Tahoma" w:eastAsia="微软雅黑" w:hAnsi="Tahoma"/>
@@ -7648,7 +8631,6 @@
         </w:rPr>
         <w:t>”</w:t>
       </w:r>
-      <w:proofErr w:type="gramEnd"/>
       <w:r>
         <w:rPr>
           <w:rFonts w:ascii="Tahoma" w:eastAsia="微软雅黑" w:hAnsi="Tahoma" w:hint="eastAsia"/>
@@ -8081,7 +9063,7 @@
         <w:snapToGrid w:val="0"/>
         <w:jc w:val="left"/>
         <w:rPr>
-          <w:rFonts w:ascii="Tahoma" w:eastAsia="微软雅黑" w:hAnsi="Tahoma" w:hint="eastAsia"/>
+          <w:rFonts w:ascii="Tahoma" w:eastAsia="微软雅黑" w:hAnsi="Tahoma"/>
           <w:kern w:val="0"/>
           <w:sz w:val="22"/>
         </w:rPr>
@@ -8248,25 +9230,7 @@
           <w:kern w:val="0"/>
           <w:sz w:val="22"/>
         </w:rPr>
-        <w:t>（该问题一直</w:t>
-      </w:r>
-      <w:proofErr w:type="gramStart"/>
-      <w:r>
-        <w:rPr>
-          <w:rFonts w:ascii="Tahoma" w:eastAsia="微软雅黑" w:hAnsi="Tahoma" w:hint="eastAsia"/>
-          <w:kern w:val="0"/>
-          <w:sz w:val="22"/>
-        </w:rPr>
-        <w:t>有萌新问</w:t>
-      </w:r>
-      <w:proofErr w:type="gramEnd"/>
-      <w:r>
-        <w:rPr>
-          <w:rFonts w:ascii="Tahoma" w:eastAsia="微软雅黑" w:hAnsi="Tahoma" w:hint="eastAsia"/>
-          <w:kern w:val="0"/>
-          <w:sz w:val="22"/>
-        </w:rPr>
-        <w:t>，但是却都没注意到这条）</w:t>
+        <w:t>（该问题一直有萌新问，但是却都没注意到这条）</w:t>
       </w:r>
     </w:p>
     <w:p>
@@ -8312,7 +9276,7 @@
         <w:snapToGrid w:val="0"/>
         <w:jc w:val="left"/>
         <w:rPr>
-          <w:rFonts w:ascii="Tahoma" w:eastAsia="微软雅黑" w:hAnsi="Tahoma" w:hint="eastAsia"/>
+          <w:rFonts w:ascii="Tahoma" w:eastAsia="微软雅黑" w:hAnsi="Tahoma"/>
           <w:kern w:val="0"/>
           <w:sz w:val="22"/>
         </w:rPr>
@@ -8415,25 +9379,7 @@
           <w:kern w:val="0"/>
           <w:sz w:val="22"/>
         </w:rPr>
-        <w:t>不接单，</w:t>
-      </w:r>
-      <w:proofErr w:type="gramStart"/>
-      <w:r>
-        <w:rPr>
-          <w:rFonts w:ascii="Tahoma" w:eastAsia="微软雅黑" w:hAnsi="Tahoma" w:hint="eastAsia"/>
-          <w:kern w:val="0"/>
-          <w:sz w:val="22"/>
-        </w:rPr>
-        <w:t>不</w:t>
-      </w:r>
-      <w:proofErr w:type="gramEnd"/>
-      <w:r>
-        <w:rPr>
-          <w:rFonts w:ascii="Tahoma" w:eastAsia="微软雅黑" w:hAnsi="Tahoma" w:hint="eastAsia"/>
-          <w:kern w:val="0"/>
-          <w:sz w:val="22"/>
-        </w:rPr>
-        <w:t>定制。</w:t>
+        <w:t>不接单，不定制。</w:t>
       </w:r>
     </w:p>
     <w:p>
@@ -8479,7 +9425,7 @@
         <w:snapToGrid w:val="0"/>
         <w:jc w:val="left"/>
         <w:rPr>
-          <w:rFonts w:ascii="Tahoma" w:eastAsia="微软雅黑" w:hAnsi="Tahoma" w:hint="eastAsia"/>
+          <w:rFonts w:ascii="Tahoma" w:eastAsia="微软雅黑" w:hAnsi="Tahoma"/>
           <w:kern w:val="0"/>
           <w:sz w:val="22"/>
         </w:rPr>
@@ -8543,7 +9489,6 @@
           <w:kern w:val="0"/>
           <w:sz w:val="22"/>
         </w:rPr>
-        <w:lastRenderedPageBreak/>
         <w:t>不可以，不接受任何金钱形式的捐赠。</w:t>
       </w:r>
     </w:p>
@@ -8709,25 +9654,7 @@
           <w:kern w:val="0"/>
           <w:sz w:val="22"/>
         </w:rPr>
-        <w:t>人，一个天真的人，</w:t>
-      </w:r>
-      <w:proofErr w:type="gramStart"/>
-      <w:r>
-        <w:rPr>
-          <w:rFonts w:ascii="Tahoma" w:eastAsia="微软雅黑" w:hAnsi="Tahoma" w:hint="eastAsia"/>
-          <w:kern w:val="0"/>
-          <w:sz w:val="22"/>
-        </w:rPr>
-        <w:t>亦或</w:t>
-      </w:r>
-      <w:proofErr w:type="gramEnd"/>
-      <w:r>
-        <w:rPr>
-          <w:rFonts w:ascii="Tahoma" w:eastAsia="微软雅黑" w:hAnsi="Tahoma" w:hint="eastAsia"/>
-          <w:kern w:val="0"/>
-          <w:sz w:val="22"/>
-        </w:rPr>
-        <w:t>者一个可以白嫖的傻子</w:t>
+        <w:t>人，一个天真的人，亦或者一个可以白嫖的傻子</w:t>
       </w:r>
       <w:r>
         <w:rPr>
@@ -8866,6 +9793,7 @@
           <w:kern w:val="0"/>
           <w:sz w:val="22"/>
         </w:rPr>
+        <w:lastRenderedPageBreak/>
         <w:t>保持初心</w:t>
       </w:r>
       <w:r>
@@ -9106,6 +10034,7 @@
           <w:sz w:val="22"/>
         </w:rPr>
       </w:pPr>
+      <w:proofErr w:type="spellStart"/>
       <w:r>
         <w:rPr>
           <w:rFonts w:ascii="Tahoma" w:eastAsia="微软雅黑" w:hAnsi="Tahoma"/>
@@ -9122,6 +10051,7 @@
         </w:rPr>
         <w:t>mmv</w:t>
       </w:r>
+      <w:proofErr w:type="spellEnd"/>
       <w:r>
         <w:rPr>
           <w:rFonts w:ascii="Tahoma" w:eastAsia="微软雅黑" w:hAnsi="Tahoma" w:hint="eastAsia"/>
@@ -9447,27 +10377,7 @@
           <w:kern w:val="0"/>
           <w:sz w:val="22"/>
         </w:rPr>
-        <w:t>不要向老手</w:t>
-      </w:r>
-      <w:proofErr w:type="gramStart"/>
-      <w:r>
-        <w:rPr>
-          <w:rFonts w:ascii="Tahoma" w:eastAsia="微软雅黑" w:hAnsi="Tahoma" w:hint="eastAsia"/>
-          <w:bCs/>
-          <w:kern w:val="0"/>
-          <w:sz w:val="22"/>
-        </w:rPr>
-        <w:t>提类似</w:t>
-      </w:r>
-      <w:proofErr w:type="gramEnd"/>
-      <w:r>
-        <w:rPr>
-          <w:rFonts w:ascii="Tahoma" w:eastAsia="微软雅黑" w:hAnsi="Tahoma" w:hint="eastAsia"/>
-          <w:bCs/>
-          <w:kern w:val="0"/>
-          <w:sz w:val="22"/>
-        </w:rPr>
-        <w:t>的低级问题，这样会让对方觉得你什么都没去了解，上来就问，没有诚心。</w:t>
+        <w:t>不要向老手提类似的低级问题，这样会让对方觉得你什么都没去了解，上来就问，没有诚心。</w:t>
       </w:r>
     </w:p>
     <w:p>
@@ -10400,6 +11310,7 @@
           <w:sz w:val="22"/>
         </w:rPr>
       </w:pPr>
+      <w:proofErr w:type="spellStart"/>
       <w:r>
         <w:rPr>
           <w:rFonts w:ascii="Tahoma" w:eastAsia="微软雅黑" w:hAnsi="Tahoma"/>
@@ -10416,6 +11327,7 @@
         </w:rPr>
         <w:t>mmv</w:t>
       </w:r>
+      <w:proofErr w:type="spellEnd"/>
       <w:r>
         <w:rPr>
           <w:rFonts w:ascii="Tahoma" w:eastAsia="微软雅黑" w:hAnsi="Tahoma" w:hint="eastAsia"/>
@@ -10424,6 +11336,7 @@
         </w:rPr>
         <w:t>的所有核心脚本都在</w:t>
       </w:r>
+      <w:proofErr w:type="spellStart"/>
       <w:r>
         <w:rPr>
           <w:rFonts w:ascii="Tahoma" w:eastAsia="微软雅黑" w:hAnsi="Tahoma" w:hint="eastAsia"/>
@@ -10432,6 +11345,7 @@
         </w:rPr>
         <w:t>js</w:t>
       </w:r>
+      <w:proofErr w:type="spellEnd"/>
       <w:r>
         <w:rPr>
           <w:rFonts w:ascii="Tahoma" w:eastAsia="微软雅黑" w:hAnsi="Tahoma" w:hint="eastAsia"/>
@@ -10453,6 +11367,7 @@
           <w:sz w:val="22"/>
         </w:rPr>
       </w:pPr>
+      <w:proofErr w:type="spellStart"/>
       <w:r>
         <w:rPr>
           <w:rFonts w:ascii="Tahoma" w:eastAsia="微软雅黑" w:hAnsi="Tahoma" w:hint="eastAsia"/>
@@ -10461,6 +11376,7 @@
         </w:rPr>
         <w:t>js</w:t>
       </w:r>
+      <w:proofErr w:type="spellEnd"/>
       <w:r>
         <w:rPr>
           <w:rFonts w:ascii="Tahoma" w:eastAsia="微软雅黑" w:hAnsi="Tahoma" w:hint="eastAsia"/>
@@ -10733,6 +11649,7 @@
               </w:rPr>
               <w:t>整个</w:t>
             </w:r>
+            <w:proofErr w:type="spellStart"/>
             <w:r>
               <w:rPr>
                 <w:rFonts w:ascii="Tahoma" w:eastAsia="微软雅黑" w:hAnsi="Tahoma" w:hint="eastAsia"/>
@@ -10741,31 +11658,14 @@
               </w:rPr>
               <w:t>rmmv</w:t>
             </w:r>
-            <w:r>
-              <w:rPr>
-                <w:rFonts w:ascii="Tahoma" w:eastAsia="微软雅黑" w:hAnsi="Tahoma" w:hint="eastAsia"/>
-                <w:kern w:val="0"/>
-                <w:sz w:val="22"/>
-              </w:rPr>
-              <w:t>工程依赖的</w:t>
-            </w:r>
-            <w:proofErr w:type="gramStart"/>
-            <w:r>
-              <w:rPr>
-                <w:rFonts w:ascii="Tahoma" w:eastAsia="微软雅黑" w:hAnsi="Tahoma" w:hint="eastAsia"/>
-                <w:kern w:val="0"/>
-                <w:sz w:val="22"/>
-              </w:rPr>
-              <w:t>最</w:t>
-            </w:r>
-            <w:proofErr w:type="gramEnd"/>
-            <w:r>
-              <w:rPr>
-                <w:rFonts w:ascii="Tahoma" w:eastAsia="微软雅黑" w:hAnsi="Tahoma" w:hint="eastAsia"/>
-                <w:kern w:val="0"/>
-                <w:sz w:val="22"/>
-              </w:rPr>
-              <w:t>底层库，包含</w:t>
+            <w:proofErr w:type="spellEnd"/>
+            <w:r>
+              <w:rPr>
+                <w:rFonts w:ascii="Tahoma" w:eastAsia="微软雅黑" w:hAnsi="Tahoma" w:hint="eastAsia"/>
+                <w:kern w:val="0"/>
+                <w:sz w:val="22"/>
+              </w:rPr>
+              <w:t>工程依赖的最底层库，包含</w:t>
             </w:r>
             <w:r>
               <w:rPr>
@@ -11153,6 +12053,7 @@
                 <w:sz w:val="22"/>
               </w:rPr>
             </w:pPr>
+            <w:proofErr w:type="spellStart"/>
             <w:r>
               <w:rPr>
                 <w:rFonts w:ascii="Tahoma" w:eastAsia="微软雅黑" w:hAnsi="Tahoma" w:hint="eastAsia"/>
@@ -11161,6 +12062,7 @@
               </w:rPr>
               <w:t>rmmv</w:t>
             </w:r>
+            <w:proofErr w:type="spellEnd"/>
             <w:r>
               <w:rPr>
                 <w:rFonts w:ascii="Tahoma" w:eastAsia="微软雅黑" w:hAnsi="Tahoma" w:hint="eastAsia"/>
@@ -11246,6 +12148,7 @@
                 <w:sz w:val="22"/>
               </w:rPr>
             </w:pPr>
+            <w:proofErr w:type="spellStart"/>
             <w:r>
               <w:rPr>
                 <w:rFonts w:ascii="Tahoma" w:eastAsia="微软雅黑" w:hAnsi="Tahoma" w:hint="eastAsia"/>
@@ -11254,6 +12157,7 @@
               </w:rPr>
               <w:t>rmmv</w:t>
             </w:r>
+            <w:proofErr w:type="spellEnd"/>
             <w:r>
               <w:rPr>
                 <w:rFonts w:ascii="Tahoma" w:eastAsia="微软雅黑" w:hAnsi="Tahoma" w:hint="eastAsia"/>
@@ -11339,6 +12243,7 @@
                 <w:sz w:val="22"/>
               </w:rPr>
             </w:pPr>
+            <w:proofErr w:type="spellStart"/>
             <w:r>
               <w:rPr>
                 <w:rFonts w:ascii="Tahoma" w:eastAsia="微软雅黑" w:hAnsi="Tahoma"/>
@@ -11347,6 +12252,7 @@
               </w:rPr>
               <w:t>rmmv</w:t>
             </w:r>
+            <w:proofErr w:type="spellEnd"/>
             <w:r>
               <w:rPr>
                 <w:rFonts w:ascii="Tahoma" w:eastAsia="微软雅黑" w:hAnsi="Tahoma" w:hint="eastAsia"/>
@@ -11432,6 +12338,7 @@
                 <w:sz w:val="22"/>
               </w:rPr>
             </w:pPr>
+            <w:proofErr w:type="spellStart"/>
             <w:r>
               <w:rPr>
                 <w:rFonts w:ascii="Tahoma" w:eastAsia="微软雅黑" w:hAnsi="Tahoma" w:hint="eastAsia"/>
@@ -11440,6 +12347,7 @@
               </w:rPr>
               <w:t>rmmv</w:t>
             </w:r>
+            <w:proofErr w:type="spellEnd"/>
             <w:r>
               <w:rPr>
                 <w:rFonts w:ascii="Tahoma" w:eastAsia="微软雅黑" w:hAnsi="Tahoma" w:hint="eastAsia"/>
@@ -11525,6 +12433,7 @@
                 <w:sz w:val="22"/>
               </w:rPr>
             </w:pPr>
+            <w:proofErr w:type="spellStart"/>
             <w:r>
               <w:rPr>
                 <w:rFonts w:ascii="Tahoma" w:eastAsia="微软雅黑" w:hAnsi="Tahoma" w:hint="eastAsia"/>
@@ -11533,6 +12442,7 @@
               </w:rPr>
               <w:t>rmmv</w:t>
             </w:r>
+            <w:proofErr w:type="spellEnd"/>
             <w:r>
               <w:rPr>
                 <w:rFonts w:ascii="Tahoma" w:eastAsia="微软雅黑" w:hAnsi="Tahoma" w:hint="eastAsia"/>
@@ -11618,6 +12528,7 @@
                 <w:sz w:val="22"/>
               </w:rPr>
             </w:pPr>
+            <w:proofErr w:type="spellStart"/>
             <w:r>
               <w:rPr>
                 <w:rFonts w:ascii="Tahoma" w:eastAsia="微软雅黑" w:hAnsi="Tahoma" w:hint="eastAsia"/>
@@ -11626,6 +12537,7 @@
               </w:rPr>
               <w:t>rmmv</w:t>
             </w:r>
+            <w:proofErr w:type="spellEnd"/>
             <w:r>
               <w:rPr>
                 <w:rFonts w:ascii="Tahoma" w:eastAsia="微软雅黑" w:hAnsi="Tahoma" w:hint="eastAsia"/>
@@ -11721,6 +12633,7 @@
           <w:sz w:val="22"/>
         </w:rPr>
       </w:pPr>
+      <w:proofErr w:type="spellStart"/>
       <w:r>
         <w:rPr>
           <w:rFonts w:ascii="Tahoma" w:eastAsia="微软雅黑" w:hAnsi="Tahoma"/>
@@ -11737,6 +12650,7 @@
         </w:rPr>
         <w:t>mmv</w:t>
       </w:r>
+      <w:proofErr w:type="spellEnd"/>
       <w:r>
         <w:rPr>
           <w:rFonts w:ascii="Tahoma" w:eastAsia="微软雅黑" w:hAnsi="Tahoma"/>
@@ -11927,6 +12841,7 @@
               </w:rPr>
               <w:t xml:space="preserve">.2 </w:t>
             </w:r>
+            <w:proofErr w:type="spellStart"/>
             <w:r>
               <w:rPr>
                 <w:rFonts w:ascii="Tahoma" w:eastAsia="微软雅黑" w:hAnsi="Tahoma" w:hint="eastAsia"/>
@@ -11935,6 +12850,7 @@
               </w:rPr>
               <w:t>rmmv</w:t>
             </w:r>
+            <w:proofErr w:type="spellEnd"/>
             <w:r>
               <w:rPr>
                 <w:rFonts w:ascii="Tahoma" w:eastAsia="微软雅黑" w:hAnsi="Tahoma" w:hint="eastAsia"/>
@@ -12163,8 +13079,9 @@
           <w:kern w:val="0"/>
           <w:sz w:val="22"/>
         </w:rPr>
-        <w:t>&gt; Rmmv</w:t>
-      </w:r>
+        <w:t xml:space="preserve">&gt; </w:t>
+      </w:r>
+      <w:proofErr w:type="spellStart"/>
       <w:r>
         <w:rPr>
           <w:rFonts w:ascii="Tahoma" w:eastAsia="微软雅黑" w:hAnsi="Tahoma"/>
@@ -12172,6 +13089,16 @@
           <w:kern w:val="0"/>
           <w:sz w:val="22"/>
         </w:rPr>
+        <w:t>Rmmv</w:t>
+      </w:r>
+      <w:proofErr w:type="spellEnd"/>
+      <w:r>
+        <w:rPr>
+          <w:rFonts w:ascii="Tahoma" w:eastAsia="微软雅黑" w:hAnsi="Tahoma"/>
+          <w:color w:val="0070C0"/>
+          <w:kern w:val="0"/>
+          <w:sz w:val="22"/>
+        </w:rPr>
         <w:t>工程数据转移方法</w:t>
       </w:r>
       <w:r>
@@ -12208,6 +13135,7 @@
         </w:rPr>
         <w:t>旧</w:t>
       </w:r>
+      <w:proofErr w:type="spellStart"/>
       <w:r>
         <w:rPr>
           <w:rFonts w:ascii="Tahoma" w:eastAsia="微软雅黑" w:hAnsi="Tahoma" w:hint="eastAsia"/>
@@ -12217,6 +13145,7 @@
         </w:rPr>
         <w:t>Rmmv</w:t>
       </w:r>
+      <w:proofErr w:type="spellEnd"/>
       <w:r>
         <w:rPr>
           <w:rFonts w:ascii="Tahoma" w:eastAsia="微软雅黑" w:hAnsi="Tahoma" w:hint="eastAsia"/>
@@ -12438,6 +13367,7 @@
       </w:rPr>
       <w:t xml:space="preserve">   </w:t>
     </w:r>
+    <w:proofErr w:type="spellStart"/>
     <w:r>
       <w:rPr>
         <w:rFonts w:ascii="微软雅黑" w:eastAsia="微软雅黑" w:hAnsi="微软雅黑"/>
@@ -12445,6 +13375,7 @@
       </w:rPr>
       <w:t>drill_up</w:t>
     </w:r>
+    <w:proofErr w:type="spellEnd"/>
   </w:p>
 </w:hdr>
 </file>
